--- a/source/Documents_Code_Crafters/ML 24-25_04 Implement the visualization of permanence value_Code_Crafters_Paper.docx
+++ b/source/Documents_Code_Crafters/ML 24-25_04 Implement the visualization of permanence value_Code_Crafters_Paper.docx
@@ -296,221 +296,7 @@
           <w:sz w:val="18"/>
           <w:szCs w:val="18"/>
         </w:rPr>
-        <w:t>Hierarchical Temporal Memory (HTM) is a biologically inspired machine learning model designed to emulate the neocortex’s learning mechanisms</w:t>
-      </w:r>
-      <w:r>
-        <w:rPr>
-          <w:b/>
-          <w:bCs/>
-          <w:i/>
-          <w:iCs/>
-          <w:sz w:val="18"/>
-          <w:szCs w:val="18"/>
-        </w:rPr>
-        <w:t xml:space="preserve"> based on the sparse distributed representations. This paper proposes </w:t>
-      </w:r>
-      <w:r>
-        <w:rPr>
-          <w:b/>
-          <w:bCs/>
-          <w:i/>
-          <w:iCs/>
-          <w:sz w:val="18"/>
-          <w:szCs w:val="18"/>
-        </w:rPr>
-        <w:t>an</w:t>
-      </w:r>
-      <w:r>
-        <w:rPr>
-          <w:b/>
-          <w:bCs/>
-          <w:i/>
-          <w:iCs/>
-          <w:sz w:val="18"/>
-          <w:szCs w:val="18"/>
-        </w:rPr>
-        <w:t xml:space="preserve"> improved visualization approach to </w:t>
-      </w:r>
-      <w:r>
-        <w:rPr>
-          <w:b/>
-          <w:bCs/>
-          <w:i/>
-          <w:iCs/>
-          <w:sz w:val="18"/>
-          <w:szCs w:val="18"/>
-        </w:rPr>
-        <w:t>visualize</w:t>
-      </w:r>
-      <w:r>
-        <w:rPr>
-          <w:b/>
-          <w:bCs/>
-          <w:i/>
-          <w:iCs/>
-          <w:sz w:val="18"/>
-          <w:szCs w:val="18"/>
-        </w:rPr>
-        <w:t xml:space="preserve"> permanence value dynamics within the Spatial Pooler, enhancing interpretability and model optimization</w:t>
-      </w:r>
-      <w:r>
-        <w:rPr>
-          <w:b/>
-          <w:bCs/>
-          <w:i/>
-          <w:iCs/>
-          <w:sz w:val="18"/>
-          <w:szCs w:val="18"/>
-        </w:rPr>
-        <w:t>.</w:t>
-      </w:r>
-      <w:r>
-        <w:rPr>
-          <w:b/>
-          <w:bCs/>
-          <w:i/>
-          <w:iCs/>
-          <w:sz w:val="18"/>
-          <w:szCs w:val="18"/>
-        </w:rPr>
-        <w:t xml:space="preserve"> </w:t>
-      </w:r>
-      <w:r>
-        <w:rPr>
-          <w:b/>
-          <w:bCs/>
-          <w:i/>
-          <w:iCs/>
-          <w:sz w:val="18"/>
-          <w:szCs w:val="18"/>
-        </w:rPr>
-        <w:t xml:space="preserve">By encoding numerical </w:t>
-      </w:r>
-      <w:r>
-        <w:rPr>
-          <w:b/>
-          <w:bCs/>
-          <w:i/>
-          <w:iCs/>
-          <w:sz w:val="18"/>
-          <w:szCs w:val="18"/>
-        </w:rPr>
-        <w:t>values</w:t>
-      </w:r>
-      <w:r>
-        <w:rPr>
-          <w:b/>
-          <w:bCs/>
-          <w:i/>
-          <w:iCs/>
-          <w:sz w:val="18"/>
-          <w:szCs w:val="18"/>
-        </w:rPr>
-        <w:t>, we use the HTM Spatial Pooler to generate Sparse Distributed Representations (SDRs) and track changes in permanence over time</w:t>
-      </w:r>
-      <w:r>
-        <w:rPr>
-          <w:b/>
-          <w:bCs/>
-          <w:i/>
-          <w:iCs/>
-          <w:sz w:val="18"/>
-          <w:szCs w:val="18"/>
-        </w:rPr>
-        <w:t xml:space="preserve"> using Neocortex API’s Reconstruct method</w:t>
-      </w:r>
-      <w:r>
-        <w:rPr>
-          <w:b/>
-          <w:bCs/>
-          <w:i/>
-          <w:iCs/>
-          <w:sz w:val="18"/>
-          <w:szCs w:val="18"/>
-        </w:rPr>
-        <w:t>.</w:t>
-      </w:r>
-      <w:r>
-        <w:rPr>
-          <w:b/>
-          <w:bCs/>
-          <w:i/>
-          <w:iCs/>
-          <w:sz w:val="18"/>
-          <w:szCs w:val="18"/>
-        </w:rPr>
-        <w:t xml:space="preserve"> </w:t>
-      </w:r>
-      <w:r>
-        <w:rPr>
-          <w:b/>
-          <w:bCs/>
-          <w:i/>
-          <w:iCs/>
-          <w:sz w:val="18"/>
-          <w:szCs w:val="18"/>
-        </w:rPr>
-        <w:t xml:space="preserve">Our approach integrates advanced visualization techniques to represent </w:t>
-      </w:r>
-      <w:proofErr w:type="gramStart"/>
-      <w:r>
-        <w:rPr>
-          <w:b/>
-          <w:bCs/>
-          <w:i/>
-          <w:iCs/>
-          <w:sz w:val="18"/>
-          <w:szCs w:val="18"/>
-        </w:rPr>
-        <w:t>permanence</w:t>
-      </w:r>
-      <w:proofErr w:type="gramEnd"/>
-      <w:r>
-        <w:rPr>
-          <w:b/>
-          <w:bCs/>
-          <w:i/>
-          <w:iCs/>
-          <w:sz w:val="18"/>
-          <w:szCs w:val="18"/>
-        </w:rPr>
-        <w:t xml:space="preserve"> distributions. Through detailed analysis, we explore the impact of encoding choices and noise on permanence evolution.</w:t>
-      </w:r>
-      <w:r>
-        <w:rPr>
-          <w:rFonts w:eastAsia="Times New Roman"/>
-          <w:b/>
-          <w:bCs/>
-          <w:i/>
-          <w:iCs/>
-          <w:sz w:val="18"/>
-          <w:szCs w:val="18"/>
-        </w:rPr>
-        <w:t xml:space="preserve"> </w:t>
-      </w:r>
-      <w:r>
-        <w:rPr>
-          <w:rFonts w:eastAsia="Times New Roman"/>
-          <w:b/>
-          <w:bCs/>
-          <w:i/>
-          <w:iCs/>
-          <w:sz w:val="18"/>
-          <w:szCs w:val="18"/>
-        </w:rPr>
-        <w:t xml:space="preserve">Additionally, we extend our approach by incorporating image data as input to the HTM Spatial Pooler, analyzing its effectiveness in visual pattern recognition and reconstruction. </w:t>
-      </w:r>
-      <w:r>
-        <w:rPr>
-          <w:rFonts w:eastAsia="Times New Roman"/>
-          <w:b/>
-          <w:bCs/>
-          <w:i/>
-          <w:iCs/>
-          <w:sz w:val="18"/>
-          <w:szCs w:val="18"/>
-        </w:rPr>
-        <w:t xml:space="preserve">This research enhances the interpretability of HTM networks by providing a clear and insightful visualization of permanence values, enabling better analysis of learning dynamics and synaptic stability. </w:t>
+        <w:t>Hierarchical Temporal Memory (HTM) is a biologically inspired machine learning model designed to emulate the neocortex’s learning mechanisms based on sparse distributed representations. This paper proposes an improved visualization approach to observe permanence value dynamics within the Spatial Pooler, enhancing interpretability and model optimization. By encoding numerical values, we use the HTM Spatial Pooler to generate Sparse Distributed Representations (SDRs) and track changes in permanence over time using the Neocortex API’s Reconstruct method. We aim to improve the interpretability of permanence distributions by introducing enhanced visualization techniques. The study also investigates how encoding strategies and data variability influence permanence evolution. Furthermore, we discuss the potential of using image-based inputs within the HTM Spatial Pooler to uncover visual patterns and support meaningful reconstruction. This research enhances the interpretability of HTM networks by providing a clear and insightful visualization of permanence values, enabling better analysis of learning dynamics and synaptic stability.</w:t>
       </w:r>
       <w:r>
         <w:rPr>
@@ -625,167 +411,43 @@
     <w:p>
       <w:pPr>
         <w:pStyle w:val="BodyText"/>
+      </w:pPr>
+      <w:r>
+        <w:t>Hierarchical Temporal Memory (HTM) is a computational framework inspired by the functioning of the human neocortex. This model is developed by Numenta and specializes in recognizing temporal patterns and modeling data sequences through Sparse Distributed Representations (SDRs). Its architecture emphasizes sparsity and hierarchical processing, enabling effective learning and storage of spatial and temporal relationships.</w:t>
+      </w:r>
+    </w:p>
+    <w:p>
+      <w:pPr>
+        <w:pStyle w:val="BodyText"/>
+      </w:pPr>
+      <w:r>
+        <w:t>The neocortex is the brain’s center of intelligence and is designed to model complex data sequences. By leveraging temporal hierarchy and sparsity, HTM introduces a groundbreaking technique to machine learning. Drawing parallels to the neocortex, HTM aims to replicate some of the brain's sophisticated learning mechanisms in artificial intelligence.</w:t>
+      </w:r>
+    </w:p>
+    <w:p>
+      <w:pPr>
+        <w:pStyle w:val="BodyText"/>
+      </w:pPr>
+      <w:r>
+        <w:t>The Spatial Pooler (SP), a core component of Hierarchical Temporal Memory (HTM), plays a pivotal role in converting raw input data into Sparse Distributed Representations (SDRs). This process mirrors the brain's own mechanism for encoding information, offering more than just a mathematical representation. By utilizing sparsity and distribution, like the neocortex, these SDRs facilitate efficient pattern recognition and information storage.</w:t>
+      </w:r>
+    </w:p>
+    <w:p>
+      <w:pPr>
+        <w:pStyle w:val="BodyText"/>
         <w:rPr>
           <w:color w:val="FF0000"/>
           <w:lang w:val="en-US"/>
         </w:rPr>
       </w:pPr>
       <w:r>
-        <w:t xml:space="preserve">Hierarchical Temporal Memory (HTM) is a computational framework inspired by the functioning of the human neocortex. This model is developed by </w:t>
-      </w:r>
-      <w:proofErr w:type="spellStart"/>
-      <w:r>
-        <w:t>Numenta</w:t>
-      </w:r>
-      <w:proofErr w:type="spellEnd"/>
-      <w:r>
-        <w:t xml:space="preserve"> that specializes in recognizing temporal patterns and modeling data sequences through Sparse Distributed Representations (SDRs). Its architecture emphasizes sparsity and hierarchical processing, enabling effective learning and storage of spatial and temporal relationships.</w:t>
-      </w:r>
-    </w:p>
-    <w:p>
-      <w:pPr>
-        <w:pStyle w:val="BodyText"/>
-        <w:rPr>
-          <w:lang w:val="en-US"/>
-        </w:rPr>
-      </w:pPr>
-      <w:r>
-        <w:rPr>
-          <w:lang w:val="en-US"/>
-        </w:rPr>
-        <w:t xml:space="preserve">Neocortex is the brain’s center of </w:t>
-      </w:r>
-      <w:r>
-        <w:rPr>
-          <w:lang w:val="en-US"/>
-        </w:rPr>
-        <w:t>intelligence and</w:t>
-      </w:r>
-      <w:r>
-        <w:rPr>
-          <w:lang w:val="en-US"/>
-        </w:rPr>
-        <w:t xml:space="preserve"> is designed to model complex data sequences. By leveraging temporal hierarchy and sparsity, HTM introduces a </w:t>
-      </w:r>
-      <w:r>
-        <w:t>groundbreaking technique</w:t>
-      </w:r>
-      <w:r>
-        <w:rPr>
-          <w:lang w:val="en-US"/>
-        </w:rPr>
-        <w:t xml:space="preserve"> to machine learning</w:t>
-      </w:r>
-      <w:r>
-        <w:rPr>
-          <w:lang w:val="en-US"/>
-        </w:rPr>
-        <w:t>. By drawing parallels to the neocortex, HTM aims to replicate some of the brain's sophisticated learning mechanisms in artificial intelligence.</w:t>
-      </w:r>
-    </w:p>
-    <w:p>
-      <w:pPr>
-        <w:pStyle w:val="BodyText"/>
-        <w:rPr>
-          <w:lang w:val="en-US"/>
-        </w:rPr>
-      </w:pPr>
-      <w:r>
-        <w:rPr>
-          <w:lang w:val="en-US"/>
-        </w:rPr>
-        <w:t xml:space="preserve">The Spatial Pooler (SP), a core component of Hierarchical Temporal Memory (HTM), plays a pivotal role in converting raw input data into Sparse Distributed Representations (SDRs). This process mirrors the brain's own mechanism for encoding information, offering more than just a mathematical representation. By utilizing sparsity and distribution, </w:t>
-      </w:r>
-      <w:r>
-        <w:rPr>
-          <w:lang w:val="en-US"/>
-        </w:rPr>
-        <w:t>like</w:t>
-      </w:r>
-      <w:r>
-        <w:rPr>
-          <w:lang w:val="en-US"/>
-        </w:rPr>
-        <w:t xml:space="preserve"> the neocortex, these SDRs facilitate efficient pattern recognition and information storage.</w:t>
-      </w:r>
-    </w:p>
-    <w:p>
-      <w:pPr>
-        <w:pStyle w:val="BodyText"/>
-      </w:pPr>
-      <w:r>
-        <w:t>In this paper, we provide an in-depth analysis of how the Spatial Pooler and Reconstruct()</w:t>
+        <w:t>In this context, we aim to deepen the understanding of how the Spatial Pooler contributes to reconstructing input patterns by observing the evolution of permanence values across different types of data. The study emphasizes the importance of permanence in capturing the learning dynamics within HTM, offering insights into the system's capacity for retaining and adapting to temporal patterns.</w:t>
       </w:r>
       <w:r>
         <w:t xml:space="preserve"> </w:t>
       </w:r>
       <w:r>
-        <w:t>function</w:t>
-      </w:r>
-      <w:r>
-        <w:t xml:space="preserve"> of </w:t>
-      </w:r>
-      <w:r>
-        <w:rPr>
-          <w:lang w:val="en-US"/>
-        </w:rPr>
-        <w:t>“</w:t>
-      </w:r>
-      <w:proofErr w:type="spellStart"/>
-      <w:r>
-        <w:rPr>
-          <w:lang w:val="en-US"/>
-        </w:rPr>
-        <w:t>NeocortexApi</w:t>
-      </w:r>
-      <w:proofErr w:type="spellEnd"/>
-      <w:r>
-        <w:rPr>
-          <w:lang w:val="en-US"/>
-        </w:rPr>
-        <w:t>”</w:t>
-      </w:r>
-      <w:r>
-        <w:t xml:space="preserve"> work together to achieve accurate input reconstruction, emphasizing the visualization of permanence evolution across different data types. This research enriches our understanding of HTM's reconstructive potential, offering new insights into how encoded representations evolve and are interpreted. </w:t>
-      </w:r>
-    </w:p>
-    <w:p>
-      <w:pPr>
-        <w:pStyle w:val="BodyText"/>
-      </w:pPr>
-      <w:r>
-        <w:t>Parallel to this, we explore the visualization of permanence values, a crucial aspect of understanding how the Spatial Pooler functions at a deeper level. Permanence values, which govern the stability of synaptic connections, evolve during learning and can be visualized in various forms.</w:t>
-      </w:r>
-    </w:p>
-    <w:p>
-      <w:pPr>
-        <w:pStyle w:val="BodyText"/>
-        <w:rPr>
-          <w:color w:val="FF0000"/>
-          <w:lang w:val="en-US"/>
-        </w:rPr>
-      </w:pPr>
-      <w:r>
-        <w:rPr>
-          <w:lang w:val="en-US"/>
-        </w:rPr>
-        <w:t>Furthermore</w:t>
-      </w:r>
-      <w:r>
-        <w:t>, we examine two distinct representations of permanence values: for image data input and numerical inputs.</w:t>
-      </w:r>
-      <w:r>
-        <w:rPr>
-          <w:spacing w:val="0"/>
-          <w:lang w:val="en-US" w:eastAsia="en-US"/>
-        </w:rPr>
-        <w:t xml:space="preserve"> </w:t>
-      </w:r>
-      <w:r>
-        <w:rPr>
-          <w:lang w:val="en-US"/>
-        </w:rPr>
-        <w:t>These visualizations help illustrate how the permanence values change as the input sequences are reconstructed, providing a clearer understanding of the learning dynamics in HTM.</w:t>
+        <w:t>A particular focus is placed on visualizing these permanence changes, which reflect the stability and strength of synaptic connections as learning progresses. By examining both numerical and image-based inputs, we highlight how different data modalities influence the behavior and structure of permanence values. These perspectives provide a foundational understanding of how HTM models form, adapt, and preserve learned representations.</w:t>
       </w:r>
     </w:p>
     <w:bookmarkEnd w:id="0"/>
@@ -831,7 +493,7 @@
               <w:noProof/>
               <w:lang w:val="en-US"/>
             </w:rPr>
-            <w:instrText xml:space="preserve"> CITATION DGe05 \l 1033 </w:instrText>
+            <w:instrText xml:space="preserve">CITATION DGe05 \l 1033 </w:instrText>
           </w:r>
           <w:r>
             <w:rPr>
@@ -893,7 +555,7 @@
             <w:rPr>
               <w:lang w:val="en-US"/>
             </w:rPr>
-            <w:instrText xml:space="preserve"> CITATION JHa11 \l 1033 </w:instrText>
+            <w:instrText xml:space="preserve">CITATION JHa11 \l 1033 </w:instrText>
           </w:r>
           <w:r>
             <w:rPr>
@@ -936,20 +598,24 @@
         </w:rPr>
         <w:t>The hierarchical nature of HTM enables it to process information at multiple levels, mimicking how the brain processes sensory inputs. It effectively captures spatial and temporal correlations in data, making it highly suitable for tasks that require sequence learning, such as time-series forecasting, anomaly detection, and pattern recognition. HTM's distinct approach to continuous learning, combined with its ability to handle noisy and incomplete data, sets it apart from traditional deep learning models.</w:t>
       </w:r>
-    </w:p>
-    <w:p>
-      <w:pPr>
-        <w:pStyle w:val="BodyText"/>
+      <w:r>
         <w:rPr>
           <w:lang w:val="en-US"/>
         </w:rPr>
-      </w:pPr>
+        <w:t xml:space="preserve"> </w:t>
+      </w:r>
       <w:r>
         <w:rPr>
           <w:lang w:val="en-US"/>
         </w:rPr>
+        <w:t xml:space="preserve">SDRs serve as the fundamental representation mechanism in HTM, playing a crucial role in encoding and processing information. Unlike dense representations, SDRs use a sparse and distributed encoding approach, which enhances the model's fault </w:t>
+      </w:r>
+      <w:r>
+        <w:rPr>
+          <w:lang w:val="en-US"/>
+        </w:rPr>
         <w:lastRenderedPageBreak/>
-        <w:t xml:space="preserve">SDRs serve as the fundamental representation mechanism in HTM, playing a crucial role in encoding and processing information. Unlike dense representations, SDRs use a sparse and distributed encoding approach, which enhances the model's fault tolerance, generalization capability, and robustness to noise. Ahmad and Hawkins </w:t>
+        <w:t xml:space="preserve">tolerance, generalization capability, and robustness to noise. Ahmad and Hawkins </w:t>
       </w:r>
       <w:sdt>
         <w:sdtPr>
@@ -970,7 +636,7 @@
             <w:rPr>
               <w:lang w:val="en-US"/>
             </w:rPr>
-            <w:instrText xml:space="preserve"> CITATION SAh15 \l 1033 </w:instrText>
+            <w:instrText xml:space="preserve">CITATION SAh15 \l 1033 </w:instrText>
           </w:r>
           <w:r>
             <w:rPr>
@@ -1032,7 +698,7 @@
             <w:rPr>
               <w:lang w:val="en-US"/>
             </w:rPr>
-            <w:instrText xml:space="preserve"> CITATION Ped20 \l 1033 </w:instrText>
+            <w:instrText xml:space="preserve">CITATION Ped20 \l 1033 </w:instrText>
           </w:r>
           <w:r>
             <w:rPr>
@@ -1061,28 +727,18 @@
         </w:rPr>
         <w:t xml:space="preserve"> compared SDRs with traditional dense embeddings and found that SDRs provide superior interpretability and resilience against noise, making them more suitable for tasks that require high levels of reliability and robustness.</w:t>
       </w:r>
-    </w:p>
-    <w:p>
-      <w:pPr>
-        <w:pStyle w:val="BodyText"/>
+      <w:r>
         <w:rPr>
           <w:lang w:val="en-US"/>
         </w:rPr>
-      </w:pPr>
+        <w:t xml:space="preserve"> </w:t>
+      </w:r>
       <w:r>
         <w:rPr>
           <w:lang w:val="en-US"/>
         </w:rPr>
         <w:t>Moreover, SDRs enable continuous learning by allowing the model to update its knowledge incrementally without catastrophic forgetting, a common issue in artificial neural networks. This feature enhances HTM's adaptability to dynamic environments, making it a viable solution for real-time data processing applications.</w:t>
       </w:r>
-    </w:p>
-    <w:p>
-      <w:pPr>
-        <w:pStyle w:val="BodyText"/>
-        <w:rPr>
-          <w:lang w:val="en-US"/>
-        </w:rPr>
-      </w:pPr>
     </w:p>
     <w:p>
       <w:pPr>
@@ -1116,7 +772,7 @@
             <w:rPr>
               <w:lang w:val="en-US"/>
             </w:rPr>
-            <w:instrText xml:space="preserve"> CITATION YCu16 \l 1033 </w:instrText>
+            <w:instrText xml:space="preserve">CITATION YCu16 \l 1033 </w:instrText>
           </w:r>
           <w:r>
             <w:rPr>
@@ -1145,33 +801,17 @@
         </w:rPr>
         <w:t xml:space="preserve"> emphasized the significance of encoders in HTM, noting that an effective encoding strategy ensures that similar inputs produce overlapping SDRs, facilitating robust pattern recognition and sequence learning.</w:t>
       </w:r>
-    </w:p>
-    <w:p>
-      <w:pPr>
-        <w:pStyle w:val="BodyText"/>
+      <w:r>
         <w:rPr>
           <w:lang w:val="en-US"/>
         </w:rPr>
-      </w:pPr>
+        <w:t xml:space="preserve"> </w:t>
+      </w:r>
       <w:r>
         <w:rPr>
           <w:lang w:val="en-US"/>
         </w:rPr>
-        <w:t xml:space="preserve">HTM utilizes various encoding techniques, including scalar encoding, categorical encoding, and temporal encoding, to handle different data formats. Each encoding method is designed to retain essential input features while minimizing information loss. For instance, scalar encoders are widely used for numerical data, ensuring that nearby values produce highly similar SDRs, which </w:t>
-      </w:r>
-      <w:proofErr w:type="gramStart"/>
-      <w:r>
-        <w:rPr>
-          <w:lang w:val="en-US"/>
-        </w:rPr>
-        <w:t>aids</w:t>
-      </w:r>
-      <w:proofErr w:type="gramEnd"/>
-      <w:r>
-        <w:rPr>
-          <w:lang w:val="en-US"/>
-        </w:rPr>
-        <w:t xml:space="preserve"> in temporal learning.</w:t>
+        <w:t>HTM utilizes various encoding techniques, including scalar encoding, categorical encoding, and temporal encoding, to handle different data formats. Each encoding method is designed to retain essential input features while minimizing information loss. For instance, scalar encoders are widely used for numerical data, ensuring that nearby values produce highly similar SDRs, which aids in temporal learning.</w:t>
       </w:r>
     </w:p>
     <w:p>
@@ -1186,7 +826,25 @@
         <w:rPr>
           <w:lang w:val="en-US"/>
         </w:rPr>
-        <w:t xml:space="preserve">Yavuz et al. </w:t>
+        <w:tab/>
+      </w:r>
+      <w:r>
+        <w:rPr>
+          <w:lang w:val="en-US"/>
+        </w:rPr>
+        <w:t>Hawkins</w:t>
+      </w:r>
+      <w:r>
+        <w:rPr>
+          <w:lang w:val="en-US"/>
+        </w:rPr>
+        <w:t xml:space="preserve"> </w:t>
+      </w:r>
+      <w:r>
+        <w:rPr>
+          <w:lang w:val="en-US"/>
+        </w:rPr>
+        <w:t xml:space="preserve">et al. </w:t>
       </w:r>
       <w:sdt>
         <w:sdtPr>
@@ -1207,7 +865,7 @@
             <w:rPr>
               <w:lang w:val="en-US"/>
             </w:rPr>
-            <w:instrText xml:space="preserve"> CITATION MYa18 \l 1033 </w:instrText>
+            <w:instrText xml:space="preserve">CITATION MYa18 \l 1033 </w:instrText>
           </w:r>
           <w:r>
             <w:rPr>
@@ -1234,13 +892,8 @@
         <w:rPr>
           <w:lang w:val="en-US"/>
         </w:rPr>
-        <w:t xml:space="preserve"> explored optimization techniques for encoders, focusing on improving the efficiency and accuracy of the transformation process. Their research highlighted the importance of parameter tuning in encoders to maximize HTM's learning capabilities while maintaining computational efficiency. Properly designed encoders contribute to HTM's ability to generalize across different input domains, reinforcing its versatility in handling structured and unstructured data.</w:t>
-      </w:r>
-    </w:p>
-    <w:p>
-      <w:pPr>
-        <w:jc w:val="both"/>
-      </w:pPr>
+        <w:t xml:space="preserve"> explored optimization techniques for encoders, focusing on improving the efficiency and accuracy of the transformation process. Their research highlighted the importance of parameter tuning in encoders to maximize HTM's learning capabilities while maintaining computational efficiency. Properly designed encoders contribute to HTM's ability to generalize across different input domains, reinforcing its versatility in handling structured and unstructured data</w:t>
+      </w:r>
     </w:p>
     <w:p>
       <w:pPr>
@@ -1253,7 +906,25 @@
         <w:rPr>
           <w:lang w:val="en-US"/>
         </w:rPr>
-        <w:t xml:space="preserve">Input reconstruction refers to the ability of a system to recreate original inputs from their internal representations. In HTM, this process involves reconstructing input data from SDRs, leveraging the sparsity and distributed nature of the representations to achieve accurate reconstructions. Lewis et al. </w:t>
+        <w:t xml:space="preserve">Input reconstruction refers to the ability of a system to recreate original inputs from their internal representations. In HTM, this process involves reconstructing input data from SDRs, leveraging the sparsity and distributed nature of the representations to achieve accurate reconstructions. </w:t>
+      </w:r>
+      <w:r>
+        <w:rPr>
+          <w:lang w:val="en-US"/>
+        </w:rPr>
+        <w:t>Richards</w:t>
+      </w:r>
+      <w:r>
+        <w:rPr>
+          <w:lang w:val="en-US"/>
+        </w:rPr>
+        <w:t xml:space="preserve"> </w:t>
+      </w:r>
+      <w:r>
+        <w:rPr>
+          <w:lang w:val="en-US"/>
+        </w:rPr>
+        <w:t xml:space="preserve">et al. </w:t>
       </w:r>
       <w:sdt>
         <w:sdtPr>
@@ -1274,7 +945,7 @@
             <w:rPr>
               <w:lang w:val="en-US"/>
             </w:rPr>
-            <w:instrText xml:space="preserve"> CITATION MLe20 \l 1033 </w:instrText>
+            <w:instrText xml:space="preserve">CITATION MLe20 \l 1033 </w:instrText>
           </w:r>
           <w:r>
             <w:rPr>
@@ -1315,14 +986,26 @@
         <w:rPr>
           <w:lang w:val="en-US"/>
         </w:rPr>
-        <w:t xml:space="preserve">HTM-based input reconstruction is particularly valuable in applications such as error correction, missing data imputation, and signal restoration. Due to its ability to maintain essential features of input data, HTM can reconstruct meaningful representations even when portions of the input are lost or corrupted. Mhatre et al. </w:t>
+        <w:t xml:space="preserve">HTM-based input reconstruction is particularly valuable in applications such as error correction, missing data imputation, and signal restoration. Due to its ability to maintain essential features of input data, HTM can reconstruct meaningful representations even when portions of the input are lost or corrupted. </w:t>
+      </w:r>
+      <w:r>
+        <w:rPr>
+          <w:lang w:val="en-US"/>
+        </w:rPr>
+        <w:t>James Mnatzaganian</w:t>
+      </w:r>
+      <w:r>
+        <w:rPr>
+          <w:lang w:val="en-US"/>
+        </w:rPr>
+        <w:t xml:space="preserve"> et al. </w:t>
       </w:r>
       <w:sdt>
         <w:sdtPr>
           <w:rPr>
             <w:lang w:val="en-US"/>
           </w:rPr>
-          <w:id w:val="-1485695911"/>
+          <w:id w:val="-1705167368"/>
           <w:citation/>
         </w:sdtPr>
         <w:sdtContent>
@@ -1334,6 +1017,7 @@
           </w:r>
           <w:r>
             <w:rPr>
+              <w:noProof/>
               <w:lang w:val="en-US"/>
             </w:rPr>
             <w:instrText xml:space="preserve"> CITATION PMh21 \l 1033 </w:instrText>
@@ -1363,7 +1047,31 @@
         <w:rPr>
           <w:lang w:val="en-US"/>
         </w:rPr>
-        <w:t xml:space="preserve"> applied HTM-based reconstruction techniques to spatial mapping tasks, showcasing the model's ability to learn and recreate spatial environments accurately. Their findings highlight HTM's potential in fields such as robotics and navigation, where spatial awareness and reconstruction capabilities are critical.</w:t>
+        <w:t xml:space="preserve"> </w:t>
+      </w:r>
+      <w:r>
+        <w:rPr>
+          <w:lang w:val="en-US"/>
+        </w:rPr>
+        <w:t xml:space="preserve">applied HTM-based reconstruction techniques to spatial mapping tasks, showcasing the model's ability to learn and recreate spatial environments accurately. Their findings highlight </w:t>
+      </w:r>
+      <w:r>
+        <w:rPr>
+          <w:lang w:val="en-US"/>
+        </w:rPr>
+        <w:t>HTM's potential in fields such as robotics and navigation, where spatial awareness and reconstruction capabilities are critical.</w:t>
+      </w:r>
+      <w:r>
+        <w:rPr>
+          <w:lang w:val="en-US"/>
+        </w:rPr>
+        <w:t xml:space="preserve"> </w:t>
+      </w:r>
+      <w:r>
+        <w:rPr>
+          <w:lang w:val="en-US"/>
+        </w:rPr>
+        <w:t>Unlike traditional machine learning models that rely on predefined mappings for reconstruction, HTM dynamically learns patterns and adapts its internal representations, making it highly robust in environments where data variability is high. This ability to reconstruct inputs with minimal data loss enhances HTM's applicability in various domains requiring reliable data interpretation.</w:t>
       </w:r>
     </w:p>
     <w:p>
@@ -1377,7 +1085,58 @@
         <w:rPr>
           <w:lang w:val="en-US"/>
         </w:rPr>
-        <w:t>Unlike traditional machine learning models that rely on predefined mappings for reconstruction, HTM dynamically learns patterns and adapts its internal representations, making it highly robust in environments where data variability is high. This ability to reconstruct inputs with minimal data loss enhances HTM's applicability in various domains requiring reliable data interpretation.</w:t>
+        <w:t xml:space="preserve">HTM has also been explored in natural language processing (NLP). </w:t>
+      </w:r>
+      <w:r>
+        <w:rPr>
+          <w:lang w:val="en-US"/>
+        </w:rPr>
+        <w:t>Han</w:t>
+      </w:r>
+      <w:r>
+        <w:rPr>
+          <w:lang w:val="en-US"/>
+        </w:rPr>
+        <w:t xml:space="preserve"> </w:t>
+      </w:r>
+      <w:r>
+        <w:rPr>
+          <w:lang w:val="en-US"/>
+        </w:rPr>
+        <w:t xml:space="preserve">et al. </w:t>
+      </w:r>
+      <w:r>
+        <w:rPr>
+          <w:noProof/>
+          <w:lang w:val="en-US"/>
+        </w:rPr>
+        <w:t>[</w:t>
+      </w:r>
+      <w:r>
+        <w:rPr>
+          <w:noProof/>
+          <w:lang w:val="en-US"/>
+        </w:rPr>
+        <w:t>9</w:t>
+      </w:r>
+      <w:r>
+        <w:rPr>
+          <w:noProof/>
+          <w:lang w:val="en-US"/>
+        </w:rPr>
+        <w:t>]</w:t>
+      </w:r>
+      <w:r>
+        <w:rPr>
+          <w:lang w:val="en-US"/>
+        </w:rPr>
+        <w:t xml:space="preserve"> </w:t>
+      </w:r>
+      <w:r>
+        <w:rPr>
+          <w:lang w:val="en-US"/>
+        </w:rPr>
+        <w:t>investigated the use of HTM in language modeling, leveraging encoders to transform textual data into SDRs. Their findings indicate that HTM can effectively capture linguistic patterns, enabling improved text classification, sentiment analysis, and contextual understanding. Unlike conventional deep learning approaches that require extensive labeled data, HTM's unsupervised learning paradigm allows it to process and analyze text with minimal supervision, making it a cost-effective alternative for NLP applications.</w:t>
       </w:r>
     </w:p>
     <w:p>
@@ -1387,143 +1146,11 @@
           <w:lang w:val="en-US"/>
         </w:rPr>
       </w:pPr>
-    </w:p>
-    <w:p>
-      <w:pPr>
-        <w:pStyle w:val="BodyText"/>
+      <w:r>
         <w:rPr>
           <w:lang w:val="en-US"/>
         </w:rPr>
-      </w:pPr>
-      <w:r>
-        <w:rPr>
-          <w:lang w:val="en-US"/>
-        </w:rPr>
-        <w:t xml:space="preserve">The integration of HTM, SDRs, encoders, and input reconstruction has led to significant advancements across multiple fields. One of the most prominent applications of HTM is in anomaly detection, where its continuous learning capabilities enable real-time identification of abnormal patterns. Vetrivel et al. </w:t>
-      </w:r>
-      <w:sdt>
-        <w:sdtPr>
-          <w:rPr>
-            <w:lang w:val="en-US"/>
-          </w:rPr>
-          <w:id w:val="1674533399"/>
-          <w:citation/>
-        </w:sdtPr>
-        <w:sdtContent>
-          <w:r>
-            <w:rPr>
-              <w:lang w:val="en-US"/>
-            </w:rPr>
-            <w:fldChar w:fldCharType="begin"/>
-          </w:r>
-          <w:r>
-            <w:rPr>
-              <w:lang w:val="en-US"/>
-            </w:rPr>
-            <w:instrText xml:space="preserve"> CITATION RVe23 \l 1033 </w:instrText>
-          </w:r>
-          <w:r>
-            <w:rPr>
-              <w:lang w:val="en-US"/>
-            </w:rPr>
-            <w:fldChar w:fldCharType="separate"/>
-          </w:r>
-          <w:r>
-            <w:rPr>
-              <w:noProof/>
-              <w:lang w:val="en-US"/>
-            </w:rPr>
-            <w:t>[9]</w:t>
-          </w:r>
-          <w:r>
-            <w:rPr>
-              <w:lang w:val="en-US"/>
-            </w:rPr>
-            <w:fldChar w:fldCharType="end"/>
-          </w:r>
-        </w:sdtContent>
-      </w:sdt>
-      <w:r>
-        <w:rPr>
-          <w:lang w:val="en-US"/>
-        </w:rPr>
-        <w:t xml:space="preserve"> applied HTM models to streaming data anomaly detection, demonstrating the system's ability to adapt to changing patterns and detect deviations effectively. Their study highlighted HTM's advantage over traditional anomaly detection techniques, particularly in environments where data distributions change dynamically.</w:t>
-      </w:r>
-    </w:p>
-    <w:p>
-      <w:pPr>
-        <w:pStyle w:val="BodyText"/>
-        <w:rPr>
-          <w:lang w:val="en-US"/>
-        </w:rPr>
-      </w:pPr>
-      <w:r>
-        <w:rPr>
-          <w:lang w:val="en-US"/>
-        </w:rPr>
-        <w:t xml:space="preserve">HTM has also been explored in natural language processing (NLP). Dubey et al. </w:t>
-      </w:r>
-      <w:sdt>
-        <w:sdtPr>
-          <w:rPr>
-            <w:lang w:val="en-US"/>
-          </w:rPr>
-          <w:id w:val="457302395"/>
-          <w:citation/>
-        </w:sdtPr>
-        <w:sdtContent>
-          <w:r>
-            <w:rPr>
-              <w:lang w:val="en-US"/>
-            </w:rPr>
-            <w:fldChar w:fldCharType="begin"/>
-          </w:r>
-          <w:r>
-            <w:rPr>
-              <w:lang w:val="en-US"/>
-            </w:rPr>
-            <w:instrText xml:space="preserve"> CITATION MDu22 \l 1033 </w:instrText>
-          </w:r>
-          <w:r>
-            <w:rPr>
-              <w:lang w:val="en-US"/>
-            </w:rPr>
-            <w:fldChar w:fldCharType="separate"/>
-          </w:r>
-          <w:r>
-            <w:rPr>
-              <w:noProof/>
-              <w:lang w:val="en-US"/>
-            </w:rPr>
-            <w:t>[10]</w:t>
-          </w:r>
-          <w:r>
-            <w:rPr>
-              <w:lang w:val="en-US"/>
-            </w:rPr>
-            <w:fldChar w:fldCharType="end"/>
-          </w:r>
-        </w:sdtContent>
-      </w:sdt>
-      <w:r>
-        <w:rPr>
-          <w:lang w:val="en-US"/>
-        </w:rPr>
-        <w:t xml:space="preserve"> investigated the use of HTM in language modeling, leveraging encoders to transform textual data into SDRs. Their findings indicate that HTM can effectively capture linguistic patterns, enabling improved text classification, sentiment analysis, and contextual understanding. Unlike conventional deep learning approaches that require extensive labeled data, HTM's unsupervised learning paradigm allows it to process and analyze text with minimal supervision, making it a cost-effective alternative for NLP applications.</w:t>
-      </w:r>
-    </w:p>
-    <w:p>
-      <w:pPr>
-        <w:pStyle w:val="BodyText"/>
-        <w:rPr>
-          <w:lang w:val="en-US"/>
-        </w:rPr>
-      </w:pPr>
-      <w:r>
-        <w:rPr>
-          <w:lang w:val="en-US"/>
-        </w:rPr>
-        <w:t>Beyond anomaly detection and NLP, HTM has shown promise in fields such as robotics, cybersecurity, and biomedical signal analysis. Its ability to handle high-dimensional, temporal data makes it an attractive option for industries requiring real-time decision-making and adaptive learning. Furthermore, ongoing research continues to refine HTM's algorithms, focusing on enhancing its computational efficiency and scalability for large-scale implementations.</w:t>
+        <w:t>HTM has shown promise in fields such as robotics, cybersecurity, and biomedical signal analysis. Its ability to handle high-dimensional, temporal data makes it an attractive option for industries requiring real-time decision-making and adaptive learning. Furthermore, ongoing research continues to refine HTM's algorithms, focusing on enhancing its computational efficiency and scalability for large-scale implementations.</w:t>
       </w:r>
     </w:p>
     <w:p>
@@ -1558,21 +1185,21 @@
         <w:rPr>
           <w:lang w:val="en-US"/>
         </w:rPr>
-        <w:t xml:space="preserve">Our approach focuses on accurately reconstructing original input data using the Hierarchical Temporal Memory (HTM) framework and the Neocortex API’s </w:t>
-      </w:r>
-      <w:proofErr w:type="gramStart"/>
-      <w:r>
+        <w:t>Our approach focuses on accurately reconstructing original input data using the Hierarchical Temporal Memory (HTM) framework and the Neocortex API’s Reconstruct() method.</w:t>
+      </w:r>
+    </w:p>
+    <w:p>
+      <w:pPr>
+        <w:pStyle w:val="BodyText"/>
         <w:rPr>
           <w:lang w:val="en-US"/>
         </w:rPr>
-        <w:t>Reconstruct(</w:t>
-      </w:r>
-      <w:proofErr w:type="gramEnd"/>
+      </w:pPr>
       <w:r>
         <w:rPr>
           <w:lang w:val="en-US"/>
         </w:rPr>
-        <w:t>) method.</w:t>
+        <w:t>Initially, diverse input data types, including numerical values (0–99) and images, are processed. Image data is first binarized using an Image Binarizer, converting them into binary representations.</w:t>
       </w:r>
     </w:p>
     <w:p>
@@ -1586,21 +1213,63 @@
         <w:rPr>
           <w:lang w:val="en-US"/>
         </w:rPr>
-        <w:t xml:space="preserve">Initially, diverse input data types, including numerical values (0–99) and images, are processed. Image data is first binarized using an Image </w:t>
-      </w:r>
-      <w:proofErr w:type="spellStart"/>
-      <w:r>
+        <w:t>Next, all input data undergo transformation into int[] arrays consisting solely of 0s and 1s. These binary-encoded arrays serve as the input for our experiment. The HTM Spatial Pooler is then employed to convert these encoded arrays into Sparse Distributed Representations (SDRs), which capture the essential features of the input in a sparse and distributed manner.</w:t>
+      </w:r>
+    </w:p>
+    <w:p>
+      <w:pPr>
+        <w:pStyle w:val="BodyText"/>
         <w:rPr>
           <w:lang w:val="en-US"/>
         </w:rPr>
-        <w:t>Binarizer</w:t>
-      </w:r>
-      <w:proofErr w:type="spellEnd"/>
+      </w:pPr>
       <w:r>
         <w:rPr>
           <w:lang w:val="en-US"/>
         </w:rPr>
-        <w:t>, converting them into binary representations.</w:t>
+        <w:t>Once the SDRs are generated, the reconstruction process begins. Utilizing the Neocortex API’s Reconstruct() method, the original encoded representations are reconstructed based on the permanence values derived from the reconstruction process.</w:t>
+      </w:r>
+      <w:r>
+        <w:rPr>
+          <w:lang w:val="en-US"/>
+        </w:rPr>
+        <w:t xml:space="preserve"> </w:t>
+      </w:r>
+      <w:r>
+        <w:rPr>
+          <w:lang w:val="en-US"/>
+        </w:rPr>
+        <w:t>This step aims to restore the structure of the original int[] arrays with high fidelity</w:t>
+      </w:r>
+      <w:r>
+        <w:rPr>
+          <w:lang w:val="en-US"/>
+        </w:rPr>
+        <w:t xml:space="preserve"> </w:t>
+      </w:r>
+      <w:r>
+        <w:rPr>
+          <w:lang w:val="en-US"/>
+        </w:rPr>
+        <w:t>(Figure</w:t>
+      </w:r>
+      <w:r>
+        <w:rPr>
+          <w:lang w:val="en-US"/>
+        </w:rPr>
+        <w:t xml:space="preserve"> </w:t>
+      </w:r>
+      <w:r>
+        <w:rPr>
+          <w:lang w:val="en-US"/>
+        </w:rPr>
+        <w:t>1)</w:t>
+      </w:r>
+      <w:r>
+        <w:rPr>
+          <w:lang w:val="en-US"/>
+        </w:rPr>
+        <w:t>.</w:t>
       </w:r>
     </w:p>
     <w:p>
@@ -1614,29 +1283,397 @@
         <w:rPr>
           <w:lang w:val="en-US"/>
         </w:rPr>
+        <w:t>To evaluate reconstruction accuracy, we employ two primary visualizations: heatmaps and int[] sequence comparisons. Additionally, a similarity check is performed between the original and reconstructed input arrays, measuring the effectiveness of the HTM algorithm in preserving the structural integrity of the input data.</w:t>
+      </w:r>
+    </w:p>
+    <w:p>
+      <w:pPr>
+        <w:pStyle w:val="BodyText"/>
+        <w:rPr>
+          <w:lang w:val="en-US"/>
+        </w:rPr>
+      </w:pPr>
+      <w:r>
+        <w:rPr>
+          <w:lang w:val="en-US"/>
+        </w:rPr>
+        <w:t xml:space="preserve">The ultimate goal of our methodology is to assess the HTM framework’s capability in reconstructing inputs using </w:t>
+      </w:r>
+      <w:r>
+        <w:rPr>
+          <w:lang w:val="en-US"/>
+        </w:rPr>
         <w:lastRenderedPageBreak/>
-        <w:t xml:space="preserve">Next, all input data undergo transformation into </w:t>
-      </w:r>
-      <w:proofErr w:type="gramStart"/>
-      <w:r>
-        <w:rPr>
+        <w:t>the Neocortex API’s Reconstruct() method, ensuring the faithful recreation of the original encoded representations.</w:t>
+      </w:r>
+    </w:p>
+    <w:p>
+      <w:pPr>
+        <w:pStyle w:val="BodyText"/>
+        <w:ind w:firstLine="0"/>
+        <w:rPr>
+          <w:i/>
+          <w:iCs/>
+          <w:color w:val="FF0000"/>
+        </w:rPr>
+      </w:pPr>
+      <w:r>
+        <w:rPr>
+          <w:noProof/>
           <w:lang w:val="en-US"/>
         </w:rPr>
-        <w:t>int[</w:t>
-      </w:r>
-      <w:proofErr w:type="gramEnd"/>
-      <w:r>
-        <w:rPr>
-          <w:lang w:val="en-US"/>
-        </w:rPr>
-        <w:t>] arrays consisting solely of 0s and 1s. These binary-encoded arrays serve as the input for our experiment. The HTM Spatial Pooler is then employed to convert these encoded arrays into Sparse Distributed Representations (SDRs), which capture the essential features of the input in a sparse and distributed manner.</w:t>
+        <w:drawing>
+          <wp:anchor distT="0" distB="0" distL="114300" distR="114300" simplePos="0" relativeHeight="251686912" behindDoc="0" locked="0" layoutInCell="1" allowOverlap="1" wp14:anchorId="5ACC2AEA" wp14:editId="01C40518">
+            <wp:simplePos x="0" y="0"/>
+            <wp:positionH relativeFrom="column">
+              <wp:posOffset>-6350</wp:posOffset>
+            </wp:positionH>
+            <wp:positionV relativeFrom="paragraph">
+              <wp:posOffset>245745</wp:posOffset>
+            </wp:positionV>
+            <wp:extent cx="3088005" cy="2673985"/>
+            <wp:effectExtent l="0" t="0" r="0" b="0"/>
+            <wp:wrapSquare wrapText="bothSides"/>
+            <wp:docPr id="1012244730" name="Picture 2" descr="A screenshot of a computer&#10;&#10;AI-generated content may be incorrect."/>
+            <wp:cNvGraphicFramePr>
+              <a:graphicFrameLocks xmlns:a="http://schemas.openxmlformats.org/drawingml/2006/main" noChangeAspect="1"/>
+            </wp:cNvGraphicFramePr>
+            <a:graphic xmlns:a="http://schemas.openxmlformats.org/drawingml/2006/main">
+              <a:graphicData uri="http://schemas.openxmlformats.org/drawingml/2006/picture">
+                <pic:pic xmlns:pic="http://schemas.openxmlformats.org/drawingml/2006/picture">
+                  <pic:nvPicPr>
+                    <pic:cNvPr id="1012244730" name="Picture 2" descr="A screenshot of a computer&#10;&#10;AI-generated content may be incorrect."/>
+                    <pic:cNvPicPr>
+                      <a:picLocks noChangeAspect="1" noChangeArrowheads="1"/>
+                    </pic:cNvPicPr>
+                  </pic:nvPicPr>
+                  <pic:blipFill>
+                    <a:blip r:embed="rId10" cstate="print">
+                      <a:extLst>
+                        <a:ext uri="{28A0092B-C50C-407E-A947-70E740481C1C}">
+                          <a14:useLocalDpi xmlns:a14="http://schemas.microsoft.com/office/drawing/2010/main" val="0"/>
+                        </a:ext>
+                      </a:extLst>
+                    </a:blip>
+                    <a:srcRect/>
+                    <a:stretch>
+                      <a:fillRect/>
+                    </a:stretch>
+                  </pic:blipFill>
+                  <pic:spPr bwMode="auto">
+                    <a:xfrm>
+                      <a:off x="0" y="0"/>
+                      <a:ext cx="3088005" cy="2673985"/>
+                    </a:xfrm>
+                    <a:prstGeom prst="rect">
+                      <a:avLst/>
+                    </a:prstGeom>
+                    <a:noFill/>
+                    <a:ln>
+                      <a:noFill/>
+                    </a:ln>
+                  </pic:spPr>
+                </pic:pic>
+              </a:graphicData>
+            </a:graphic>
+          </wp:anchor>
+        </w:drawing>
       </w:r>
     </w:p>
     <w:p>
       <w:pPr>
         <w:pStyle w:val="BodyText"/>
         <w:rPr>
-          <w:lang w:val="en-US"/>
+          <w:i/>
+          <w:iCs/>
+        </w:rPr>
+      </w:pPr>
+    </w:p>
+    <w:p>
+      <w:pPr>
+        <w:pStyle w:val="BodyText"/>
+        <w:rPr>
+          <w:i/>
+          <w:iCs/>
+        </w:rPr>
+      </w:pPr>
+      <w:r>
+        <w:rPr>
+          <w:i/>
+          <w:iCs/>
+        </w:rPr>
+        <w:t>Figure</w:t>
+      </w:r>
+      <w:r>
+        <w:rPr>
+          <w:i/>
+          <w:iCs/>
+        </w:rPr>
+        <w:t xml:space="preserve"> 1</w:t>
+      </w:r>
+      <w:r>
+        <w:rPr>
+          <w:i/>
+          <w:iCs/>
+        </w:rPr>
+        <w:t xml:space="preserve">: </w:t>
+      </w:r>
+      <w:r>
+        <w:rPr>
+          <w:i/>
+          <w:iCs/>
+        </w:rPr>
+        <w:t xml:space="preserve">Visual </w:t>
+      </w:r>
+      <w:r>
+        <w:rPr>
+          <w:i/>
+          <w:iCs/>
+        </w:rPr>
+        <w:t>r</w:t>
+      </w:r>
+      <w:r>
+        <w:rPr>
+          <w:i/>
+          <w:iCs/>
+        </w:rPr>
+        <w:t>epresentation of the</w:t>
+      </w:r>
+      <w:r>
+        <w:rPr>
+          <w:i/>
+          <w:iCs/>
+        </w:rPr>
+        <w:t xml:space="preserve"> whole</w:t>
+      </w:r>
+      <w:r>
+        <w:rPr>
+          <w:i/>
+          <w:iCs/>
+        </w:rPr>
+        <w:t xml:space="preserve"> </w:t>
+      </w:r>
+      <w:r>
+        <w:rPr>
+          <w:i/>
+          <w:iCs/>
+        </w:rPr>
+        <w:t>e</w:t>
+      </w:r>
+      <w:r>
+        <w:rPr>
+          <w:i/>
+          <w:iCs/>
+        </w:rPr>
+        <w:t>xperiment</w:t>
+      </w:r>
+    </w:p>
+    <w:p>
+      <w:pPr>
+        <w:pStyle w:val="Heading2"/>
+      </w:pPr>
+      <w:r>
+        <w:t>Types of Data Used in the Experiment:</w:t>
+      </w:r>
+    </w:p>
+    <w:p/>
+    <w:p>
+      <w:pPr>
+        <w:pStyle w:val="Heading3"/>
+        <w:rPr>
+          <w:i w:val="0"/>
+          <w:iCs w:val="0"/>
+        </w:rPr>
+      </w:pPr>
+      <w:r>
+        <w:t>Numerical</w:t>
+      </w:r>
+      <w:r>
+        <w:rPr>
+          <w:b/>
+          <w:bCs/>
+        </w:rPr>
+        <w:t xml:space="preserve"> </w:t>
+      </w:r>
+      <w:r>
+        <w:t>Data</w:t>
+      </w:r>
+      <w:r>
+        <w:rPr>
+          <w:b/>
+          <w:bCs/>
+        </w:rPr>
+        <w:t>:</w:t>
+      </w:r>
+      <w:r>
+        <w:rPr>
+          <w:i w:val="0"/>
+          <w:iCs w:val="0"/>
+        </w:rPr>
+        <w:t xml:space="preserve"> A scaler encoder is applied to numerical values between 0 and 99, converting each value into a 200-bit encoded form. These encoded forms are subsequently converted into integer arrays (int[]), where each array corresponds to a specific numerical input. (Figure2)</w:t>
+      </w:r>
+    </w:p>
+    <w:p>
+      <w:r>
+        <w:rPr>
+          <w:noProof/>
+          <w:color w:val="FF0000"/>
+        </w:rPr>
+        <w:drawing>
+          <wp:anchor distT="0" distB="0" distL="114300" distR="114300" simplePos="0" relativeHeight="251683840" behindDoc="0" locked="0" layoutInCell="1" allowOverlap="1" wp14:anchorId="291ED2CE" wp14:editId="0111F18D">
+            <wp:simplePos x="0" y="0"/>
+            <wp:positionH relativeFrom="margin">
+              <wp:posOffset>0</wp:posOffset>
+            </wp:positionH>
+            <wp:positionV relativeFrom="paragraph">
+              <wp:posOffset>140970</wp:posOffset>
+            </wp:positionV>
+            <wp:extent cx="3084830" cy="309880"/>
+            <wp:effectExtent l="0" t="0" r="1270" b="0"/>
+            <wp:wrapTopAndBottom/>
+            <wp:docPr id="551976657" name="Picture 2"/>
+            <wp:cNvGraphicFramePr>
+              <a:graphicFrameLocks xmlns:a="http://schemas.openxmlformats.org/drawingml/2006/main" noChangeAspect="1"/>
+            </wp:cNvGraphicFramePr>
+            <a:graphic xmlns:a="http://schemas.openxmlformats.org/drawingml/2006/main">
+              <a:graphicData uri="http://schemas.openxmlformats.org/drawingml/2006/picture">
+                <pic:pic xmlns:pic="http://schemas.openxmlformats.org/drawingml/2006/picture">
+                  <pic:nvPicPr>
+                    <pic:cNvPr id="0" name="Picture 2"/>
+                    <pic:cNvPicPr>
+                      <a:picLocks noChangeAspect="1" noChangeArrowheads="1"/>
+                    </pic:cNvPicPr>
+                  </pic:nvPicPr>
+                  <pic:blipFill>
+                    <a:blip r:embed="rId11" cstate="print">
+                      <a:extLst>
+                        <a:ext uri="{28A0092B-C50C-407E-A947-70E740481C1C}">
+                          <a14:useLocalDpi xmlns:a14="http://schemas.microsoft.com/office/drawing/2010/main" val="0"/>
+                        </a:ext>
+                      </a:extLst>
+                    </a:blip>
+                    <a:srcRect/>
+                    <a:stretch>
+                      <a:fillRect/>
+                    </a:stretch>
+                  </pic:blipFill>
+                  <pic:spPr bwMode="auto">
+                    <a:xfrm>
+                      <a:off x="0" y="0"/>
+                      <a:ext cx="3084830" cy="309880"/>
+                    </a:xfrm>
+                    <a:prstGeom prst="rect">
+                      <a:avLst/>
+                    </a:prstGeom>
+                    <a:noFill/>
+                    <a:ln>
+                      <a:noFill/>
+                    </a:ln>
+                  </pic:spPr>
+                </pic:pic>
+              </a:graphicData>
+            </a:graphic>
+          </wp:anchor>
+        </w:drawing>
+      </w:r>
+    </w:p>
+    <w:p>
+      <w:pPr>
+        <w:pStyle w:val="Caption"/>
+        <w:rPr>
+          <w:b w:val="0"/>
+          <w:bCs w:val="0"/>
+          <w:i/>
+          <w:iCs/>
+        </w:rPr>
+      </w:pPr>
+      <w:r>
+        <w:rPr>
+          <w:b w:val="0"/>
+          <w:bCs w:val="0"/>
+          <w:i/>
+          <w:iCs/>
+        </w:rPr>
+        <w:t>Figure</w:t>
+      </w:r>
+      <w:r>
+        <w:rPr>
+          <w:b w:val="0"/>
+          <w:bCs w:val="0"/>
+          <w:i/>
+          <w:iCs/>
+        </w:rPr>
+        <w:t xml:space="preserve"> 2</w:t>
+      </w:r>
+      <w:r>
+        <w:rPr>
+          <w:b w:val="0"/>
+          <w:bCs w:val="0"/>
+          <w:i/>
+          <w:iCs/>
+        </w:rPr>
+        <w:t>: Encode</w:t>
+      </w:r>
+      <w:r>
+        <w:rPr>
+          <w:b w:val="0"/>
+          <w:bCs w:val="0"/>
+          <w:i/>
+          <w:iCs/>
+        </w:rPr>
+        <w:t>d</w:t>
+      </w:r>
+      <w:r>
+        <w:rPr>
+          <w:b w:val="0"/>
+          <w:bCs w:val="0"/>
+          <w:i/>
+          <w:iCs/>
+        </w:rPr>
+        <w:t xml:space="preserve"> Numerical Inputs</w:t>
+      </w:r>
+    </w:p>
+    <w:p/>
+    <w:p>
+      <w:pPr>
+        <w:pStyle w:val="Heading3"/>
+        <w:rPr>
+          <w:i w:val="0"/>
+          <w:iCs w:val="0"/>
+        </w:rPr>
+      </w:pPr>
+      <w:r>
+        <w:t>Images</w:t>
+      </w:r>
+      <w:r>
+        <w:t xml:space="preserve"> Data</w:t>
+      </w:r>
+      <w:r>
+        <w:t xml:space="preserve">: </w:t>
+      </w:r>
+      <w:r>
+        <w:rPr>
+          <w:i w:val="0"/>
+          <w:iCs w:val="0"/>
+        </w:rPr>
+        <w:t>For image data, an Image Binarizer is employed to transform the images into binary formats.</w:t>
+      </w:r>
+      <w:r>
+        <w:rPr>
+          <w:i w:val="0"/>
+          <w:iCs w:val="0"/>
+        </w:rPr>
+        <w:t xml:space="preserve"> The size of the resulting encoded arrays corresponds to the original image dimensions. For example, a 28x28 pixel image produces a 784-element array, with each pixel represented by a binary value. (Figure 3)</w:t>
+      </w:r>
+    </w:p>
+    <w:p>
+      <w:pPr>
+        <w:pStyle w:val="Caption"/>
+        <w:rPr>
+          <w:b w:val="0"/>
+          <w:bCs w:val="0"/>
+          <w:i/>
+          <w:iCs/>
         </w:rPr>
       </w:pPr>
       <w:r>
@@ -1646,13 +1683,13 @@
           <w:noProof/>
         </w:rPr>
         <w:drawing>
-          <wp:anchor distT="0" distB="0" distL="114300" distR="114300" simplePos="0" relativeHeight="251680768" behindDoc="0" locked="0" layoutInCell="1" allowOverlap="1" wp14:anchorId="56084792" wp14:editId="1FA3A473">
+          <wp:anchor distT="0" distB="0" distL="114300" distR="114300" simplePos="0" relativeHeight="251680768" behindDoc="0" locked="0" layoutInCell="1" allowOverlap="1" wp14:anchorId="56084792" wp14:editId="1EEE897C">
             <wp:simplePos x="0" y="0"/>
             <wp:positionH relativeFrom="margin">
-              <wp:align>right</wp:align>
+              <wp:posOffset>-73134</wp:posOffset>
             </wp:positionH>
             <wp:positionV relativeFrom="paragraph">
-              <wp:posOffset>9144</wp:posOffset>
+              <wp:posOffset>258445</wp:posOffset>
             </wp:positionV>
             <wp:extent cx="3084830" cy="437515"/>
             <wp:effectExtent l="0" t="0" r="1270" b="635"/>
@@ -1671,7 +1708,7 @@
                     </pic:cNvPicPr>
                   </pic:nvPicPr>
                   <pic:blipFill>
-                    <a:blip r:embed="rId10" cstate="print">
+                    <a:blip r:embed="rId12" cstate="print">
                       <a:extLst>
                         <a:ext uri="{28A0092B-C50C-407E-A947-70E740481C1C}">
                           <a14:useLocalDpi xmlns:a14="http://schemas.microsoft.com/office/drawing/2010/main" val="0"/>
@@ -1702,94 +1739,183 @@
           </wp:anchor>
         </w:drawing>
       </w:r>
-      <w:r>
+    </w:p>
+    <w:p>
+      <w:pPr>
+        <w:pStyle w:val="Caption"/>
+        <w:rPr>
+          <w:b w:val="0"/>
+          <w:bCs w:val="0"/>
+          <w:i/>
+          <w:iCs/>
+        </w:rPr>
+      </w:pPr>
+    </w:p>
+    <w:p>
+      <w:pPr>
+        <w:pStyle w:val="Caption"/>
+        <w:rPr>
+          <w:b w:val="0"/>
+          <w:bCs w:val="0"/>
+          <w:i/>
+          <w:iCs/>
+        </w:rPr>
+      </w:pPr>
+      <w:r>
+        <w:rPr>
+          <w:b w:val="0"/>
+          <w:bCs w:val="0"/>
+          <w:i/>
+          <w:iCs/>
+        </w:rPr>
+        <w:t>Figure</w:t>
+      </w:r>
+      <w:r>
+        <w:rPr>
+          <w:b w:val="0"/>
+          <w:bCs w:val="0"/>
+          <w:i/>
+          <w:iCs/>
+        </w:rPr>
+        <w:t xml:space="preserve"> 3</w:t>
+      </w:r>
+      <w:r>
+        <w:rPr>
+          <w:b w:val="0"/>
+          <w:bCs w:val="0"/>
+          <w:i/>
+          <w:iCs/>
+        </w:rPr>
+        <w:t xml:space="preserve">: Encoded </w:t>
+      </w:r>
+      <w:r>
+        <w:rPr>
+          <w:b w:val="0"/>
+          <w:bCs w:val="0"/>
+          <w:i/>
+          <w:iCs/>
+        </w:rPr>
+        <w:t>i</w:t>
+      </w:r>
+      <w:r>
+        <w:rPr>
+          <w:b w:val="0"/>
+          <w:bCs w:val="0"/>
+          <w:i/>
+          <w:iCs/>
+        </w:rPr>
+        <w:t>mage</w:t>
+      </w:r>
+      <w:r>
+        <w:rPr>
+          <w:b w:val="0"/>
+          <w:bCs w:val="0"/>
+          <w:i/>
+          <w:iCs/>
+        </w:rPr>
+        <w:t xml:space="preserve"> inputs</w:t>
+      </w:r>
+    </w:p>
+    <w:p/>
+    <w:p>
+      <w:pPr>
+        <w:ind w:firstLine="288"/>
+        <w:jc w:val="left"/>
+        <w:rPr>
+          <w:spacing w:val="-1"/>
+          <w:lang w:eastAsia="x-none"/>
+        </w:rPr>
+      </w:pPr>
+      <w:r>
+        <w:rPr>
+          <w:spacing w:val="-1"/>
+          <w:lang w:eastAsia="x-none"/>
+        </w:rPr>
+        <w:t>The encoded arrays of both types are used as input data in our experiment, with the goal of accurately reconstructing the original data using the Hierarchical Temporal Memory (HTM) framework.</w:t>
+      </w:r>
+      <w:r>
+        <w:rPr>
+          <w:spacing w:val="-1"/>
+          <w:lang w:eastAsia="x-none"/>
+        </w:rPr>
+        <w:t xml:space="preserve"> </w:t>
+      </w:r>
+    </w:p>
+    <w:p>
+      <w:pPr>
+        <w:ind w:firstLine="288"/>
+        <w:jc w:val="left"/>
+        <w:rPr>
+          <w:spacing w:val="-1"/>
+          <w:lang w:eastAsia="x-none"/>
+        </w:rPr>
+      </w:pPr>
+    </w:p>
+    <w:p>
+      <w:pPr>
+        <w:jc w:val="left"/>
+        <w:rPr>
+          <w:color w:val="FF0000"/>
+          <w:spacing w:val="-1"/>
+          <w:lang w:eastAsia="x-none"/>
+        </w:rPr>
+      </w:pPr>
+    </w:p>
+    <w:p>
+      <w:pPr>
+        <w:jc w:val="left"/>
+        <w:rPr>
+          <w:color w:val="FF0000"/>
+          <w:spacing w:val="-1"/>
+          <w:lang w:eastAsia="x-none"/>
+        </w:rPr>
+      </w:pPr>
+    </w:p>
+    <w:p>
+      <w:pPr>
+        <w:pStyle w:val="Heading2"/>
+      </w:pPr>
+      <w:r>
+        <w:t>Workflow</w:t>
+      </w:r>
+      <w:r>
+        <w:t>:</w:t>
+      </w:r>
+    </w:p>
+    <w:p/>
+    <w:p>
+      <w:pPr>
+        <w:pStyle w:val="BodyText"/>
+      </w:pPr>
+      <w:r>
+        <w:t>In the Hierarchical Temporal Memory (HTM) framework, the Reconstruct method plays a crucial role in reversing the transformation of input data into Sparse Distributed Representations (SDRs) by the Spatial Pooler. This method aims to approximate the original input from the activated SDRs, allowing for a deeper understanding of how information is encoded and preserved within the HTM system.</w:t>
+      </w:r>
+    </w:p>
+    <w:p>
+      <w:pPr>
+        <w:pStyle w:val="BodyText"/>
         <w:rPr>
           <w:lang w:val="en-US"/>
         </w:rPr>
-        <w:t xml:space="preserve">Once the SDRs are generated, the reconstruction process begins. Utilizing the Neocortex API’s </w:t>
-      </w:r>
-      <w:proofErr w:type="gramStart"/>
-      <w:r>
-        <w:rPr>
-          <w:lang w:val="en-US"/>
-        </w:rPr>
-        <w:t>Reconstruct(</w:t>
-      </w:r>
-      <w:proofErr w:type="gramEnd"/>
-      <w:r>
-        <w:rPr>
-          <w:lang w:val="en-US"/>
-        </w:rPr>
-        <w:t xml:space="preserve">) method, the original encoded representations are reconstructed based on the permanence values derived from the reconstruction process. This step aims to restore the structure of the original </w:t>
-      </w:r>
-      <w:proofErr w:type="gramStart"/>
-      <w:r>
-        <w:rPr>
-          <w:lang w:val="en-US"/>
-        </w:rPr>
-        <w:t>int[</w:t>
-      </w:r>
-      <w:proofErr w:type="gramEnd"/>
-      <w:r>
-        <w:rPr>
-          <w:lang w:val="en-US"/>
-        </w:rPr>
-        <w:t>] arrays with high fidelity.</w:t>
-      </w:r>
-    </w:p>
-    <w:p>
-      <w:pPr>
-        <w:pStyle w:val="BodyText"/>
-        <w:rPr>
-          <w:lang w:val="en-US"/>
-        </w:rPr>
-      </w:pPr>
-      <w:r>
-        <w:rPr>
-          <w:lang w:val="en-US"/>
-        </w:rPr>
-        <w:t xml:space="preserve">To evaluate reconstruction accuracy, we employ two primary visualizations: heatmaps and </w:t>
-      </w:r>
-      <w:proofErr w:type="gramStart"/>
-      <w:r>
-        <w:rPr>
-          <w:lang w:val="en-US"/>
-        </w:rPr>
-        <w:t>int[</w:t>
-      </w:r>
-      <w:proofErr w:type="gramEnd"/>
-      <w:r>
-        <w:rPr>
-          <w:lang w:val="en-US"/>
-        </w:rPr>
-        <w:t>] sequence comparisons. Additionally, a similarity check is performed between the original and reconstructed input arrays, measuring the effectiveness of the HTM algorithm in preserving the structural integrity of the input data.</w:t>
-      </w:r>
-    </w:p>
-    <w:p>
-      <w:pPr>
-        <w:pStyle w:val="BodyText"/>
-        <w:rPr>
-          <w:lang w:val="en-US"/>
-        </w:rPr>
       </w:pPr>
       <w:r>
         <w:rPr>
           <w:noProof/>
-          <w:lang w:val="en-US"/>
+          <w:color w:val="FF0000"/>
         </w:rPr>
         <w:drawing>
-          <wp:anchor distT="0" distB="0" distL="114300" distR="114300" simplePos="0" relativeHeight="251686912" behindDoc="0" locked="0" layoutInCell="1" allowOverlap="1" wp14:anchorId="5ACC2AEA" wp14:editId="3C9B5E0A">
+          <wp:anchor distT="0" distB="0" distL="114300" distR="114300" simplePos="0" relativeHeight="251688960" behindDoc="0" locked="0" layoutInCell="1" allowOverlap="1" wp14:anchorId="40AC63CA" wp14:editId="0DF9319D">
             <wp:simplePos x="0" y="0"/>
             <wp:positionH relativeFrom="column">
-              <wp:posOffset>-6350</wp:posOffset>
+              <wp:posOffset>29845</wp:posOffset>
             </wp:positionH>
             <wp:positionV relativeFrom="paragraph">
-              <wp:posOffset>802904</wp:posOffset>
+              <wp:posOffset>1734699</wp:posOffset>
             </wp:positionV>
-            <wp:extent cx="3088005" cy="2673985"/>
-            <wp:effectExtent l="0" t="0" r="0" b="0"/>
-            <wp:wrapSquare wrapText="bothSides"/>
-            <wp:docPr id="1012244730" name="Picture 2" descr="A screenshot of a computer&#10;&#10;AI-generated content may be incorrect."/>
+            <wp:extent cx="3084195" cy="2750185"/>
+            <wp:effectExtent l="0" t="0" r="1905" b="0"/>
+            <wp:wrapTopAndBottom/>
+            <wp:docPr id="1653204030" name="Picture 7" descr="A diagram of a basic process&#10;&#10;AI-generated content may be incorrect."/>
             <wp:cNvGraphicFramePr>
               <a:graphicFrameLocks xmlns:a="http://schemas.openxmlformats.org/drawingml/2006/main" noChangeAspect="1"/>
             </wp:cNvGraphicFramePr>
@@ -1797,518 +1923,7 @@
               <a:graphicData uri="http://schemas.openxmlformats.org/drawingml/2006/picture">
                 <pic:pic xmlns:pic="http://schemas.openxmlformats.org/drawingml/2006/picture">
                   <pic:nvPicPr>
-                    <pic:cNvPr id="1012244730" name="Picture 2" descr="A screenshot of a computer&#10;&#10;AI-generated content may be incorrect."/>
-                    <pic:cNvPicPr>
-                      <a:picLocks noChangeAspect="1" noChangeArrowheads="1"/>
-                    </pic:cNvPicPr>
-                  </pic:nvPicPr>
-                  <pic:blipFill>
-                    <a:blip r:embed="rId11" cstate="print">
-                      <a:extLst>
-                        <a:ext uri="{28A0092B-C50C-407E-A947-70E740481C1C}">
-                          <a14:useLocalDpi xmlns:a14="http://schemas.microsoft.com/office/drawing/2010/main" val="0"/>
-                        </a:ext>
-                      </a:extLst>
-                    </a:blip>
-                    <a:srcRect/>
-                    <a:stretch>
-                      <a:fillRect/>
-                    </a:stretch>
-                  </pic:blipFill>
-                  <pic:spPr bwMode="auto">
-                    <a:xfrm>
-                      <a:off x="0" y="0"/>
-                      <a:ext cx="3088005" cy="2673985"/>
-                    </a:xfrm>
-                    <a:prstGeom prst="rect">
-                      <a:avLst/>
-                    </a:prstGeom>
-                    <a:noFill/>
-                    <a:ln>
-                      <a:noFill/>
-                    </a:ln>
-                  </pic:spPr>
-                </pic:pic>
-              </a:graphicData>
-            </a:graphic>
-          </wp:anchor>
-        </w:drawing>
-      </w:r>
-      <w:r>
-        <w:rPr>
-          <w:lang w:val="en-US"/>
-        </w:rPr>
-        <w:t xml:space="preserve">The ultimate goal of our methodology is to assess the HTM framework’s capability in reconstructing inputs using the Neocortex API’s </w:t>
-      </w:r>
-      <w:proofErr w:type="gramStart"/>
-      <w:r>
-        <w:rPr>
-          <w:lang w:val="en-US"/>
-        </w:rPr>
-        <w:t>Reconstruct(</w:t>
-      </w:r>
-      <w:proofErr w:type="gramEnd"/>
-      <w:r>
-        <w:rPr>
-          <w:lang w:val="en-US"/>
-        </w:rPr>
-        <w:t>) method, ensuring the faithful recreation of the original encoded representations. (Figure1)</w:t>
-      </w:r>
-    </w:p>
-    <w:p>
-      <w:pPr>
-        <w:pStyle w:val="BodyText"/>
-        <w:ind w:firstLine="0"/>
-        <w:rPr>
-          <w:i/>
-          <w:iCs/>
-          <w:color w:val="FF0000"/>
-        </w:rPr>
-      </w:pPr>
-    </w:p>
-    <w:p>
-      <w:pPr>
-        <w:pStyle w:val="BodyText"/>
-        <w:rPr>
-          <w:lang w:val="en-US"/>
-        </w:rPr>
-      </w:pPr>
-      <w:r>
-        <w:rPr>
-          <w:i/>
-          <w:iCs/>
-        </w:rPr>
-        <w:t>Figure</w:t>
-      </w:r>
-      <w:r>
-        <w:rPr>
-          <w:i/>
-          <w:iCs/>
-        </w:rPr>
-        <w:t xml:space="preserve"> 1</w:t>
-      </w:r>
-      <w:r>
-        <w:rPr>
-          <w:i/>
-          <w:iCs/>
-        </w:rPr>
-        <w:t xml:space="preserve">: </w:t>
-      </w:r>
-      <w:r>
-        <w:rPr>
-          <w:i/>
-          <w:iCs/>
-        </w:rPr>
-        <w:t xml:space="preserve">Visual </w:t>
-      </w:r>
-      <w:r>
-        <w:rPr>
-          <w:i/>
-          <w:iCs/>
-        </w:rPr>
-        <w:t>r</w:t>
-      </w:r>
-      <w:r>
-        <w:rPr>
-          <w:i/>
-          <w:iCs/>
-        </w:rPr>
-        <w:t>epresentation of the</w:t>
-      </w:r>
-      <w:r>
-        <w:rPr>
-          <w:i/>
-          <w:iCs/>
-        </w:rPr>
-        <w:t xml:space="preserve"> whole</w:t>
-      </w:r>
-      <w:r>
-        <w:rPr>
-          <w:i/>
-          <w:iCs/>
-        </w:rPr>
-        <w:t xml:space="preserve"> </w:t>
-      </w:r>
-      <w:r>
-        <w:rPr>
-          <w:i/>
-          <w:iCs/>
-        </w:rPr>
-        <w:t>e</w:t>
-      </w:r>
-      <w:r>
-        <w:rPr>
-          <w:i/>
-          <w:iCs/>
-        </w:rPr>
-        <w:t>xperiment</w:t>
-      </w:r>
-    </w:p>
-    <w:p>
-      <w:pPr>
-        <w:pStyle w:val="Heading2"/>
-      </w:pPr>
-      <w:r>
-        <w:t>Types of Data Used in the Experiment:</w:t>
-      </w:r>
-    </w:p>
-    <w:p/>
-    <w:p>
-      <w:pPr>
-        <w:pStyle w:val="Heading3"/>
-        <w:rPr>
-          <w:i w:val="0"/>
-          <w:iCs w:val="0"/>
-        </w:rPr>
-      </w:pPr>
-      <w:r>
-        <w:t>Numerical</w:t>
-      </w:r>
-      <w:r>
-        <w:rPr>
-          <w:b/>
-          <w:bCs/>
-        </w:rPr>
-        <w:t xml:space="preserve"> </w:t>
-      </w:r>
-      <w:r>
-        <w:t>Data</w:t>
-      </w:r>
-      <w:r>
-        <w:rPr>
-          <w:b/>
-          <w:bCs/>
-        </w:rPr>
-        <w:t>:</w:t>
-      </w:r>
-      <w:r>
-        <w:rPr>
-          <w:i w:val="0"/>
-          <w:iCs w:val="0"/>
-        </w:rPr>
-        <w:t xml:space="preserve"> A scaler encoder is applied to numerical values between 0 and 99, converting each value into a 200-bit encoded form. These encoded forms are subsequently converted into integer arrays (int[]), where each array corresponds to a specific numerical input. (Figure2)</w:t>
-      </w:r>
-    </w:p>
-    <w:p>
-      <w:r>
-        <w:rPr>
-          <w:noProof/>
-          <w:color w:val="FF0000"/>
-        </w:rPr>
-        <w:drawing>
-          <wp:anchor distT="0" distB="0" distL="114300" distR="114300" simplePos="0" relativeHeight="251683840" behindDoc="0" locked="0" layoutInCell="1" allowOverlap="1" wp14:anchorId="291ED2CE" wp14:editId="703E2890">
-            <wp:simplePos x="0" y="0"/>
-            <wp:positionH relativeFrom="margin">
-              <wp:posOffset>0</wp:posOffset>
-            </wp:positionH>
-            <wp:positionV relativeFrom="paragraph">
-              <wp:posOffset>140970</wp:posOffset>
-            </wp:positionV>
-            <wp:extent cx="3084830" cy="309880"/>
-            <wp:effectExtent l="0" t="0" r="1270" b="0"/>
-            <wp:wrapTopAndBottom/>
-            <wp:docPr id="551976657" name="Picture 2"/>
-            <wp:cNvGraphicFramePr>
-              <a:graphicFrameLocks xmlns:a="http://schemas.openxmlformats.org/drawingml/2006/main" noChangeAspect="1"/>
-            </wp:cNvGraphicFramePr>
-            <a:graphic xmlns:a="http://schemas.openxmlformats.org/drawingml/2006/main">
-              <a:graphicData uri="http://schemas.openxmlformats.org/drawingml/2006/picture">
-                <pic:pic xmlns:pic="http://schemas.openxmlformats.org/drawingml/2006/picture">
-                  <pic:nvPicPr>
-                    <pic:cNvPr id="0" name="Picture 2"/>
-                    <pic:cNvPicPr>
-                      <a:picLocks noChangeAspect="1" noChangeArrowheads="1"/>
-                    </pic:cNvPicPr>
-                  </pic:nvPicPr>
-                  <pic:blipFill>
-                    <a:blip r:embed="rId12" cstate="print">
-                      <a:extLst>
-                        <a:ext uri="{28A0092B-C50C-407E-A947-70E740481C1C}">
-                          <a14:useLocalDpi xmlns:a14="http://schemas.microsoft.com/office/drawing/2010/main" val="0"/>
-                        </a:ext>
-                      </a:extLst>
-                    </a:blip>
-                    <a:srcRect/>
-                    <a:stretch>
-                      <a:fillRect/>
-                    </a:stretch>
-                  </pic:blipFill>
-                  <pic:spPr bwMode="auto">
-                    <a:xfrm>
-                      <a:off x="0" y="0"/>
-                      <a:ext cx="3084830" cy="309880"/>
-                    </a:xfrm>
-                    <a:prstGeom prst="rect">
-                      <a:avLst/>
-                    </a:prstGeom>
-                    <a:noFill/>
-                    <a:ln>
-                      <a:noFill/>
-                    </a:ln>
-                  </pic:spPr>
-                </pic:pic>
-              </a:graphicData>
-            </a:graphic>
-          </wp:anchor>
-        </w:drawing>
-      </w:r>
-    </w:p>
-    <w:p>
-      <w:pPr>
-        <w:pStyle w:val="Caption"/>
-        <w:rPr>
-          <w:b w:val="0"/>
-          <w:bCs w:val="0"/>
-          <w:i/>
-          <w:iCs/>
-        </w:rPr>
-      </w:pPr>
-      <w:r>
-        <w:rPr>
-          <w:b w:val="0"/>
-          <w:bCs w:val="0"/>
-          <w:i/>
-          <w:iCs/>
-        </w:rPr>
-        <w:t>Figure</w:t>
-      </w:r>
-      <w:r>
-        <w:rPr>
-          <w:b w:val="0"/>
-          <w:bCs w:val="0"/>
-          <w:i/>
-          <w:iCs/>
-        </w:rPr>
-        <w:t xml:space="preserve"> 2</w:t>
-      </w:r>
-      <w:r>
-        <w:rPr>
-          <w:b w:val="0"/>
-          <w:bCs w:val="0"/>
-          <w:i/>
-          <w:iCs/>
-        </w:rPr>
-        <w:t>: Encode</w:t>
-      </w:r>
-      <w:r>
-        <w:rPr>
-          <w:b w:val="0"/>
-          <w:bCs w:val="0"/>
-          <w:i/>
-          <w:iCs/>
-        </w:rPr>
-        <w:t>d</w:t>
-      </w:r>
-      <w:r>
-        <w:rPr>
-          <w:b w:val="0"/>
-          <w:bCs w:val="0"/>
-          <w:i/>
-          <w:iCs/>
-        </w:rPr>
-        <w:t xml:space="preserve"> Numerical Inputs</w:t>
-      </w:r>
-    </w:p>
-    <w:p/>
-    <w:p>
-      <w:pPr>
-        <w:pStyle w:val="Heading3"/>
-        <w:rPr>
-          <w:i w:val="0"/>
-          <w:iCs w:val="0"/>
-        </w:rPr>
-      </w:pPr>
-      <w:r>
-        <w:t>Images</w:t>
-      </w:r>
-      <w:r>
-        <w:t xml:space="preserve"> Data</w:t>
-      </w:r>
-      <w:r>
-        <w:t xml:space="preserve">: </w:t>
-      </w:r>
-      <w:r>
-        <w:rPr>
-          <w:i w:val="0"/>
-          <w:iCs w:val="0"/>
-        </w:rPr>
-        <w:t>For image data, an Image Binarizer is employed to transform the images into binary formats.</w:t>
-      </w:r>
-      <w:r>
-        <w:rPr>
-          <w:i w:val="0"/>
-          <w:iCs w:val="0"/>
-        </w:rPr>
-        <w:t xml:space="preserve"> The size of the resulting encoded arrays corresponds to the original image dimensions. For example, a 28x28 pixel image produces a 784-element array, with each pixel represented by a binary value. (Figure 3)</w:t>
-      </w:r>
-    </w:p>
-    <w:p>
-      <w:pPr>
-        <w:pStyle w:val="Caption"/>
-        <w:rPr>
-          <w:b w:val="0"/>
-          <w:bCs w:val="0"/>
-          <w:i/>
-          <w:iCs/>
-        </w:rPr>
-      </w:pPr>
-    </w:p>
-    <w:p>
-      <w:pPr>
-        <w:pStyle w:val="Caption"/>
-        <w:rPr>
-          <w:b w:val="0"/>
-          <w:bCs w:val="0"/>
-          <w:i/>
-          <w:iCs/>
-        </w:rPr>
-      </w:pPr>
-      <w:r>
-        <w:rPr>
-          <w:b w:val="0"/>
-          <w:bCs w:val="0"/>
-          <w:i/>
-          <w:iCs/>
-        </w:rPr>
-        <w:t>Figure</w:t>
-      </w:r>
-      <w:r>
-        <w:rPr>
-          <w:b w:val="0"/>
-          <w:bCs w:val="0"/>
-          <w:i/>
-          <w:iCs/>
-        </w:rPr>
-        <w:t xml:space="preserve"> 3</w:t>
-      </w:r>
-      <w:r>
-        <w:rPr>
-          <w:b w:val="0"/>
-          <w:bCs w:val="0"/>
-          <w:i/>
-          <w:iCs/>
-        </w:rPr>
-        <w:t xml:space="preserve">: Encoded </w:t>
-      </w:r>
-      <w:r>
-        <w:rPr>
-          <w:b w:val="0"/>
-          <w:bCs w:val="0"/>
-          <w:i/>
-          <w:iCs/>
-        </w:rPr>
-        <w:t>i</w:t>
-      </w:r>
-      <w:r>
-        <w:rPr>
-          <w:b w:val="0"/>
-          <w:bCs w:val="0"/>
-          <w:i/>
-          <w:iCs/>
-        </w:rPr>
-        <w:t>mage</w:t>
-      </w:r>
-      <w:r>
-        <w:rPr>
-          <w:b w:val="0"/>
-          <w:bCs w:val="0"/>
-          <w:i/>
-          <w:iCs/>
-        </w:rPr>
-        <w:t xml:space="preserve"> inputs</w:t>
-      </w:r>
-    </w:p>
-    <w:p/>
-    <w:p>
-      <w:pPr>
-        <w:ind w:firstLine="288"/>
-        <w:jc w:val="left"/>
-        <w:rPr>
-          <w:spacing w:val="-1"/>
-          <w:lang w:eastAsia="x-none"/>
-        </w:rPr>
-      </w:pPr>
-      <w:r>
-        <w:rPr>
-          <w:spacing w:val="-1"/>
-          <w:lang w:eastAsia="x-none"/>
-        </w:rPr>
-        <w:t>The encoded arrays of both types are used as input data in our experiment, with the goal of accurately reconstructing the original data using the Hierarchical Temporal Memory (HTM) framework.</w:t>
-      </w:r>
-    </w:p>
-    <w:p>
-      <w:pPr>
-        <w:jc w:val="left"/>
-        <w:rPr>
-          <w:color w:val="FF0000"/>
-          <w:spacing w:val="-1"/>
-          <w:lang w:eastAsia="x-none"/>
-        </w:rPr>
-      </w:pPr>
-    </w:p>
-    <w:p>
-      <w:pPr>
-        <w:pStyle w:val="Heading2"/>
-      </w:pPr>
-      <w:r>
-        <w:t>Reconstruction Method</w:t>
-      </w:r>
-      <w:r>
-        <w:t xml:space="preserve"> Workflow</w:t>
-      </w:r>
-    </w:p>
-    <w:p>
-      <w:pPr>
-        <w:jc w:val="both"/>
-        <w:rPr>
-          <w:rFonts w:eastAsia="Times New Roman"/>
-          <w:color w:val="FF0000"/>
-          <w:sz w:val="24"/>
-          <w:szCs w:val="24"/>
-        </w:rPr>
-      </w:pPr>
-    </w:p>
-    <w:p>
-      <w:pPr>
-        <w:pStyle w:val="BodyText"/>
-      </w:pPr>
-      <w:r>
-        <w:t>In the Hierarchical Temporal Memory (HTM) framework, the Reconstruct method plays a crucial role in reversing the transformation of input data into Sparse Distributed Representations (SDRs) by the Spatial Pooler. This method aims to approximate the original input from the activated SDRs, allowing for a deeper understanding of how information is encoded and preserved within the HTM system.</w:t>
-      </w:r>
-    </w:p>
-    <w:p>
-      <w:pPr>
-        <w:pStyle w:val="BodyText"/>
-        <w:rPr>
-          <w:lang w:val="en-US"/>
-        </w:rPr>
-      </w:pPr>
-      <w:r>
-        <w:rPr>
-          <w:noProof/>
-          <w:color w:val="FF0000"/>
-        </w:rPr>
-        <w:drawing>
-          <wp:anchor distT="0" distB="0" distL="114300" distR="114300" simplePos="0" relativeHeight="251682816" behindDoc="0" locked="0" layoutInCell="1" allowOverlap="1" wp14:anchorId="56C14164" wp14:editId="4CDC25BA">
-            <wp:simplePos x="0" y="0"/>
-            <wp:positionH relativeFrom="column">
-              <wp:posOffset>3810</wp:posOffset>
-            </wp:positionH>
-            <wp:positionV relativeFrom="paragraph">
-              <wp:posOffset>1680049</wp:posOffset>
-            </wp:positionV>
-            <wp:extent cx="3084195" cy="2750185"/>
-            <wp:effectExtent l="0" t="0" r="1905" b="0"/>
-            <wp:wrapTopAndBottom/>
-            <wp:docPr id="1653204030" name="Picture 7"/>
-            <wp:cNvGraphicFramePr>
-              <a:graphicFrameLocks xmlns:a="http://schemas.openxmlformats.org/drawingml/2006/main" noChangeAspect="1"/>
-            </wp:cNvGraphicFramePr>
-            <a:graphic xmlns:a="http://schemas.openxmlformats.org/drawingml/2006/main">
-              <a:graphicData uri="http://schemas.openxmlformats.org/drawingml/2006/picture">
-                <pic:pic xmlns:pic="http://schemas.openxmlformats.org/drawingml/2006/picture">
-                  <pic:nvPicPr>
-                    <pic:cNvPr id="0" name="Picture 7"/>
+                    <pic:cNvPr id="1653204030" name="Picture 7" descr="A diagram of a basic process&#10;&#10;AI-generated content may be incorrect."/>
                     <pic:cNvPicPr>
                       <a:picLocks noChangeAspect="1" noChangeArrowheads="1"/>
                     </pic:cNvPicPr>
@@ -2372,67 +1987,60 @@
         <w:rPr>
           <w:lang w:val="en-US"/>
         </w:rPr>
-        <w:t>The general workflow of the reconstruction method is depicted in Figure 4, outlining its key steps and processes</w:t>
+        <w:t xml:space="preserve">The general workflow of the reconstruction method is depicted in </w:t>
       </w:r>
       <w:r>
         <w:rPr>
           <w:lang w:val="en-US"/>
         </w:rPr>
-        <w:t>:</w:t>
+        <w:t>(</w:t>
+      </w:r>
+      <w:r>
+        <w:rPr>
+          <w:lang w:val="en-US"/>
+        </w:rPr>
+        <w:t>Figure 4</w:t>
+      </w:r>
+      <w:r>
+        <w:rPr>
+          <w:lang w:val="en-US"/>
+        </w:rPr>
+        <w:t>)</w:t>
+      </w:r>
+      <w:r>
+        <w:rPr>
+          <w:lang w:val="en-US"/>
+        </w:rPr>
+        <w:t>, outlining its key steps and processes</w:t>
+      </w:r>
+      <w:r>
+        <w:rPr>
+          <w:lang w:val="en-US"/>
+        </w:rPr>
+        <w:t xml:space="preserve">. </w:t>
       </w:r>
     </w:p>
     <w:p>
       <w:pPr>
         <w:pStyle w:val="BodyText"/>
+        <w:rPr>
+          <w:lang w:val="en-US"/>
+        </w:rPr>
+      </w:pPr>
+    </w:p>
+    <w:p>
+      <w:pPr>
+        <w:pStyle w:val="BodyText"/>
+        <w:rPr>
+          <w:lang w:val="en-US"/>
+        </w:rPr>
+      </w:pPr>
+      <w:r>
         <w:rPr>
           <w:i/>
           <w:iCs/>
-          <w:color w:val="FF0000"/>
-        </w:rPr>
-      </w:pPr>
-    </w:p>
-    <w:p>
-      <w:pPr>
-        <w:pStyle w:val="BodyText"/>
-        <w:jc w:val="center"/>
-        <w:rPr>
-          <w:lang w:val="en-US"/>
-        </w:rPr>
-      </w:pPr>
-      <w:r>
-        <w:rPr>
-          <w:i/>
-          <w:iCs/>
-        </w:rPr>
-        <w:t>Figure</w:t>
-      </w:r>
-      <w:r>
-        <w:rPr>
-          <w:i/>
-          <w:iCs/>
-        </w:rPr>
-        <w:t xml:space="preserve"> 4</w:t>
-      </w:r>
-      <w:r>
-        <w:rPr>
-          <w:i/>
-          <w:iCs/>
-        </w:rPr>
-        <w:t xml:space="preserve">: </w:t>
-      </w:r>
-      <w:r>
-        <w:rPr>
-          <w:i/>
-          <w:iCs/>
-        </w:rPr>
-        <w:t>W</w:t>
-      </w:r>
-      <w:r>
-        <w:rPr>
-          <w:i/>
-          <w:iCs/>
-        </w:rPr>
-        <w:t>orkflow of the Reconstruction Method</w:t>
+        </w:rPr>
+        <w:t>Figure 4: Workflow of the Reconstruction Method</w:t>
       </w:r>
       <w:r>
         <w:rPr>
@@ -2452,176 +2060,23 @@
         </w:rPr>
       </w:pPr>
       <w:r>
-        <w:lastRenderedPageBreak/>
-        <w:t>Validation</w:t>
-      </w:r>
-      <w:r>
-        <w:rPr>
-          <w:b/>
-          <w:bCs/>
+        <w:t>C</w:t>
+      </w:r>
+      <w:r>
+        <w:t xml:space="preserve">omponents for the </w:t>
+      </w:r>
+      <w:r>
+        <w:t>workflow</w:t>
+      </w:r>
+      <w:r>
+        <w:t xml:space="preserve">: </w:t>
+      </w:r>
+      <w:r>
+        <w:rPr>
           <w:i w:val="0"/>
           <w:iCs w:val="0"/>
         </w:rPr>
-        <w:t>:</w:t>
-      </w:r>
-      <w:r>
-        <w:rPr>
-          <w:i w:val="0"/>
-          <w:iCs w:val="0"/>
-        </w:rPr>
-        <w:t xml:space="preserve"> </w:t>
-      </w:r>
-      <w:r>
-        <w:rPr>
-          <w:i w:val="0"/>
-          <w:iCs w:val="0"/>
-        </w:rPr>
-        <w:t>The method starts by performing a comprehensive validation, immediately throwing an ArgumentNullException if the input array of active mini-columns is null. If the array passes this check, the process continues seamlessly, proceeding to complete the Reconstruction operation.</w:t>
-      </w:r>
-    </w:p>
-    <w:p>
-      <w:pPr>
-        <w:rPr>
-          <w:lang w:eastAsia="x-none"/>
-        </w:rPr>
-      </w:pPr>
-    </w:p>
-    <w:p>
-      <w:pPr>
-        <w:pStyle w:val="Heading3"/>
-        <w:rPr>
-          <w:i w:val="0"/>
-          <w:iCs w:val="0"/>
-        </w:rPr>
-      </w:pPr>
-      <w:r>
-        <w:t xml:space="preserve">Column Retrieval: </w:t>
-      </w:r>
-      <w:r>
-        <w:rPr>
-          <w:i w:val="0"/>
-          <w:iCs w:val="0"/>
-        </w:rPr>
-        <w:t>This step involves retrieving the list of columns associated with the active mini-columns from the connections.</w:t>
-      </w:r>
-      <w:r>
-        <w:rPr>
-          <w:i w:val="0"/>
-          <w:iCs w:val="0"/>
-        </w:rPr>
-        <w:t xml:space="preserve"> The activeMiniColumns parameter in the Reconstruct method is an integer array representing the indices of the mini-columns considered active.</w:t>
-      </w:r>
-      <w:r>
-        <w:rPr>
-          <w:i w:val="0"/>
-          <w:iCs w:val="0"/>
-        </w:rPr>
-        <w:br/>
-      </w:r>
-      <w:r>
-        <w:rPr>
-          <w:i w:val="0"/>
-          <w:iCs w:val="0"/>
-        </w:rPr>
-        <w:br/>
-      </w:r>
-      <w:r>
-        <w:rPr>
-          <w:i w:val="0"/>
-          <w:iCs w:val="0"/>
-        </w:rPr>
-        <w:t>A mini-column refers to a group of cortical neurons. In algorithms like hierarchical temporal memory (HTM), when input patterns match specific criteria, such as overlapping patterns or sensory stimuli, mini-columns are activated.</w:t>
-      </w:r>
-      <w:r>
-        <w:rPr>
-          <w:i w:val="0"/>
-          <w:iCs w:val="0"/>
-        </w:rPr>
-        <w:br/>
-      </w:r>
-      <w:r>
-        <w:rPr>
-          <w:i w:val="0"/>
-          <w:iCs w:val="0"/>
-        </w:rPr>
-        <w:br/>
-      </w:r>
-      <w:r>
-        <w:rPr>
-          <w:i w:val="0"/>
-          <w:iCs w:val="0"/>
-        </w:rPr>
-        <w:t xml:space="preserve">       </w:t>
-      </w:r>
-      <w:r>
-        <w:rPr>
-          <w:i w:val="0"/>
-          <w:iCs w:val="0"/>
-        </w:rPr>
-        <w:t>The current approach uses the activeMiniColumns to identify the active mini-columns. From there, it reconstructs a dictionary that holds the cumulative permanence values of the synapses connected to these active mini-columns. These permanence values play a crucial role in determining the connection strength between neurons in the cortical region.</w:t>
-      </w:r>
-    </w:p>
-    <w:p>
-      <w:pPr>
-        <w:jc w:val="left"/>
-        <w:rPr>
-          <w:color w:val="FF0000"/>
-          <w:spacing w:val="-1"/>
-          <w:lang w:eastAsia="x-none"/>
-        </w:rPr>
-      </w:pPr>
-    </w:p>
-    <w:p>
-      <w:pPr>
-        <w:pStyle w:val="Heading3"/>
-        <w:rPr>
-          <w:i w:val="0"/>
-          <w:iCs w:val="0"/>
-        </w:rPr>
-      </w:pPr>
-      <w:r>
-        <w:t>Key components</w:t>
-      </w:r>
-      <w:r>
-        <w:t xml:space="preserve"> for the process</w:t>
-      </w:r>
-      <w:r>
-        <w:t xml:space="preserve">: </w:t>
-      </w:r>
-      <w:r>
-        <w:rPr>
-          <w:i w:val="0"/>
-          <w:iCs w:val="0"/>
-        </w:rPr>
-        <w:t>In the reconstruction process, two key components</w:t>
-      </w:r>
-      <w:r>
-        <w:rPr>
-          <w:i w:val="0"/>
-          <w:iCs w:val="0"/>
-        </w:rPr>
-        <w:t xml:space="preserve"> </w:t>
-      </w:r>
-      <w:r>
-        <w:rPr>
-          <w:i w:val="0"/>
-          <w:iCs w:val="0"/>
-        </w:rPr>
-        <w:t>proximal dendrites and synapses</w:t>
-      </w:r>
-      <w:r>
-        <w:rPr>
-          <w:i w:val="0"/>
-          <w:iCs w:val="0"/>
-        </w:rPr>
-        <w:t xml:space="preserve"> </w:t>
-      </w:r>
-      <w:r>
-        <w:rPr>
-          <w:i w:val="0"/>
-          <w:iCs w:val="0"/>
-        </w:rPr>
-        <w:t>play crucial roles. Proximal dendrites are part of each column in the cortical model, acting as the primary interface for receiving input from neighboring columns or directly from the input data. They are responsible for detecting spatial patterns in the input data and facilitating the spatial pooling process. Synapses, on the other hand, are the connections between the proximal dendrites and the input space or other columns within the network. Each synapse has an associated permanence value, which indicates the strength of its connection.</w:t>
+        <w:t>In the reconstruction process, two key components proximal dendrites and synapses play crucial roles. Proximal dendrites are part of each column in the cortical model, acting as the primary interface for receiving input from neighboring columns or directly from the input data. They are responsible for detecting spatial patterns in the input data and facilitating the spatial pooling process. Synapses, on the other hand, are the connections between the proximal dendrites and the input space or other columns within the network. Each synapse has an associated permanence value, which indicates the strength of its connection.</w:t>
       </w:r>
     </w:p>
     <w:p/>
@@ -2643,96 +2098,47 @@
           <w:i w:val="0"/>
           <w:iCs w:val="0"/>
         </w:rPr>
-        <w:t>During reconstruction, the permanence values of these synapses are accumulated in a dictionary, where each input index is mapped to its associated permanence. This process updates existing dictionary entries or adds new ones as needed. The proximal dendrites are essential for determining which synapses are active, and the synapses themselves contribute to the overall strength of the connections. The synaptic permanence values help determine how effectively a column will activate in response to input. Thus, both components are integral to the reconstruction method, as they work together to map input data to the network’s synaptic structure.</w:t>
-      </w:r>
-    </w:p>
-    <w:p>
-      <w:pPr>
-        <w:rPr>
-          <w:lang w:eastAsia="x-none"/>
-        </w:rPr>
-      </w:pPr>
-    </w:p>
-    <w:p>
-      <w:pPr>
-        <w:pStyle w:val="Heading3"/>
+        <w:t xml:space="preserve">The </w:t>
+      </w:r>
+      <w:r>
         <w:rPr>
           <w:i w:val="0"/>
           <w:iCs w:val="0"/>
         </w:rPr>
-      </w:pPr>
-      <w:r>
-        <w:rPr>
-          <w:sz w:val="22"/>
-          <w:szCs w:val="22"/>
-        </w:rPr>
-        <w:t>Process of reconstruction</w:t>
+        <w:t xml:space="preserve">synaptic permanence values help determine how effectively a column will activate in response to input. Thus, both components are integral to the reconstruction method, as they work together to map input data to the network’s </w:t>
       </w:r>
       <w:r>
         <w:rPr>
           <w:i w:val="0"/>
           <w:iCs w:val="0"/>
-          <w:sz w:val="22"/>
-          <w:szCs w:val="22"/>
-        </w:rPr>
-        <w:t>:</w:t>
-      </w:r>
-      <w:r>
-        <w:rPr>
-          <w:spacing w:val="-1"/>
-          <w:lang w:eastAsia="x-none"/>
-        </w:rPr>
-        <w:t xml:space="preserve"> </w:t>
+        </w:rPr>
+        <w:lastRenderedPageBreak/>
+        <w:t>synaptic structure.</w:t>
       </w:r>
       <w:r>
         <w:rPr>
           <w:i w:val="0"/>
           <w:iCs w:val="0"/>
         </w:rPr>
-        <w:t xml:space="preserve">The reconstruction process begins by iterating through each active mini-column, accessing the synapses connected to its proximal dendrite. The proximal dendrites capture input from neighboring columns or directly from the data, playing a crucial role in identifying spatial patterns. Synapses connect these dendrites to input data or other columns, with each synapse having a permanence value that determines the strength of the </w:t>
+        <w:t xml:space="preserve"> </w:t>
       </w:r>
       <w:r>
         <w:rPr>
           <w:i w:val="0"/>
           <w:iCs w:val="0"/>
         </w:rPr>
-        <w:t>connection. During the reconstruction, the permanence values for each synapse are accumulated in a dictionary based on the input index, updating existing entries or adding new ones as needed. The process concludes with the return of a reconstructed dictionary, which maps each input index to its associated permanence value.</w:t>
-      </w:r>
-    </w:p>
-    <w:p>
-      <w:pPr>
-        <w:rPr>
-          <w:lang w:eastAsia="x-none"/>
-        </w:rPr>
-      </w:pPr>
-    </w:p>
-    <w:p>
-      <w:pPr>
-        <w:pStyle w:val="Heading2"/>
-      </w:pPr>
-      <w:r>
-        <w:t xml:space="preserve">Proposed Method </w:t>
-      </w:r>
-      <w:r>
-        <w:t>for final visualization:</w:t>
-      </w:r>
-      <w:r>
-        <w:br/>
+        <w:t>A mini-column refers to a group of cortical neurons. In algorithms like hierarchical temporal memory (HTM), when input patterns match specific criteria, such as overlapping patterns or sensory stimuli, mini-columns are activated.</w:t>
       </w:r>
     </w:p>
     <w:p>
       <w:pPr>
         <w:pStyle w:val="BodyText"/>
         <w:rPr>
-          <w:lang w:val="en-US"/>
-        </w:rPr>
-      </w:pPr>
-      <w:r>
-        <w:rPr>
-          <w:lang w:val="en-US"/>
-        </w:rPr>
-        <w:t>Our approach to visualizing permanence values and assessing similarity for numerical and image inputs revolves around leveraging the Reconstruct method in the Spatial Pooler (SP). This technique enables us to retrieve permanence values associated with active columns that emerge during the learning phase. The following methodology ensures a structured and comprehensive analysis of spatial patterns in both numerical and image-based data.</w:t>
-      </w:r>
+          <w:i/>
+          <w:iCs/>
+          <w:color w:val="FF0000"/>
+        </w:rPr>
+      </w:pPr>
     </w:p>
     <w:p>
       <w:pPr>
@@ -2743,21 +2149,245 @@
         </w:rPr>
       </w:pPr>
       <w:r>
-        <w:t>Numerical Input Processing</w:t>
-      </w:r>
-      <w:r>
+        <w:t>Reconstruction Method</w:t>
+      </w:r>
+      <w:r>
+        <w:t xml:space="preserve"> </w:t>
+      </w:r>
+      <w:r>
+        <w:t>workflow</w:t>
+      </w:r>
+      <w:r>
+        <w:t>:</w:t>
+      </w:r>
+    </w:p>
+    <w:p>
+      <w:pPr>
+        <w:pStyle w:val="Heading3"/>
+        <w:numPr>
+          <w:ilvl w:val="0"/>
+          <w:numId w:val="0"/>
+        </w:numPr>
+      </w:pPr>
+    </w:p>
+    <w:p>
+      <w:pPr>
+        <w:pStyle w:val="Heading3"/>
+        <w:numPr>
+          <w:ilvl w:val="0"/>
+          <w:numId w:val="49"/>
+        </w:numPr>
+        <w:ind w:left="0" w:firstLine="540"/>
         <w:rPr>
           <w:i w:val="0"/>
           <w:iCs w:val="0"/>
         </w:rPr>
-        <w:t>: To begin, each numerical value is encoded into a Sparse Distributed Representation (SDR) using an appropriate encoder, ensuring that essential features are well captured.</w:t>
-      </w:r>
-      <w:r>
-        <w:rPr>
+      </w:pPr>
+      <w:r>
+        <w:t xml:space="preserve">Start Reconstruction and </w:t>
+      </w:r>
+      <w:r>
+        <w:t>Validation</w:t>
+      </w:r>
+      <w:r>
+        <w:rPr>
+          <w:b/>
+          <w:bCs/>
           <w:i w:val="0"/>
           <w:iCs w:val="0"/>
         </w:rPr>
-        <w:t xml:space="preserve"> The SDR is then passed through the spatial pooler, where active columns are determined without triggering learning, preserving the integrity of the original input. Using the Reconstruct method in the SP, we extract permanence values from these active columns and store them in a structured dictionary called allPermanenceDictionary, which systematically organizes all potential input indices. To provide a complete representation, permanence values for inactive columns—which do not contribute directly to the SDR—are assigned a default value of 0.0, ensuring that all possible input bits are accounted for.</w:t>
+        <w:t>:</w:t>
+      </w:r>
+      <w:r>
+        <w:rPr>
+          <w:i w:val="0"/>
+          <w:iCs w:val="0"/>
+        </w:rPr>
+        <w:t xml:space="preserve"> </w:t>
+      </w:r>
+      <w:r>
+        <w:rPr>
+          <w:i w:val="0"/>
+          <w:iCs w:val="0"/>
+        </w:rPr>
+        <w:t>The method starts by performing a comprehensive validation, immediately throwing an ArgumentNullException if the input array of active mini-columns is null. If the array passes this check, the process continues seamlessly, proceeding to complete the Reconstruction operation.</w:t>
+      </w:r>
+    </w:p>
+    <w:p/>
+    <w:p>
+      <w:pPr>
+        <w:pStyle w:val="Heading3"/>
+        <w:numPr>
+          <w:ilvl w:val="0"/>
+          <w:numId w:val="49"/>
+        </w:numPr>
+        <w:ind w:left="0" w:firstLine="540"/>
+        <w:rPr>
+          <w:i w:val="0"/>
+          <w:iCs w:val="0"/>
+        </w:rPr>
+      </w:pPr>
+      <w:r>
+        <w:t xml:space="preserve">Column Retrieval: </w:t>
+      </w:r>
+      <w:r>
+        <w:rPr>
+          <w:i w:val="0"/>
+          <w:iCs w:val="0"/>
+        </w:rPr>
+        <w:t>This step involves retrieving the list of columns associated with the active mini-columns from the connections. The activeMiniColumns parameter in the Reconstruct method is an integer array representing the indices of the mini-columns considered active.</w:t>
+      </w:r>
+    </w:p>
+    <w:p>
+      <w:pPr>
+        <w:pStyle w:val="Heading3"/>
+        <w:numPr>
+          <w:ilvl w:val="0"/>
+          <w:numId w:val="0"/>
+        </w:numPr>
+        <w:ind w:left="540"/>
+        <w:rPr>
+          <w:i w:val="0"/>
+          <w:iCs w:val="0"/>
+        </w:rPr>
+      </w:pPr>
+    </w:p>
+    <w:p>
+      <w:pPr>
+        <w:pStyle w:val="Heading3"/>
+        <w:numPr>
+          <w:ilvl w:val="0"/>
+          <w:numId w:val="49"/>
+        </w:numPr>
+        <w:ind w:left="0" w:firstLine="540"/>
+        <w:rPr>
+          <w:i w:val="0"/>
+          <w:iCs w:val="0"/>
+          <w:lang w:val="x-none"/>
+        </w:rPr>
+      </w:pPr>
+      <w:r>
+        <w:t xml:space="preserve">Update </w:t>
+      </w:r>
+      <w:r>
+        <w:t>synapses</w:t>
+      </w:r>
+      <w:r>
+        <w:t xml:space="preserve"> and return permanance</w:t>
+      </w:r>
+      <w:r>
+        <w:t>:</w:t>
+      </w:r>
+      <w:r>
+        <w:t xml:space="preserve"> </w:t>
+      </w:r>
+      <w:r>
+        <w:rPr>
+          <w:i w:val="0"/>
+          <w:iCs w:val="0"/>
+          <w:lang w:val="x-none"/>
+        </w:rPr>
+        <w:t xml:space="preserve">During reconstruction, the permanence values of these </w:t>
+      </w:r>
+      <w:bookmarkStart w:id="1" w:name="_Hlk194845523"/>
+      <w:r>
+        <w:rPr>
+          <w:i w:val="0"/>
+          <w:iCs w:val="0"/>
+          <w:lang w:val="x-none"/>
+        </w:rPr>
+        <w:t xml:space="preserve">synapses </w:t>
+      </w:r>
+      <w:bookmarkEnd w:id="1"/>
+      <w:r>
+        <w:rPr>
+          <w:i w:val="0"/>
+          <w:iCs w:val="0"/>
+          <w:lang w:val="x-none"/>
+        </w:rPr>
+        <w:t>are accumulated in a dictionary, where each input index is mapped to its associated permanence. This process updates existing dictionary entries or adds new ones as needed. The proximal dendrites are essential for determining which synapses are active, and the synapses themselves contribute to the overall strength of the connections.</w:t>
+      </w:r>
+      <w:r>
+        <w:rPr>
+          <w:i w:val="0"/>
+          <w:iCs w:val="0"/>
+        </w:rPr>
+        <w:t xml:space="preserve"> </w:t>
+      </w:r>
+      <w:r>
+        <w:rPr>
+          <w:i w:val="0"/>
+          <w:iCs w:val="0"/>
+        </w:rPr>
+        <w:t>The current approach uses the activeMiniColumns to identify the active mini-columns. From there, it reconstructs a dictionary that holds the cumulative permanence values of the synapses connected to these active mini-columns. These permanence values play a crucial role in determining the connection strength between neurons in the cortical region.</w:t>
+      </w:r>
+    </w:p>
+    <w:p>
+      <w:pPr>
+        <w:rPr>
+          <w:lang w:eastAsia="x-none"/>
+        </w:rPr>
+      </w:pPr>
+    </w:p>
+    <w:p>
+      <w:pPr>
+        <w:pStyle w:val="Heading2"/>
+      </w:pPr>
+      <w:r>
+        <w:t xml:space="preserve">Proposed Method </w:t>
+      </w:r>
+      <w:r>
+        <w:t>for final visualization:</w:t>
+      </w:r>
+      <w:r>
+        <w:br/>
+      </w:r>
+    </w:p>
+    <w:p>
+      <w:pPr>
+        <w:pStyle w:val="BodyText"/>
+        <w:rPr>
+          <w:lang w:val="en-US"/>
+        </w:rPr>
+      </w:pPr>
+      <w:r>
+        <w:rPr>
+          <w:lang w:val="en-US"/>
+        </w:rPr>
+        <w:t>Our approach to visualizing permanence values and assessing similarity for numerical and image inputs revolves around leveraging the Reconstruct method in the Spatial Pooler (SP). This technique enables us to retrieve permanence values associated with active columns that emerge during the learning phase. The following methodology ensures a structured and comprehensive analysis of spatial patterns in both numerical and image-based data.</w:t>
+      </w:r>
+    </w:p>
+    <w:p>
+      <w:pPr>
+        <w:pStyle w:val="Heading3"/>
+        <w:rPr>
+          <w:i w:val="0"/>
+          <w:iCs w:val="0"/>
+        </w:rPr>
+      </w:pPr>
+      <w:r>
+        <w:t>Numerical Input Processing</w:t>
+      </w:r>
+      <w:r>
+        <w:rPr>
+          <w:i w:val="0"/>
+          <w:iCs w:val="0"/>
+        </w:rPr>
+        <w:t>: To begin, each numerical value is encoded into a Sparse Distributed Representation (SDR) using an appropriate encoder, ensuring that essential features are well captured.</w:t>
+      </w:r>
+      <w:r>
+        <w:rPr>
+          <w:i w:val="0"/>
+          <w:iCs w:val="0"/>
+        </w:rPr>
+        <w:t xml:space="preserve"> The SDR is then passed through the spatial pooler, where active columns are determined without triggering learning, preserving the integrity of the original input. Using the Reconstruct method in the SP, we extract permanence values from these active columns and store them in a structured dictionary called allPermanenceDictionary, which systematically organizes all potential input indices. To provide a complete representation, permanence values for inactive columns—which do not </w:t>
+      </w:r>
+      <w:r>
+        <w:rPr>
+          <w:i w:val="0"/>
+          <w:iCs w:val="0"/>
+        </w:rPr>
+        <w:t>contribute directly to the SDR—are assigned a default value of 0.0, ensuring that all possible input bits are accounted for.</w:t>
       </w:r>
     </w:p>
     <w:p>
@@ -2842,7 +2472,6 @@
           <w:i w:val="0"/>
           <w:iCs w:val="0"/>
         </w:rPr>
-        <w:lastRenderedPageBreak/>
         <w:t>As in the numerical case, normalization and thresholding are applied to standardize the reconstructed permanence values. The fidelity of this reconstruction is again assessed using Jaccard similarity, allowing us to measure how closely the reconstructed values align with the original binarized inputs. The final stage of the process involves generating heatmaps that provide an intuitive visualization of the learned spatial patterns. Furthermore, similarity plots are constructed to reveal how accurately the reconstructed permanence values capture the structural properties of the original image data.</w:t>
       </w:r>
     </w:p>
@@ -2856,34 +2485,24 @@
         <w:ind w:firstLine="288"/>
         <w:jc w:val="both"/>
       </w:pPr>
-      <w:bookmarkStart w:id="1" w:name="_Hlk193644648"/>
-      <w:bookmarkStart w:id="2" w:name="_Hlk193644580"/>
+      <w:bookmarkStart w:id="2" w:name="_Hlk193644648"/>
+      <w:bookmarkStart w:id="3" w:name="_Hlk193644580"/>
       <w:r>
         <w:t xml:space="preserve">To refine our analysis, we introduce dynamic thresholding techniques </w:t>
       </w:r>
-      <w:bookmarkEnd w:id="1"/>
+      <w:bookmarkEnd w:id="2"/>
       <w:r>
         <w:t>to adaptively set thresholds based on data distribution</w:t>
       </w:r>
-      <w:bookmarkEnd w:id="2"/>
+      <w:bookmarkEnd w:id="3"/>
       <w:r>
         <w:t xml:space="preserve">, ensuring robustness across varied datasets. Additionally, statistical </w:t>
       </w:r>
-      <w:proofErr w:type="spellStart"/>
       <w:r>
         <w:t>matrics</w:t>
       </w:r>
-      <w:proofErr w:type="spellEnd"/>
-      <w:r>
-        <w:t xml:space="preserve"> beyond Jaccard similarity, such as cosine similarity or entropy-based measures, could be explored to offer a more nuanced evaluation of reconstruction fidelity. </w:t>
-      </w:r>
-      <w:proofErr w:type="gramStart"/>
-      <w:r>
-        <w:t>The visualization</w:t>
-      </w:r>
-      <w:proofErr w:type="gramEnd"/>
-      <w:r>
-        <w:t xml:space="preserve"> pipeline can further benefit from interactive heatmaps, enabling real-time exploration of permanence patterns across different input types.</w:t>
+      <w:r>
+        <w:t xml:space="preserve"> beyond Jaccard similarity, such as cosine similarity or entropy-based measures, could be explored to offer a more nuanced evaluation of reconstruction fidelity. The visualization pipeline can further benefit from interactive heatmaps, enabling real-time exploration of permanence patterns across different input types.</w:t>
       </w:r>
     </w:p>
     <w:p>
@@ -2928,21 +2547,14 @@
         <w:rPr>
           <w:lang w:val="en-US"/>
         </w:rPr>
-        <w:t xml:space="preserve">Our implementation focuses on visualizing permanence value dynamics within the Hierarchical Temporal Memory (HTM) Spatial Pooler to enhance interpretability and model optimization. The process begins with data encoding and SDR generation, where numerical values are transformed into Sparse Distributed Representations (SDRs) using appropriate encoding techniques. Additionally, image data is incorporated through custom encoding methods, enabling </w:t>
-      </w:r>
-      <w:proofErr w:type="gramStart"/>
+        <w:t xml:space="preserve">Our implementation focuses on visualizing permanence value dynamics within the Hierarchical Temporal Memory (HTM) Spatial Pooler to enhance interpretability and model optimization. The process begins with data encoding and SDR generation, where numerical values are transformed into Sparse Distributed Representations (SDRs) using appropriate </w:t>
+      </w:r>
       <w:r>
         <w:rPr>
           <w:lang w:val="en-US"/>
         </w:rPr>
-        <w:t>the Spatial</w:t>
-      </w:r>
-      <w:proofErr w:type="gramEnd"/>
-      <w:r>
-        <w:rPr>
-          <w:lang w:val="en-US"/>
-        </w:rPr>
-        <w:t xml:space="preserve"> Pooler to analyze and recognize visual patterns. The HTM Spatial Pooler then processes these SDRs, producing sparse activations based on input patterns.</w:t>
+        <w:lastRenderedPageBreak/>
+        <w:t>encoding techniques. Additionally, image data is incorporated through custom encoding methods, enabling the Spatial Pooler to analyze and recognize visual patterns. The HTM Spatial Pooler then processes these SDRs, producing sparse activations based on input patterns.</w:t>
       </w:r>
     </w:p>
     <w:p>
@@ -2994,13 +2606,7 @@
         <w:rPr>
           <w:noProof/>
         </w:rPr>
-        <w:t xml:space="preserve">To ensure the permanence values derived from the Spatial Pooler in the Hierarchical Temporal Memory (HTM) framework are both consistent and comparable, we introduced a thresholding function for normalization. This tep is crucial for streamlining the visualization and analysis, as it effectively transforms the continuous permanence values </w:t>
-      </w:r>
-      <w:r>
-        <w:rPr>
-          <w:noProof/>
-        </w:rPr>
-        <w:t>into a binary format, which simplifies the interpretation process.</w:t>
+        <w:t>To ensure the permanence values derived from the Spatial Pooler in the Hierarchical Temporal Memory (HTM) framework are both consistent and comparable, we introduced a thresholding function for normalization. This tep is crucial for streamlining the visualization and analysis, as it effectively transforms the continuous permanence values into a binary format, which simplifies the interpretation process.</w:t>
       </w:r>
     </w:p>
     <w:p>
@@ -3023,294 +2629,19 @@
       <w:r>
         <w:rPr>
           <w:noProof/>
-        </w:rPr>
-        <w:t xml:space="preserve">Choosing the right threshold value was fundamental to achieving the desired normalization. After extensive experimentation and iterative adjustments, we determined the optimal threshold values for different types of data. For numerical inputs, the threshold was set at 8.3, while for image data, we arrived at a value of </w:t>
-      </w:r>
-      <w:r>
-        <w:rPr>
-          <w:noProof/>
-        </w:rPr>
-        <w:t>6</w:t>
-      </w:r>
-      <w:r>
-        <w:rPr>
-          <w:noProof/>
-        </w:rPr>
-        <w:t>9</w:t>
-      </w:r>
-      <w:r>
-        <w:rPr>
-          <w:noProof/>
-        </w:rPr>
-        <w:t xml:space="preserve"> These thresholds were selected based on thorough testing, ensuring the normalized permanence values closely align with the original data. By carefully altering the threshold values and assessing their impact on the output, we were able to refine the normalization process, balancing the preservation of input characteristics with meaningful analysis.</w:t>
-      </w:r>
-    </w:p>
-    <w:p>
-      <w:pPr>
-        <w:ind w:firstLine="288"/>
-        <w:jc w:val="both"/>
-        <w:rPr>
-          <w:noProof/>
-        </w:rPr>
-      </w:pPr>
-    </w:p>
-    <w:p>
-      <w:pPr>
-        <w:ind w:firstLine="288"/>
-        <w:jc w:val="both"/>
-        <w:rPr>
-          <w:noProof/>
-        </w:rPr>
-      </w:pPr>
-      <w:r>
-        <w:rPr>
-          <w:noProof/>
-        </w:rPr>
-        <w:t>This methodical approach underscores the importance of precise parameter selection when visualizing and interpreting permanence values within the HTM framework. Ultimately, it deepens our understanding of hierarchical temporal processing, both for numerical data and image data sets.</w:t>
-      </w:r>
-    </w:p>
-    <w:p>
-      <w:pPr>
-        <w:jc w:val="both"/>
-        <w:rPr>
           <w:color w:val="FF0000"/>
         </w:rPr>
-      </w:pPr>
-    </w:p>
-    <w:p>
-      <w:pPr>
-        <w:pStyle w:val="Heading2"/>
-      </w:pPr>
-      <w:r>
-        <w:t>Matrics</w:t>
-      </w:r>
-      <w:r>
-        <w:t xml:space="preserve"> </w:t>
-      </w:r>
-      <w:r>
-        <w:t>Visualization</w:t>
-      </w:r>
-    </w:p>
-    <w:p/>
-    <w:p>
-      <w:pPr>
-        <w:ind w:firstLine="288"/>
-        <w:jc w:val="both"/>
-      </w:pPr>
-      <w:r>
-        <w:t xml:space="preserve">After normalizing the permanence values, we represent them in a structured </w:t>
-      </w:r>
-      <w:proofErr w:type="spellStart"/>
-      <w:r>
-        <w:t>matrics</w:t>
-      </w:r>
-      <w:proofErr w:type="spellEnd"/>
-      <w:r>
-        <w:t xml:space="preserve"> format to facilitate an intuitive understanding of how permanence values are distributed across different input indices. This </w:t>
-      </w:r>
-      <w:proofErr w:type="spellStart"/>
-      <w:r>
-        <w:t>matrics</w:t>
-      </w:r>
-      <w:proofErr w:type="spellEnd"/>
-      <w:r>
-        <w:t>-based visualization provides a spatial representation of the reconstructed permanence values, offering deeper insights into how the HTM Spatial Pooler processes and retains input information.</w:t>
-      </w:r>
-    </w:p>
-    <w:p>
-      <w:pPr>
-        <w:jc w:val="both"/>
-      </w:pPr>
-      <w:r>
-        <w:t xml:space="preserve">Each row and column of the </w:t>
-      </w:r>
-      <w:proofErr w:type="spellStart"/>
-      <w:r>
-        <w:t>matrics</w:t>
-      </w:r>
-      <w:proofErr w:type="spellEnd"/>
-      <w:r>
-        <w:t xml:space="preserve"> corresponds to specific input indices, where the values represent the normalized permanence scores. For numerical data, the </w:t>
-      </w:r>
-      <w:proofErr w:type="spellStart"/>
-      <w:r>
-        <w:t>matrics</w:t>
-      </w:r>
-      <w:proofErr w:type="spellEnd"/>
-      <w:r>
-        <w:t xml:space="preserve"> captures how permanence values are distributed across different encoded bit positions, while for image inputs, the </w:t>
-      </w:r>
-      <w:proofErr w:type="spellStart"/>
-      <w:r>
-        <w:t>matrics</w:t>
-      </w:r>
-      <w:proofErr w:type="spellEnd"/>
-      <w:r>
-        <w:t xml:space="preserve"> structure aligns with the spatial dimensions of the original image, preserving the visual context of the input.</w:t>
-      </w:r>
-    </w:p>
-    <w:p/>
-    <w:p>
-      <w:pPr>
-        <w:pStyle w:val="Heading2"/>
-      </w:pPr>
-      <w:r>
-        <w:t xml:space="preserve">Heatmap </w:t>
-      </w:r>
-      <w:r>
-        <w:t>Visualization</w:t>
-      </w:r>
-    </w:p>
-    <w:p>
-      <w:pPr>
-        <w:rPr>
-          <w:color w:val="FF0000"/>
-        </w:rPr>
-      </w:pPr>
-    </w:p>
-    <w:p>
-      <w:pPr>
-        <w:ind w:firstLine="288"/>
-        <w:jc w:val="both"/>
-        <w:rPr>
-          <w:spacing w:val="-1"/>
-          <w:lang w:eastAsia="x-none"/>
-        </w:rPr>
-      </w:pPr>
-      <w:r>
-        <w:rPr>
-          <w:spacing w:val="-1"/>
-          <w:lang w:eastAsia="x-none"/>
-        </w:rPr>
-        <w:t xml:space="preserve">To effectively interpret the reconstructed permanence values, we generate heatmaps from the structured permanence </w:t>
-      </w:r>
-      <w:proofErr w:type="spellStart"/>
-      <w:r>
-        <w:rPr>
-          <w:spacing w:val="-1"/>
-          <w:lang w:eastAsia="x-none"/>
-        </w:rPr>
-        <w:t>matrics</w:t>
-      </w:r>
-      <w:proofErr w:type="spellEnd"/>
-      <w:r>
-        <w:rPr>
-          <w:spacing w:val="-1"/>
-          <w:lang w:eastAsia="x-none"/>
-        </w:rPr>
-        <w:t>. These heatmaps serve as a visual indicator of the permanence values associated with each input index, providing insights into the strength of synaptic connections within the Hierarchical Temporal Memory (HTM) network. The concept of "heat" in the heatmap corresponds directly to the permanence value of each synapse, where warmer colors indicate stronger and more stable connections, while cooler colors represent weaker or less significant connections. This gradient representation allows us to intuitively assess how permanence values evolve over different input indices.</w:t>
-      </w:r>
-    </w:p>
-    <w:p>
-      <w:pPr>
-        <w:jc w:val="both"/>
-        <w:rPr>
-          <w:spacing w:val="-1"/>
-          <w:lang w:eastAsia="x-none"/>
-        </w:rPr>
-      </w:pPr>
-    </w:p>
-    <w:p>
-      <w:pPr>
-        <w:ind w:firstLine="288"/>
-        <w:jc w:val="both"/>
-        <w:rPr>
-          <w:spacing w:val="-1"/>
-          <w:lang w:eastAsia="x-none"/>
-        </w:rPr>
-      </w:pPr>
-      <w:r>
-        <w:rPr>
-          <w:spacing w:val="-1"/>
-          <w:lang w:eastAsia="x-none"/>
-        </w:rPr>
-        <w:t xml:space="preserve">In the context of HTM, synapses act as connections between the proximal dendrites of columns and the input data or other columns. Each synapse has an assigned permanence value, determining the likelihood of its activation. By visualizing these </w:t>
-      </w:r>
-      <w:proofErr w:type="gramStart"/>
-      <w:r>
-        <w:rPr>
-          <w:spacing w:val="-1"/>
-          <w:lang w:eastAsia="x-none"/>
-        </w:rPr>
-        <w:t>permanence</w:t>
-      </w:r>
-      <w:proofErr w:type="gramEnd"/>
-      <w:r>
-        <w:rPr>
-          <w:spacing w:val="-1"/>
-          <w:lang w:eastAsia="x-none"/>
-        </w:rPr>
-        <w:t xml:space="preserve"> distributions in a heatmap, we </w:t>
-      </w:r>
-      <w:r>
-        <w:rPr>
-          <w:spacing w:val="-1"/>
-          <w:lang w:eastAsia="x-none"/>
-        </w:rPr>
-        <w:lastRenderedPageBreak/>
-        <w:t xml:space="preserve">gain a deeper understanding of how the network processes both numerical and image inputs. The </w:t>
-      </w:r>
-      <w:r>
-        <w:rPr>
-          <w:spacing w:val="-1"/>
-          <w:lang w:eastAsia="x-none"/>
-        </w:rPr>
-        <w:t>“</w:t>
-      </w:r>
-      <w:proofErr w:type="spellStart"/>
-      <w:r>
-        <w:rPr>
-          <w:spacing w:val="-1"/>
-          <w:lang w:eastAsia="x-none"/>
-        </w:rPr>
-        <w:t>DrawHeatmap</w:t>
-      </w:r>
-      <w:r>
-        <w:rPr>
-          <w:spacing w:val="-1"/>
-          <w:lang w:eastAsia="x-none"/>
-        </w:rPr>
-        <w:t>s</w:t>
-      </w:r>
-      <w:proofErr w:type="spellEnd"/>
-      <w:r>
-        <w:rPr>
-          <w:spacing w:val="-1"/>
-          <w:lang w:eastAsia="x-none"/>
-        </w:rPr>
-        <w:t>”</w:t>
-      </w:r>
-      <w:r>
-        <w:rPr>
-          <w:spacing w:val="-1"/>
-          <w:lang w:eastAsia="x-none"/>
-        </w:rPr>
-        <w:t xml:space="preserve"> function plays a crucial role in this visualization process, seamlessly integrating heatmap data with normalized permanence values and original encoded inputs. This function ensures that the reconstructed permanence values are mapped effectively, allowing for an insightful comparative analysis between the original encoded inputs and the reconstructed outputs.</w:t>
-      </w:r>
-    </w:p>
-    <w:p>
-      <w:pPr>
-        <w:rPr>
-          <w:spacing w:val="-1"/>
-          <w:lang w:eastAsia="x-none"/>
-        </w:rPr>
-      </w:pPr>
-      <w:r>
-        <w:rPr>
-          <w:noProof/>
-          <w:color w:val="FF0000"/>
-        </w:rPr>
         <w:drawing>
-          <wp:anchor distT="0" distB="0" distL="114300" distR="114300" simplePos="0" relativeHeight="251685888" behindDoc="0" locked="0" layoutInCell="1" allowOverlap="1" wp14:anchorId="035125EB" wp14:editId="0BA331BF">
+          <wp:anchor distT="0" distB="0" distL="114300" distR="114300" simplePos="0" relativeHeight="251685888" behindDoc="0" locked="0" layoutInCell="1" allowOverlap="1" wp14:anchorId="035125EB" wp14:editId="4E5A8828">
             <wp:simplePos x="0" y="0"/>
             <wp:positionH relativeFrom="column">
-              <wp:posOffset>3175</wp:posOffset>
+              <wp:posOffset>3322320</wp:posOffset>
             </wp:positionH>
             <wp:positionV relativeFrom="paragraph">
-              <wp:posOffset>209550</wp:posOffset>
+              <wp:posOffset>1119505</wp:posOffset>
             </wp:positionV>
-            <wp:extent cx="3086735" cy="2903855"/>
-            <wp:effectExtent l="0" t="0" r="0" b="0"/>
+            <wp:extent cx="3086735" cy="2737485"/>
+            <wp:effectExtent l="0" t="0" r="0" b="5715"/>
             <wp:wrapTopAndBottom/>
             <wp:docPr id="1704801987" name="Picture 1" descr="A diagram of a diagram&#10;&#10;AI-generated content may be incorrect."/>
             <wp:cNvGraphicFramePr>
@@ -3341,7 +2672,7 @@
                   <pic:spPr bwMode="auto">
                     <a:xfrm>
                       <a:off x="0" y="0"/>
-                      <a:ext cx="3086735" cy="2903855"/>
+                      <a:ext cx="3086735" cy="2737485"/>
                     </a:xfrm>
                     <a:prstGeom prst="rect">
                       <a:avLst/>
@@ -3354,22 +2685,275 @@
                 </pic:pic>
               </a:graphicData>
             </a:graphic>
+            <wp14:sizeRelH relativeFrom="margin">
+              <wp14:pctWidth>0</wp14:pctWidth>
+            </wp14:sizeRelH>
+            <wp14:sizeRelV relativeFrom="margin">
+              <wp14:pctHeight>0</wp14:pctHeight>
+            </wp14:sizeRelV>
           </wp:anchor>
         </w:drawing>
       </w:r>
-    </w:p>
-    <w:p>
-      <w:pPr>
+      <w:r>
+        <w:rPr>
+          <w:noProof/>
+        </w:rPr>
+        <w:t xml:space="preserve">Choosing the right threshold value was fundamental to achieving the desired normalization. After extensive experimentation and iterative adjustments, we determined the optimal threshold values for different types of data. For numerical inputs, the threshold was set at 8.3, while for image data, we arrived at a value of </w:t>
+      </w:r>
+      <w:r>
+        <w:rPr>
+          <w:noProof/>
+        </w:rPr>
+        <w:t>6</w:t>
+      </w:r>
+      <w:r>
+        <w:rPr>
+          <w:noProof/>
+        </w:rPr>
+        <w:t>9</w:t>
+      </w:r>
+      <w:r>
+        <w:rPr>
+          <w:noProof/>
+        </w:rPr>
+        <w:t xml:space="preserve"> These thresholds were selected based on thorough testing, ensuring the normalized permanence values closely align with the original data. By carefully altering the threshold values and assessing their impact on the output, we were able to refine the normalization process, balancing the preservation of input characteristics with meaningful analysis.</w:t>
+      </w:r>
+    </w:p>
+    <w:p>
+      <w:pPr>
+        <w:ind w:firstLine="288"/>
         <w:jc w:val="both"/>
         <w:rPr>
-          <w:spacing w:val="-1"/>
-          <w:lang w:eastAsia="x-none"/>
-        </w:rPr>
-      </w:pPr>
+          <w:noProof/>
+        </w:rPr>
+      </w:pPr>
+    </w:p>
+    <w:p>
+      <w:pPr>
+        <w:ind w:firstLine="288"/>
+        <w:jc w:val="both"/>
+        <w:rPr>
+          <w:noProof/>
+        </w:rPr>
+      </w:pPr>
+      <w:r>
+        <w:rPr>
+          <w:noProof/>
+        </w:rPr>
+        <w:t>This methodical approach underscores the importance of precise parameter selection when visualizing and interpreting permanence values within the HTM framework. Ultimately, it deepens our understanding of hierarchical temporal processing, both for numerical data and image data sets.</w:t>
+      </w:r>
+    </w:p>
+    <w:p>
+      <w:pPr>
+        <w:jc w:val="both"/>
+        <w:rPr>
+          <w:color w:val="FF0000"/>
+        </w:rPr>
+      </w:pPr>
+    </w:p>
+    <w:p>
+      <w:pPr>
+        <w:pStyle w:val="Heading2"/>
+      </w:pPr>
+      <w:r>
+        <w:t>Matrics</w:t>
+      </w:r>
+      <w:r>
+        <w:t xml:space="preserve"> </w:t>
+      </w:r>
+      <w:r>
+        <w:t>Visualization</w:t>
+      </w:r>
+    </w:p>
+    <w:p/>
+    <w:p>
+      <w:pPr>
+        <w:ind w:firstLine="288"/>
+        <w:jc w:val="both"/>
+      </w:pPr>
+      <w:r>
+        <w:t xml:space="preserve">After normalizing the permanence values, we represent them in a structured </w:t>
+      </w:r>
+      <w:r>
+        <w:t>matrics</w:t>
+      </w:r>
+      <w:r>
+        <w:t xml:space="preserve"> format to facilitate an intuitive understanding of how permanence values are distributed across different input indices. This </w:t>
+      </w:r>
+      <w:r>
+        <w:t>matrics</w:t>
+      </w:r>
+      <w:r>
+        <w:t xml:space="preserve">-based visualization provides a spatial representation of the reconstructed permanence values, offering deeper insights </w:t>
+      </w:r>
+      <w:r>
+        <w:t>into how the HTM Spatial Pooler processes and retains input information.</w:t>
+      </w:r>
+    </w:p>
+    <w:p>
+      <w:pPr>
+        <w:ind w:firstLine="288"/>
+        <w:jc w:val="both"/>
+      </w:pPr>
+    </w:p>
+    <w:p>
+      <w:pPr>
+        <w:jc w:val="both"/>
+      </w:pPr>
+      <w:r>
+        <w:t xml:space="preserve">      </w:t>
+      </w:r>
+      <w:r>
+        <w:t xml:space="preserve">Each row and column of the </w:t>
+      </w:r>
+      <w:r>
+        <w:t>matrics</w:t>
+      </w:r>
+      <w:r>
+        <w:t xml:space="preserve"> corresponds to specific input indices, where the values represent the normalized permanence scores. For numerical data, the </w:t>
+      </w:r>
+      <w:r>
+        <w:t>matrics</w:t>
+      </w:r>
+      <w:r>
+        <w:t xml:space="preserve"> captures how permanence values are distributed across different encoded bit positions, while for image inputs, the </w:t>
+      </w:r>
+      <w:r>
+        <w:t>matrics</w:t>
+      </w:r>
+      <w:r>
+        <w:t xml:space="preserve"> structure aligns with the spatial dimensions of the original image, preserving the visual context of the input.</w:t>
+      </w:r>
+    </w:p>
+    <w:p/>
+    <w:p>
+      <w:pPr>
+        <w:pStyle w:val="Heading2"/>
+      </w:pPr>
+      <w:r>
+        <w:t xml:space="preserve">Heatmap </w:t>
+      </w:r>
+      <w:r>
+        <w:t>Visualization</w:t>
+      </w:r>
+    </w:p>
+    <w:p>
+      <w:pPr>
+        <w:rPr>
+          <w:color w:val="FF0000"/>
+        </w:rPr>
+      </w:pPr>
+    </w:p>
+    <w:p>
+      <w:pPr>
+        <w:ind w:firstLine="288"/>
+        <w:jc w:val="both"/>
+        <w:rPr>
+          <w:spacing w:val="-1"/>
+          <w:lang w:eastAsia="x-none"/>
+        </w:rPr>
+      </w:pPr>
+      <w:r>
+        <w:rPr>
+          <w:spacing w:val="-1"/>
+          <w:lang w:eastAsia="x-none"/>
+        </w:rPr>
+        <w:t xml:space="preserve">To effectively interpret the reconstructed permanence values, we generate heatmaps from the structured permanence </w:t>
+      </w:r>
+      <w:r>
+        <w:rPr>
+          <w:spacing w:val="-1"/>
+          <w:lang w:eastAsia="x-none"/>
+        </w:rPr>
+        <w:t>matrics</w:t>
+      </w:r>
+      <w:r>
+        <w:rPr>
+          <w:spacing w:val="-1"/>
+          <w:lang w:eastAsia="x-none"/>
+        </w:rPr>
+        <w:t>. These heatmaps serve as a visual indicator of the permanence values associated with each input index, providing insights into the strength of synaptic connections within the Hierarchical Temporal Memory (HTM) network. The concept of "heat" in the heatmap corresponds directly to the permanence value of each synapse, where warmer colors indicate stronger and more stable connections, while cooler colors represent weaker or less significant connections. This gradient representation allows us to intuitively assess how permanence values evolve over different input indices.</w:t>
+      </w:r>
+      <w:r>
+        <w:rPr>
+          <w:spacing w:val="-1"/>
+          <w:lang w:eastAsia="x-none"/>
+        </w:rPr>
+        <w:t xml:space="preserve"> </w:t>
+      </w:r>
+    </w:p>
+    <w:p>
+      <w:pPr>
+        <w:jc w:val="both"/>
+        <w:rPr>
+          <w:spacing w:val="-1"/>
+          <w:lang w:eastAsia="x-none"/>
+        </w:rPr>
+      </w:pPr>
+    </w:p>
+    <w:p>
+      <w:pPr>
+        <w:ind w:firstLine="288"/>
+        <w:jc w:val="both"/>
+        <w:rPr>
+          <w:spacing w:val="-1"/>
+          <w:lang w:eastAsia="x-none"/>
+        </w:rPr>
+      </w:pPr>
+      <w:r>
+        <w:rPr>
+          <w:spacing w:val="-1"/>
+          <w:lang w:eastAsia="x-none"/>
+        </w:rPr>
+        <w:t xml:space="preserve">In the context of HTM, synapses act as connections between the proximal dendrites of columns and the input data or other columns. Each synapse has an assigned permanence value, determining the likelihood of its activation. By visualizing these permanence distributions in a heatmap, we gain a deeper understanding of how the network processes both numerical and image inputs. The </w:t>
+      </w:r>
+      <w:r>
+        <w:rPr>
+          <w:spacing w:val="-1"/>
+          <w:lang w:eastAsia="x-none"/>
+        </w:rPr>
+        <w:t>“</w:t>
+      </w:r>
+      <w:r>
+        <w:rPr>
+          <w:spacing w:val="-1"/>
+          <w:lang w:eastAsia="x-none"/>
+        </w:rPr>
+        <w:t>DrawHeatmap</w:t>
+      </w:r>
+      <w:r>
+        <w:rPr>
+          <w:spacing w:val="-1"/>
+          <w:lang w:eastAsia="x-none"/>
+        </w:rPr>
+        <w:t>s</w:t>
+      </w:r>
+      <w:r>
+        <w:rPr>
+          <w:spacing w:val="-1"/>
+          <w:lang w:eastAsia="x-none"/>
+        </w:rPr>
+        <w:t>”</w:t>
+      </w:r>
+      <w:r>
+        <w:rPr>
+          <w:spacing w:val="-1"/>
+          <w:lang w:eastAsia="x-none"/>
+        </w:rPr>
+        <w:t xml:space="preserve"> function plays a crucial role in this visualization process, seamlessly integrating heatmap data with normalized permanence values and original encoded inputs. This function ensures that the reconstructed permanence values are mapped effectively, allowing for an insightful comparative analysis between the original encoded inputs and the reconstructed outputs.</w:t>
+      </w:r>
+      <w:r>
+        <w:rPr>
+          <w:spacing w:val="-1"/>
+          <w:lang w:eastAsia="x-none"/>
+        </w:rPr>
+        <w:t xml:space="preserve"> </w:t>
+      </w:r>
     </w:p>
     <w:p>
       <w:pPr>
         <w:pStyle w:val="Caption"/>
+        <w:jc w:val="both"/>
         <w:rPr>
           <w:b w:val="0"/>
           <w:bCs w:val="0"/>
@@ -3377,15 +2961,17 @@
           <w:iCs/>
         </w:rPr>
       </w:pPr>
-      <w:r>
+    </w:p>
+    <w:p>
+      <w:pPr>
+        <w:pStyle w:val="Caption"/>
         <w:rPr>
           <w:b w:val="0"/>
           <w:bCs w:val="0"/>
           <w:i/>
           <w:iCs/>
         </w:rPr>
-        <w:t xml:space="preserve">Figure </w:t>
-      </w:r>
+      </w:pPr>
       <w:r>
         <w:rPr>
           <w:b w:val="0"/>
@@ -3393,7 +2979,7 @@
           <w:i/>
           <w:iCs/>
         </w:rPr>
-        <w:t>5</w:t>
+        <w:t xml:space="preserve">Figure </w:t>
       </w:r>
       <w:r>
         <w:rPr>
@@ -3402,9 +2988,8 @@
           <w:i/>
           <w:iCs/>
         </w:rPr>
-        <w:t xml:space="preserve">: </w:t>
-      </w:r>
-      <w:bookmarkStart w:id="3" w:name="_Hlk193978007"/>
+        <w:t>5</w:t>
+      </w:r>
       <w:r>
         <w:rPr>
           <w:b w:val="0"/>
@@ -3412,8 +2997,9 @@
           <w:i/>
           <w:iCs/>
         </w:rPr>
-        <w:t>Visual</w:t>
-      </w:r>
+        <w:t xml:space="preserve">: </w:t>
+      </w:r>
+      <w:bookmarkStart w:id="4" w:name="_Hlk193978007"/>
       <w:r>
         <w:rPr>
           <w:b w:val="0"/>
@@ -3421,25 +3007,217 @@
           <w:i/>
           <w:iCs/>
         </w:rPr>
+        <w:t>Visual</w:t>
+      </w:r>
+      <w:r>
+        <w:rPr>
+          <w:b w:val="0"/>
+          <w:bCs w:val="0"/>
+          <w:i/>
+          <w:iCs/>
+        </w:rPr>
         <w:t xml:space="preserve"> representation of Draw Heatmap</w:t>
       </w:r>
-      <w:bookmarkEnd w:id="3"/>
-    </w:p>
-    <w:p/>
-    <w:p>
-      <w:pPr>
+      <w:bookmarkEnd w:id="4"/>
+    </w:p>
+    <w:p>
+      <w:pPr>
+        <w:ind w:firstLine="288"/>
         <w:jc w:val="both"/>
         <w:rPr>
+          <w:spacing w:val="-1"/>
+          <w:lang w:eastAsia="x-none"/>
+        </w:rPr>
+      </w:pPr>
+      <w:r>
+        <w:rPr>
+          <w:spacing w:val="-1"/>
+          <w:lang w:eastAsia="x-none"/>
+        </w:rPr>
+        <w:lastRenderedPageBreak/>
+        <w:t>To visualize matrix-based numerical data, we developed a heatmap generation module that transforms a 1D data array into a 2D colored representation</w:t>
+      </w:r>
+      <w:r>
+        <w:rPr>
+          <w:spacing w:val="-1"/>
+          <w:lang w:eastAsia="x-none"/>
+        </w:rPr>
+        <w:t xml:space="preserve"> </w:t>
+      </w:r>
+      <w:r>
+        <w:rPr>
+          <w:spacing w:val="-1"/>
+          <w:lang w:eastAsia="x-none"/>
+        </w:rPr>
+        <w:t>(Figure 5)</w:t>
+      </w:r>
+      <w:r>
+        <w:rPr>
+          <w:spacing w:val="-1"/>
+          <w:lang w:eastAsia="x-none"/>
+        </w:rPr>
+        <w:t>.</w:t>
+      </w:r>
+      <w:r>
+        <w:rPr>
+          <w:spacing w:val="-1"/>
+          <w:lang w:eastAsia="x-none"/>
+        </w:rPr>
+        <w:t xml:space="preserve"> </w:t>
+      </w:r>
+      <w:r>
+        <w:rPr>
+          <w:spacing w:val="-1"/>
+          <w:lang w:eastAsia="x-none"/>
+        </w:rPr>
+        <w:t>The process is guided by a structured pipeline that ensures data integrity, spatial mapping, and visual clarity. This procedure is particularly tailored to highlight encoded values such as activations, measurements, or bit-level intensities in a scalable and interpretable image format.</w:t>
+      </w:r>
+    </w:p>
+    <w:p>
+      <w:pPr>
+        <w:ind w:firstLine="288"/>
+        <w:jc w:val="both"/>
+        <w:rPr>
+          <w:spacing w:val="-1"/>
+          <w:lang w:eastAsia="x-none"/>
+        </w:rPr>
+      </w:pPr>
+    </w:p>
+    <w:p>
+      <w:pPr>
+        <w:ind w:firstLine="288"/>
+        <w:jc w:val="both"/>
+        <w:rPr>
+          <w:spacing w:val="-1"/>
+          <w:lang w:eastAsia="x-none"/>
+        </w:rPr>
+      </w:pPr>
+      <w:r>
+        <w:rPr>
+          <w:spacing w:val="-1"/>
+          <w:lang w:eastAsia="x-none"/>
+        </w:rPr>
+        <w:t>The process begins with the calculation of the maximum length and height of the output bitmap based on the number of data rows and columns, as well as a user-defined scale factor that determines the pixel size of each heatmap cell. Once the dimensions are determined, the algorithm verifies that the input data length matches the expected matrix size (i.e., rows × columns). If this condition fails, the system throws an exception, halting further execution to ensure data consistency.</w:t>
+      </w:r>
+    </w:p>
+    <w:p>
+      <w:pPr>
+        <w:ind w:firstLine="288"/>
+        <w:jc w:val="both"/>
+        <w:rPr>
+          <w:spacing w:val="-1"/>
+          <w:lang w:eastAsia="x-none"/>
+        </w:rPr>
+      </w:pPr>
+    </w:p>
+    <w:p>
+      <w:pPr>
+        <w:ind w:firstLine="288"/>
+        <w:jc w:val="both"/>
+        <w:rPr>
+          <w:spacing w:val="-1"/>
+          <w:lang w:eastAsia="x-none"/>
+        </w:rPr>
+      </w:pPr>
+      <w:r>
+        <w:rPr>
+          <w:spacing w:val="-1"/>
+          <w:lang w:eastAsia="x-none"/>
+        </w:rPr>
+        <w:t>Upon successful validation, the image canvas is initialized by creating a bitmap and erasing any background with a base color (typically white). Optionally, a title or header can be generated and rendered at the top of the image to contextualize the visualization, although this may be excluded depending on the application.</w:t>
+      </w:r>
+    </w:p>
+    <w:p>
+      <w:pPr>
+        <w:ind w:firstLine="288"/>
+        <w:jc w:val="both"/>
+        <w:rPr>
+          <w:spacing w:val="-1"/>
+          <w:lang w:eastAsia="x-none"/>
+        </w:rPr>
+      </w:pPr>
+    </w:p>
+    <w:p>
+      <w:pPr>
+        <w:ind w:firstLine="288"/>
+        <w:jc w:val="both"/>
+        <w:rPr>
+          <w:spacing w:val="-1"/>
+          <w:lang w:eastAsia="x-none"/>
+        </w:rPr>
+      </w:pPr>
+      <w:r>
+        <w:rPr>
+          <w:spacing w:val="-1"/>
+          <w:lang w:eastAsia="x-none"/>
+        </w:rPr>
+        <w:t>Next, the scale factor is applied to convert each logical matrix cell into a square block of pixels, enabling high-resolution rendering. The core of the heatmap generation lies in the normalization of input values. Each data point is scaled between 0 and 1 using min-max normalization, which preserves the relative magnitude while ensuring uniform input for color mapping.</w:t>
+      </w:r>
+    </w:p>
+    <w:p>
+      <w:pPr>
+        <w:ind w:firstLine="288"/>
+        <w:jc w:val="both"/>
+        <w:rPr>
+          <w:spacing w:val="-1"/>
+          <w:lang w:eastAsia="x-none"/>
+        </w:rPr>
+      </w:pPr>
+    </w:p>
+    <w:p>
+      <w:pPr>
+        <w:ind w:firstLine="288"/>
+        <w:jc w:val="both"/>
+        <w:rPr>
+          <w:spacing w:val="-1"/>
+          <w:lang w:eastAsia="x-none"/>
+        </w:rPr>
+      </w:pPr>
+      <w:r>
+        <w:rPr>
+          <w:spacing w:val="-1"/>
+          <w:lang w:eastAsia="x-none"/>
+        </w:rPr>
+        <w:t>Following normalization, each value is mapped to a specific color using a heatmap palette. In our implementation, a simple gradient ranging from cooler tones (e.g., green/blue) to warmer tones (e.g., red/orange) is employed to visually distinguish low and high values. These colors are then drawn onto the bitmap by filling the corresponding block of pixels.</w:t>
+      </w:r>
+    </w:p>
+    <w:p>
+      <w:pPr>
+        <w:ind w:firstLine="288"/>
+        <w:jc w:val="both"/>
+        <w:rPr>
+          <w:spacing w:val="-1"/>
+          <w:lang w:eastAsia="x-none"/>
+        </w:rPr>
+      </w:pPr>
+      <w:r>
+        <w:rPr>
+          <w:spacing w:val="-1"/>
+          <w:lang w:eastAsia="x-none"/>
+        </w:rPr>
+        <w:t>Finally, the fully rendered heatmap image is saved in PNG format at the specified file path. This modular and extensible approach ensures clarity, accuracy, and aesthetic quality in the visualization of multidimensional or encoded data.</w:t>
+      </w:r>
+    </w:p>
+    <w:p>
+      <w:pPr>
+        <w:ind w:firstLine="288"/>
+        <w:jc w:val="both"/>
+        <w:rPr>
+          <w:spacing w:val="-1"/>
+          <w:lang w:eastAsia="x-none"/>
+        </w:rPr>
+      </w:pPr>
+    </w:p>
+    <w:p>
+      <w:pPr>
+        <w:jc w:val="both"/>
+        <w:rPr>
           <w:color w:val="FF0000"/>
           <w:spacing w:val="-1"/>
           <w:lang w:eastAsia="x-none"/>
         </w:rPr>
       </w:pPr>
       <w:r>
-        <w:rPr>
-          <w:spacing w:val="-1"/>
-          <w:lang w:eastAsia="x-none"/>
-        </w:rPr>
         <w:t xml:space="preserve">       </w:t>
       </w:r>
       <w:r>
@@ -3497,7 +3275,6 @@
         </w:rPr>
         <w:t xml:space="preserve">By leveraging </w:t>
       </w:r>
-      <w:proofErr w:type="spellStart"/>
       <w:r>
         <w:rPr>
           <w:spacing w:val="-1"/>
@@ -3505,7 +3282,6 @@
         </w:rPr>
         <w:t>matrics</w:t>
       </w:r>
-      <w:proofErr w:type="spellEnd"/>
       <w:r>
         <w:rPr>
           <w:spacing w:val="-1"/>
@@ -3532,7 +3308,14 @@
           <w:spacing w:val="-1"/>
           <w:lang w:eastAsia="x-none"/>
         </w:rPr>
-        <w:t>o evaluate the accuracy of the reconstructed inputs, we compare the original encoded inputs with the reconstructed outputs using the Jaccard Similarity Coefficient (JSC), a widely used metric for measuring the similarity between two binary sets. This method is particularly well-suited for our experiment, where inputs and outputs are represented as binary arrays consisting of 0s and 1s. The Jaccard Similarity Coefficient is calculated as the ratio of the intersection of active bits in both the original encoded input and the reconstructed output to their union. Mathematically, it is defined as</w:t>
+        <w:t xml:space="preserve">o </w:t>
+      </w:r>
+      <w:r>
+        <w:rPr>
+          <w:spacing w:val="-1"/>
+          <w:lang w:eastAsia="x-none"/>
+        </w:rPr>
+        <w:t>evaluate the accuracy of the reconstructed inputs, we compare the original encoded inputs with the reconstructed outputs using the Jaccard Similarity Coefficient (JSC), a widely used metric for measuring the similarity between two binary sets. This method is particularly well-suited for our experiment, where inputs and outputs are represented as binary arrays consisting of 0s and 1s. The Jaccard Similarity Coefficient is calculated as the ratio of the intersection of active bits in both the original encoded input and the reconstructed output to their union. Mathematically, it is defined as</w:t>
       </w:r>
       <w:r>
         <w:rPr>
@@ -3978,23 +3761,7 @@
           <w:spacing w:val="-1"/>
           <w:lang w:eastAsia="x-none"/>
         </w:rPr>
-        <w:t>J(</w:t>
-      </w:r>
-      <w:proofErr w:type="gramStart"/>
-      <w:r>
-        <w:rPr>
-          <w:spacing w:val="-1"/>
-          <w:lang w:eastAsia="x-none"/>
-        </w:rPr>
-        <w:t>A,B</w:t>
-      </w:r>
-      <w:proofErr w:type="gramEnd"/>
-      <w:r>
-        <w:rPr>
-          <w:spacing w:val="-1"/>
-          <w:lang w:eastAsia="x-none"/>
-        </w:rPr>
-        <w:t>)</w:t>
+        <w:t>J(A,B)</w:t>
       </w:r>
       <w:r>
         <w:rPr>
@@ -4174,23 +3941,7 @@
           <w:spacing w:val="-1"/>
           <w:lang w:eastAsia="x-none"/>
         </w:rPr>
-        <w:t xml:space="preserve">% of the active bits in the original input are retained in the reconstructed output, demonstrating a relatively high reconstruction fidelity. By computing Jaccard similarity scores across various numerical and image inputs, we </w:t>
-      </w:r>
-      <w:proofErr w:type="gramStart"/>
-      <w:r>
-        <w:rPr>
-          <w:spacing w:val="-1"/>
-          <w:lang w:eastAsia="x-none"/>
-        </w:rPr>
-        <w:t>assess</w:t>
-      </w:r>
-      <w:proofErr w:type="gramEnd"/>
-      <w:r>
-        <w:rPr>
-          <w:spacing w:val="-1"/>
-          <w:lang w:eastAsia="x-none"/>
-        </w:rPr>
-        <w:t xml:space="preserve"> the effectiveness of our HTM-based reconstruction model. Additionally, visualizing these similarity scores through bar graphs provides an intuitive representation of the reconstruction accuracy across different data points.</w:t>
+        <w:t>% of the active bits in the original input are retained in the reconstructed output, demonstrating a relatively high reconstruction fidelity. By computing Jaccard similarity scores across various numerical and image inputs, we assess the effectiveness of our HTM-based reconstruction model. Additionally, visualizing these similarity scores through bar graphs provides an intuitive representation of the reconstruction accuracy across different data points.</w:t>
       </w:r>
     </w:p>
     <w:p>
@@ -4259,7 +4010,15 @@
           <w:spacing w:val="-1"/>
           <w:lang w:eastAsia="x-none"/>
         </w:rPr>
-        <w:t xml:space="preserve"> we gain valuable insights into the performance of the HTM network in preserving structural integrity during reconstruction. This function generates a bar graph where each bar represents an individual input, and its height corresponds to the Jaccard similarity score between the original and reconstructed versions. Higher bars indicate stronger similarity, implying that the reconstruction successfully retains most of the original input features, whereas shorter bars highlight discrepancies in the reconstruction process. To ensure clarity and interpretability, the function scales the bar heights based on the maximum similarity value in the dataset, providing a clear comparative representation across different inputs. Additionally, axis labels, a title, and a proper scale are integrated into the visualization, making it easier to analyze patterns, detect inconsistencies, and identify potential areas for improvement. This graphical representation serves as an intuitive tool for understanding the distribution of similarity scores across various numerical and image-based inputs, ultimately enabling a deeper evaluation of the HTM framework’s reconstruction performance.</w:t>
+        <w:t xml:space="preserve"> we gain valuable insights into the performance of the HTM network in preserving structural integrity during reconstruction. This function generates a bar graph where each bar represents an individual input, and its height corresponds to the Jaccard similarity score between the original and reconstructed versions. Higher bars indicate stronger similarity, implying that the reconstruction successfully retains most of the original input features, whereas shorter bars highlight discrepancies in the reconstruction process. To ensure clarity and interpretability, the function scales the bar heights based on the maximum similarity value in the dataset, providing a clear comparative representation across different inputs. Additionally, axis labels, a title, and a proper scale are integrated into the visualization, making it easier to analyze patterns, detect inconsistencies, and identify potential areas for improvement. </w:t>
+      </w:r>
+      <w:r>
+        <w:rPr>
+          <w:spacing w:val="-1"/>
+          <w:lang w:eastAsia="x-none"/>
+        </w:rPr>
+        <w:lastRenderedPageBreak/>
+        <w:t>This graphical representation serves as an intuitive tool for understanding the distribution of similarity scores across various numerical and image-based inputs, ultimately enabling a deeper evaluation of the HTM framework’s reconstruction performance.</w:t>
       </w:r>
     </w:p>
     <w:p>
@@ -4274,30 +4033,9 @@
     </w:p>
     <w:p>
       <w:pPr>
-        <w:jc w:val="both"/>
-        <w:rPr>
-          <w:color w:val="FF0000"/>
-          <w:spacing w:val="-1"/>
-          <w:lang w:eastAsia="x-none"/>
-        </w:rPr>
-      </w:pPr>
-    </w:p>
-    <w:p>
-      <w:pPr>
-        <w:jc w:val="both"/>
-        <w:rPr>
-          <w:color w:val="FF0000"/>
-          <w:spacing w:val="-1"/>
-          <w:lang w:eastAsia="x-none"/>
-        </w:rPr>
-      </w:pPr>
-    </w:p>
-    <w:p>
-      <w:pPr>
         <w:pStyle w:val="Heading1"/>
       </w:pPr>
       <w:r>
-        <w:lastRenderedPageBreak/>
         <w:t>Result Analysis</w:t>
       </w:r>
     </w:p>
@@ -4470,11 +4208,9 @@
     </w:p>
     <w:p>
       <w:pPr>
-        <w:jc w:val="both"/>
-        <w:rPr>
-          <w:color w:val="FF0000"/>
-          <w:spacing w:val="-1"/>
-          <w:lang w:eastAsia="x-none"/>
+        <w:rPr>
+          <w:i/>
+          <w:iCs/>
         </w:rPr>
       </w:pPr>
       <w:r>
@@ -4520,28 +4256,22 @@
     </w:p>
     <w:p>
       <w:pPr>
-        <w:jc w:val="both"/>
-        <w:rPr>
-          <w:color w:val="FF0000"/>
-          <w:spacing w:val="-1"/>
-          <w:lang w:eastAsia="x-none"/>
-        </w:rPr>
-      </w:pPr>
-    </w:p>
-    <w:p>
-      <w:pPr>
-        <w:pStyle w:val="Caption"/>
-        <w:rPr>
-          <w:b w:val="0"/>
-          <w:bCs w:val="0"/>
+        <w:rPr>
           <w:i/>
           <w:iCs/>
         </w:rPr>
       </w:pPr>
-      <w:r>
-        <w:rPr>
-          <w:b w:val="0"/>
-          <w:bCs w:val="0"/>
+    </w:p>
+    <w:p>
+      <w:pPr>
+        <w:rPr>
+          <w:color w:val="FF0000"/>
+          <w:spacing w:val="-1"/>
+          <w:lang w:eastAsia="x-none"/>
+        </w:rPr>
+      </w:pPr>
+      <w:r>
+        <w:rPr>
           <w:i/>
           <w:iCs/>
         </w:rPr>
@@ -4549,8 +4279,6 @@
       </w:r>
       <w:r>
         <w:rPr>
-          <w:b w:val="0"/>
-          <w:bCs w:val="0"/>
           <w:i/>
           <w:iCs/>
         </w:rPr>
@@ -4558,8 +4286,6 @@
       </w:r>
       <w:r>
         <w:rPr>
-          <w:b w:val="0"/>
-          <w:bCs w:val="0"/>
           <w:i/>
           <w:iCs/>
         </w:rPr>
@@ -4567,8 +4293,6 @@
       </w:r>
       <w:r>
         <w:rPr>
-          <w:b w:val="0"/>
-          <w:bCs w:val="0"/>
           <w:i/>
           <w:iCs/>
         </w:rPr>
@@ -4576,24 +4300,18 @@
       </w:r>
       <w:r>
         <w:rPr>
-          <w:b w:val="0"/>
-          <w:bCs w:val="0"/>
           <w:i/>
           <w:iCs/>
         </w:rPr>
         <w:t xml:space="preserve"> </w:t>
       </w:r>
-      <w:proofErr w:type="spellStart"/>
-      <w:r>
-        <w:rPr>
-          <w:b w:val="0"/>
-          <w:bCs w:val="0"/>
+      <w:r>
+        <w:rPr>
           <w:i/>
           <w:iCs/>
         </w:rPr>
         <w:t>matrics</w:t>
       </w:r>
-      <w:proofErr w:type="spellEnd"/>
     </w:p>
     <w:p/>
     <w:p>
@@ -4691,64 +4409,145 @@
     <w:p>
       <w:pPr>
         <w:pStyle w:val="Heading3"/>
-      </w:pPr>
-      <w:r>
-        <w:t>For image inputs</w:t>
-      </w:r>
-      <w:r>
-        <w:t xml:space="preserve">: </w:t>
-      </w:r>
-      <w:r>
-        <w:t xml:space="preserve"> </w:t>
-      </w:r>
-      <w:r>
         <w:rPr>
           <w:i w:val="0"/>
           <w:iCs w:val="0"/>
-        </w:rPr>
-        <w:t xml:space="preserve">For image inputs, the reconstructed permanence values are visualized through a </w:t>
+          <w:spacing w:val="-1"/>
+          <w:lang w:eastAsia="x-none"/>
+        </w:rPr>
+      </w:pPr>
+      <w:r>
+        <w:t>For image inputs</w:t>
+      </w:r>
+      <w:r>
+        <w:t xml:space="preserve">: </w:t>
+      </w:r>
+      <w:r>
+        <w:t xml:space="preserve"> </w:t>
       </w:r>
       <w:r>
         <w:rPr>
           <w:i w:val="0"/>
           <w:iCs w:val="0"/>
-        </w:rPr>
-        <w:t>matrics(Figure 8)</w:t>
+          <w:spacing w:val="-1"/>
+          <w:lang w:eastAsia="x-none"/>
+        </w:rPr>
+        <w:t>We have used 52</w:t>
       </w:r>
       <w:r>
         <w:rPr>
           <w:i w:val="0"/>
           <w:iCs w:val="0"/>
-        </w:rPr>
-        <w:t>,</w:t>
+          <w:spacing w:val="-1"/>
+          <w:lang w:eastAsia="x-none"/>
+        </w:rPr>
+        <w:t>px</w:t>
       </w:r>
       <w:r>
         <w:rPr>
           <w:i w:val="0"/>
           <w:iCs w:val="0"/>
-        </w:rPr>
-        <w:t xml:space="preserve"> after that we have generated a heatmap from it,</w:t>
+          <w:spacing w:val="-1"/>
+          <w:lang w:eastAsia="x-none"/>
+        </w:rPr>
+        <w:t>×52</w:t>
       </w:r>
       <w:r>
         <w:rPr>
           <w:i w:val="0"/>
           <w:iCs w:val="0"/>
-        </w:rPr>
-        <w:t xml:space="preserve"> where warmer colors indicate stronger connections and cooler colors represent weaker ones</w:t>
+          <w:spacing w:val="-1"/>
+          <w:lang w:eastAsia="x-none"/>
+        </w:rPr>
+        <w:t>px</w:t>
       </w:r>
       <w:r>
         <w:rPr>
           <w:i w:val="0"/>
           <w:iCs w:val="0"/>
-        </w:rPr>
-        <w:t xml:space="preserve"> (Figure 9)</w:t>
+          <w:spacing w:val="-1"/>
+          <w:lang w:eastAsia="x-none"/>
+        </w:rPr>
+        <w:t xml:space="preserve"> images for the experiment</w:t>
       </w:r>
       <w:r>
         <w:rPr>
           <w:i w:val="0"/>
           <w:iCs w:val="0"/>
-        </w:rPr>
-        <w:t>. This heatmap helps assess how accurately the HTM network reconstructs the original binarized image by comparing the reconstructed permanence values with the original encoded input.</w:t>
+          <w:spacing w:val="-1"/>
+          <w:lang w:eastAsia="x-none"/>
+        </w:rPr>
+        <w:t>. T</w:t>
+      </w:r>
+      <w:r>
+        <w:rPr>
+          <w:i w:val="0"/>
+          <w:iCs w:val="0"/>
+        </w:rPr>
+        <w:t xml:space="preserve">he reconstructed permanence values are visualized through a </w:t>
+      </w:r>
+      <w:r>
+        <w:rPr>
+          <w:i w:val="0"/>
+          <w:iCs w:val="0"/>
+        </w:rPr>
+        <w:t>matrics(Figure</w:t>
+      </w:r>
+      <w:r>
+        <w:rPr>
+          <w:i w:val="0"/>
+          <w:iCs w:val="0"/>
+        </w:rPr>
+        <w:t xml:space="preserve"> </w:t>
+      </w:r>
+      <w:r>
+        <w:rPr>
+          <w:i w:val="0"/>
+          <w:iCs w:val="0"/>
+        </w:rPr>
+        <w:t>8)</w:t>
+      </w:r>
+      <w:r>
+        <w:rPr>
+          <w:i w:val="0"/>
+          <w:iCs w:val="0"/>
+        </w:rPr>
+        <w:t>,</w:t>
+      </w:r>
+      <w:r>
+        <w:rPr>
+          <w:i w:val="0"/>
+          <w:iCs w:val="0"/>
+        </w:rPr>
+        <w:t xml:space="preserve"> after that we have generated a heatmap from it,</w:t>
+      </w:r>
+      <w:r>
+        <w:rPr>
+          <w:i w:val="0"/>
+          <w:iCs w:val="0"/>
+        </w:rPr>
+        <w:t xml:space="preserve"> where warmer colors indicate stronger connections and cooler colors represent weaker ones</w:t>
+      </w:r>
+      <w:r>
+        <w:rPr>
+          <w:i w:val="0"/>
+          <w:iCs w:val="0"/>
+        </w:rPr>
+        <w:t xml:space="preserve"> (Figure 9)</w:t>
+      </w:r>
+      <w:r>
+        <w:rPr>
+          <w:i w:val="0"/>
+          <w:iCs w:val="0"/>
+        </w:rPr>
+        <w:t xml:space="preserve">. This heatmap helps assess how accurately the HTM network reconstructs the original binarized image by </w:t>
+      </w:r>
+      <w:r>
+        <w:rPr>
+          <w:i w:val="0"/>
+          <w:iCs w:val="0"/>
+        </w:rPr>
+        <w:t>comparing the reconstructed permanence values with the original encoded input.</w:t>
       </w:r>
     </w:p>
     <w:p>
@@ -4788,7 +4587,7 @@
           <w:lang w:eastAsia="x-none"/>
         </w:rPr>
         <w:drawing>
-          <wp:inline distT="0" distB="0" distL="0" distR="0" wp14:anchorId="3EBB9D8C" wp14:editId="4F50F7C5">
+          <wp:inline distT="0" distB="0" distL="0" distR="0" wp14:anchorId="3EBB9D8C" wp14:editId="12C4348C">
             <wp:extent cx="3073400" cy="3073400"/>
             <wp:effectExtent l="0" t="0" r="0" b="0"/>
             <wp:docPr id="388378741" name="Picture 3"/>
@@ -4904,7 +4703,6 @@
         </w:rPr>
         <w:t xml:space="preserve"> </w:t>
       </w:r>
-      <w:proofErr w:type="spellStart"/>
       <w:r>
         <w:rPr>
           <w:b w:val="0"/>
@@ -4914,7 +4712,6 @@
         </w:rPr>
         <w:t>matrics</w:t>
       </w:r>
-      <w:proofErr w:type="spellEnd"/>
       <w:r>
         <w:rPr>
           <w:b w:val="0"/>
@@ -5080,46 +4877,6 @@
     </w:p>
     <w:p>
       <w:pPr>
-        <w:ind w:firstLine="720"/>
-        <w:jc w:val="both"/>
-        <w:rPr>
-          <w:spacing w:val="-1"/>
-          <w:lang w:eastAsia="x-none"/>
-        </w:rPr>
-      </w:pPr>
-    </w:p>
-    <w:p>
-      <w:pPr>
-        <w:ind w:firstLine="720"/>
-        <w:jc w:val="both"/>
-        <w:rPr>
-          <w:spacing w:val="-1"/>
-          <w:lang w:eastAsia="x-none"/>
-        </w:rPr>
-      </w:pPr>
-    </w:p>
-    <w:p>
-      <w:pPr>
-        <w:ind w:firstLine="720"/>
-        <w:jc w:val="both"/>
-        <w:rPr>
-          <w:spacing w:val="-1"/>
-          <w:lang w:eastAsia="x-none"/>
-        </w:rPr>
-      </w:pPr>
-    </w:p>
-    <w:p>
-      <w:pPr>
-        <w:ind w:firstLine="720"/>
-        <w:jc w:val="both"/>
-        <w:rPr>
-          <w:spacing w:val="-1"/>
-          <w:lang w:eastAsia="x-none"/>
-        </w:rPr>
-      </w:pPr>
-    </w:p>
-    <w:p>
-      <w:pPr>
         <w:jc w:val="both"/>
         <w:rPr>
           <w:spacing w:val="-1"/>
@@ -5139,23 +4896,7 @@
           <w:spacing w:val="-1"/>
           <w:lang w:eastAsia="x-none"/>
         </w:rPr>
-        <w:t xml:space="preserve">In this section, we present the </w:t>
-      </w:r>
-      <w:proofErr w:type="gramStart"/>
-      <w:r>
-        <w:rPr>
-          <w:spacing w:val="-1"/>
-          <w:lang w:eastAsia="x-none"/>
-        </w:rPr>
-        <w:t>similarity</w:t>
-      </w:r>
-      <w:proofErr w:type="gramEnd"/>
-      <w:r>
-        <w:rPr>
-          <w:spacing w:val="-1"/>
-          <w:lang w:eastAsia="x-none"/>
-        </w:rPr>
-        <w:t xml:space="preserve"> analysis results for both numerical and image inputs. For numerical inputs, we compute the Jaccard similarity for a range of integer values (0 to 99), illustrating the consistency of the Spatial Pooler in preserving the structural integrity of the encoded representations. Corresponding figures (1</w:t>
+        <w:t>In this section, we present the similarity analysis results for both numerical and image inputs. For numerical inputs, we compute the Jaccard similarity for a range of integer values (0 to 99), illustrating the consistency of the Spatial Pooler in preserving the structural integrity of the encoded representations. Corresponding figures (1</w:t>
       </w:r>
       <w:r>
         <w:rPr>
@@ -5225,23 +4966,7 @@
           <w:spacing w:val="-1"/>
           <w:lang w:eastAsia="x-none"/>
         </w:rPr>
-        <w:t xml:space="preserve">) showcase the </w:t>
-      </w:r>
-      <w:proofErr w:type="gramStart"/>
-      <w:r>
-        <w:rPr>
-          <w:spacing w:val="-1"/>
-          <w:lang w:eastAsia="x-none"/>
-        </w:rPr>
-        <w:t>similarity</w:t>
-      </w:r>
-      <w:proofErr w:type="gramEnd"/>
-      <w:r>
-        <w:rPr>
-          <w:spacing w:val="-1"/>
-          <w:lang w:eastAsia="x-none"/>
-        </w:rPr>
-        <w:t xml:space="preserve"> trends across different numerical inputs.</w:t>
+        <w:t>) showcase the similarity trends across different numerical inputs.</w:t>
       </w:r>
     </w:p>
     <w:p>
@@ -6273,7 +5998,7 @@
           <w:color w:val="FF0000"/>
         </w:rPr>
         <w:drawing>
-          <wp:inline distT="0" distB="0" distL="0" distR="0" wp14:anchorId="72E2F95C" wp14:editId="0EBBA260">
+          <wp:inline distT="0" distB="0" distL="0" distR="0" wp14:anchorId="72E2F95C" wp14:editId="6CFF21E5">
             <wp:extent cx="3086100" cy="4629150"/>
             <wp:effectExtent l="0" t="0" r="0" b="0"/>
             <wp:docPr id="472710108" name="Picture 12"/>
@@ -6603,23 +6328,35 @@
           <w:spacing w:val="-1"/>
           <w:lang w:eastAsia="x-none"/>
         </w:rPr>
-        <w:t xml:space="preserve">In this research, we presented an enhanced visualization approach to analyze permanence value dynamics within the HTM Spatial Pooler. By leveraging the </w:t>
-      </w:r>
-      <w:proofErr w:type="gramStart"/>
-      <w:r>
-        <w:rPr>
-          <w:spacing w:val="-1"/>
-          <w:lang w:eastAsia="x-none"/>
-        </w:rPr>
-        <w:t>Reconstruct(</w:t>
-      </w:r>
-      <w:proofErr w:type="gramEnd"/>
-      <w:r>
-        <w:rPr>
-          <w:spacing w:val="-1"/>
-          <w:lang w:eastAsia="x-none"/>
-        </w:rPr>
-        <w:t>) method of the Neocortex API, we tracked the evolution of permanence values over time and provided meaningful visual interpretations. Our study incorporated two types of inputs—numerical values and image data—to evaluate the effectiveness of the HTM Spatial Pooler across different modalities.</w:t>
+        <w:t>In this research, we presented an enhanced visualization approach to analyze permanence value dynamics within the HTM Spatial Pooler. By leveraging the Reconstruct method of the Neocortex API, we tracked the evolution of permanence values over time and provided meaningful visual interpretations. Our study incorporated two types of inputs</w:t>
+      </w:r>
+      <w:r>
+        <w:rPr>
+          <w:spacing w:val="-1"/>
+          <w:lang w:eastAsia="x-none"/>
+        </w:rPr>
+        <w:t xml:space="preserve"> </w:t>
+      </w:r>
+      <w:r>
+        <w:rPr>
+          <w:spacing w:val="-1"/>
+          <w:lang w:eastAsia="x-none"/>
+        </w:rPr>
+        <w:t>numerical values and image data</w:t>
+      </w:r>
+      <w:r>
+        <w:rPr>
+          <w:spacing w:val="-1"/>
+          <w:lang w:eastAsia="x-none"/>
+        </w:rPr>
+        <w:t xml:space="preserve"> </w:t>
+      </w:r>
+      <w:r>
+        <w:rPr>
+          <w:spacing w:val="-1"/>
+          <w:lang w:eastAsia="x-none"/>
+        </w:rPr>
+        <w:t>to evaluate the effectiveness of the HTM Spatial Pooler across different modalities.</w:t>
       </w:r>
     </w:p>
     <w:p>
@@ -6651,14 +6388,14 @@
           <w:spacing w:val="-1"/>
           <w:lang w:eastAsia="x-none"/>
         </w:rPr>
-        <w:t xml:space="preserve">Our findings demonstrated that permanence value evolution can be effectively represented using heatmaps for both numerical and image inputs, offering a clear and intuitive way to interpret synaptic stability and learning dynamics. Additionally, we introduced similarity graphs to quantify and visualize the relationship between reconstructed and original inputs, further enhancing the interpretability of HTM’s </w:t>
-      </w:r>
-      <w:r>
-        <w:rPr>
-          <w:spacing w:val="-1"/>
-          <w:lang w:eastAsia="x-none"/>
-        </w:rPr>
-        <w:t>reconstruction process. These visualizations provided valuable insights into how permanence distributions adapt based on input variations and noise, improving our understanding of HTM’s learning behavior.</w:t>
+        <w:t xml:space="preserve">Our findings demonstrated that permanence value evolution can be effectively represented using heatmaps for both numerical and image inputs, offering a clear and intuitive way to interpret synaptic stability and learning dynamics. Additionally, we introduced similarity graphs to quantify and visualize the relationship between reconstructed and original inputs, further enhancing the interpretability of HTM’s reconstruction process. These visualizations provided </w:t>
+      </w:r>
+      <w:r>
+        <w:rPr>
+          <w:spacing w:val="-1"/>
+          <w:lang w:eastAsia="x-none"/>
+        </w:rPr>
+        <w:t>valuable insights into how permanence distributions adapt based on input variations and noise, improving our understanding of HTM’s learning behavior.</w:t>
       </w:r>
     </w:p>
     <w:p>
@@ -6750,7 +6487,7 @@
         </w:p>
         <w:sdt>
           <w:sdtPr>
-            <w:id w:val="-866525418"/>
+            <w:id w:val="1806893443"/>
             <w:docPartObj>
               <w:docPartGallery w:val="Bibliographies"/>
               <w:docPartUnique/>
@@ -6773,7 +6510,7 @@
             </w:p>
             <w:sdt>
               <w:sdtPr>
-                <w:id w:val="2127729266"/>
+                <w:id w:val="455993866"/>
                 <w:bibliography/>
               </w:sdtPr>
               <w:sdtContent>
@@ -6807,12 +6544,12 @@
                     <w:tblLook w:val="04A0" w:firstRow="1" w:lastRow="0" w:firstColumn="1" w:lastColumn="0" w:noHBand="0" w:noVBand="1"/>
                   </w:tblPr>
                   <w:tblGrid>
-                    <w:gridCol w:w="409"/>
-                    <w:gridCol w:w="4457"/>
+                    <w:gridCol w:w="262"/>
+                    <w:gridCol w:w="4604"/>
                   </w:tblGrid>
                   <w:tr>
                     <w:trPr>
-                      <w:divId w:val="275255461"/>
+                      <w:divId w:val="1063681816"/>
                       <w:tblCellSpacing w:w="15" w:type="dxa"/>
                     </w:trPr>
                     <w:tc>
@@ -6823,15 +6560,18 @@
                       <w:p>
                         <w:pPr>
                           <w:pStyle w:val="Bibliography"/>
+                          <w:jc w:val="left"/>
                           <w:rPr>
                             <w:noProof/>
-                            <w:sz w:val="24"/>
-                            <w:szCs w:val="24"/>
+                            <w:sz w:val="16"/>
+                            <w:szCs w:val="16"/>
                           </w:rPr>
                         </w:pPr>
                         <w:r>
                           <w:rPr>
                             <w:noProof/>
+                            <w:sz w:val="16"/>
+                            <w:szCs w:val="16"/>
                           </w:rPr>
                           <w:t xml:space="preserve">[1] </w:t>
                         </w:r>
@@ -6848,33 +6588,33 @@
                           <w:jc w:val="left"/>
                           <w:rPr>
                             <w:noProof/>
-                            <w:sz w:val="18"/>
-                            <w:szCs w:val="18"/>
+                            <w:sz w:val="16"/>
+                            <w:szCs w:val="16"/>
                           </w:rPr>
                         </w:pPr>
                         <w:r>
                           <w:rPr>
                             <w:noProof/>
-                            <w:sz w:val="18"/>
-                            <w:szCs w:val="18"/>
+                            <w:sz w:val="16"/>
+                            <w:szCs w:val="16"/>
                           </w:rPr>
-                          <w:t xml:space="preserve">J. H. D. George, "A Hierarchical Bayesian Model of the Visual Cortex," in </w:t>
+                          <w:t xml:space="preserve">J. Hawkins and . D. George, "A Hierarchical Bayesian Model of the Visual Cortex," in </w:t>
                         </w:r>
                         <w:r>
                           <w:rPr>
                             <w:i/>
                             <w:iCs/>
                             <w:noProof/>
-                            <w:sz w:val="18"/>
-                            <w:szCs w:val="18"/>
+                            <w:sz w:val="16"/>
+                            <w:szCs w:val="16"/>
                           </w:rPr>
                           <w:t>IEEE International Joint Conference on Neural Networks</w:t>
                         </w:r>
                         <w:r>
                           <w:rPr>
                             <w:noProof/>
-                            <w:sz w:val="18"/>
-                            <w:szCs w:val="18"/>
+                            <w:sz w:val="16"/>
+                            <w:szCs w:val="16"/>
                           </w:rPr>
                           <w:t xml:space="preserve">, 2005. </w:t>
                         </w:r>
@@ -6883,7 +6623,7 @@
                   </w:tr>
                   <w:tr>
                     <w:trPr>
-                      <w:divId w:val="275255461"/>
+                      <w:divId w:val="1063681816"/>
                       <w:tblCellSpacing w:w="15" w:type="dxa"/>
                     </w:trPr>
                     <w:tc>
@@ -6894,13 +6634,18 @@
                       <w:p>
                         <w:pPr>
                           <w:pStyle w:val="Bibliography"/>
+                          <w:jc w:val="left"/>
                           <w:rPr>
                             <w:noProof/>
+                            <w:sz w:val="16"/>
+                            <w:szCs w:val="16"/>
                           </w:rPr>
                         </w:pPr>
                         <w:r>
                           <w:rPr>
                             <w:noProof/>
+                            <w:sz w:val="16"/>
+                            <w:szCs w:val="16"/>
                           </w:rPr>
                           <w:t xml:space="preserve">[2] </w:t>
                         </w:r>
@@ -6917,24 +6662,24 @@
                           <w:jc w:val="left"/>
                           <w:rPr>
                             <w:noProof/>
-                            <w:sz w:val="18"/>
-                            <w:szCs w:val="18"/>
+                            <w:sz w:val="16"/>
+                            <w:szCs w:val="16"/>
                           </w:rPr>
                         </w:pPr>
                         <w:r>
                           <w:rPr>
                             <w:noProof/>
-                            <w:sz w:val="18"/>
-                            <w:szCs w:val="18"/>
+                            <w:sz w:val="16"/>
+                            <w:szCs w:val="16"/>
                           </w:rPr>
-                          <w:t>S. A. D. D. J. Hawkins, "Hierarchical Temporal Memory Including HTM Cortical Learning Algorithms," 2011.</w:t>
+                          <w:t>J. Hawkins, S. Ahmad and D. Dubinsky, "Hierarchical Temporal Memory Including HTM Cortical Learning Algorithms," 2011.</w:t>
                         </w:r>
                       </w:p>
                     </w:tc>
                   </w:tr>
                   <w:tr>
                     <w:trPr>
-                      <w:divId w:val="275255461"/>
+                      <w:divId w:val="1063681816"/>
                       <w:tblCellSpacing w:w="15" w:type="dxa"/>
                     </w:trPr>
                     <w:tc>
@@ -6945,13 +6690,18 @@
                       <w:p>
                         <w:pPr>
                           <w:pStyle w:val="Bibliography"/>
+                          <w:jc w:val="left"/>
                           <w:rPr>
                             <w:noProof/>
+                            <w:sz w:val="16"/>
+                            <w:szCs w:val="16"/>
                           </w:rPr>
                         </w:pPr>
                         <w:r>
                           <w:rPr>
                             <w:noProof/>
+                            <w:sz w:val="16"/>
+                            <w:szCs w:val="16"/>
                           </w:rPr>
                           <w:t xml:space="preserve">[3] </w:t>
                         </w:r>
@@ -6968,33 +6718,33 @@
                           <w:jc w:val="left"/>
                           <w:rPr>
                             <w:noProof/>
-                            <w:sz w:val="18"/>
-                            <w:szCs w:val="18"/>
+                            <w:sz w:val="16"/>
+                            <w:szCs w:val="16"/>
                           </w:rPr>
                         </w:pPr>
                         <w:r>
                           <w:rPr>
                             <w:noProof/>
-                            <w:sz w:val="18"/>
-                            <w:szCs w:val="18"/>
+                            <w:sz w:val="16"/>
+                            <w:szCs w:val="16"/>
                           </w:rPr>
-                          <w:t xml:space="preserve">J. H. S. Ahmad, "Properties of Sparse Distributed Representations and Their Application to Hierarchical Temporal Memory," </w:t>
+                          <w:t xml:space="preserve">J. Hawkins and S. Ahmad, "Properties of Sparse Distributed Representations and Their Application to Hierarchical Temporal Memory," </w:t>
                         </w:r>
                         <w:r>
                           <w:rPr>
                             <w:i/>
                             <w:iCs/>
                             <w:noProof/>
-                            <w:sz w:val="18"/>
-                            <w:szCs w:val="18"/>
+                            <w:sz w:val="16"/>
+                            <w:szCs w:val="16"/>
                           </w:rPr>
                           <w:t xml:space="preserve">Frontiers in Computational Neuroscience, </w:t>
                         </w:r>
                         <w:r>
                           <w:rPr>
                             <w:noProof/>
-                            <w:sz w:val="18"/>
-                            <w:szCs w:val="18"/>
+                            <w:sz w:val="16"/>
+                            <w:szCs w:val="16"/>
                           </w:rPr>
                           <w:t xml:space="preserve">vol. 9, no. 35, pp. 1-14, 2015. </w:t>
                         </w:r>
@@ -7003,7 +6753,7 @@
                   </w:tr>
                   <w:tr>
                     <w:trPr>
-                      <w:divId w:val="275255461"/>
+                      <w:divId w:val="1063681816"/>
                       <w:tblCellSpacing w:w="15" w:type="dxa"/>
                     </w:trPr>
                     <w:tc>
@@ -7014,13 +6764,18 @@
                       <w:p>
                         <w:pPr>
                           <w:pStyle w:val="Bibliography"/>
+                          <w:jc w:val="left"/>
                           <w:rPr>
                             <w:noProof/>
+                            <w:sz w:val="16"/>
+                            <w:szCs w:val="16"/>
                           </w:rPr>
                         </w:pPr>
                         <w:r>
                           <w:rPr>
                             <w:noProof/>
+                            <w:sz w:val="16"/>
+                            <w:szCs w:val="16"/>
                           </w:rPr>
                           <w:t xml:space="preserve">[4] </w:t>
                         </w:r>
@@ -7037,24 +6792,24 @@
                           <w:jc w:val="left"/>
                           <w:rPr>
                             <w:noProof/>
-                            <w:sz w:val="18"/>
-                            <w:szCs w:val="18"/>
+                            <w:sz w:val="16"/>
+                            <w:szCs w:val="16"/>
                           </w:rPr>
                         </w:pPr>
                         <w:r>
                           <w:rPr>
                             <w:noProof/>
-                            <w:sz w:val="18"/>
-                            <w:szCs w:val="18"/>
+                            <w:sz w:val="16"/>
+                            <w:szCs w:val="16"/>
                           </w:rPr>
-                          <w:t>S. Pedersen, "Sparse Distributed Representations in Neural Networks," 2020.</w:t>
+                          <w:t>S. Pedersen, "Sparse Distributed Representations," 2024.</w:t>
                         </w:r>
                       </w:p>
                     </w:tc>
                   </w:tr>
                   <w:tr>
                     <w:trPr>
-                      <w:divId w:val="275255461"/>
+                      <w:divId w:val="1063681816"/>
                       <w:tblCellSpacing w:w="15" w:type="dxa"/>
                     </w:trPr>
                     <w:tc>
@@ -7065,13 +6820,18 @@
                       <w:p>
                         <w:pPr>
                           <w:pStyle w:val="Bibliography"/>
+                          <w:jc w:val="left"/>
                           <w:rPr>
                             <w:noProof/>
+                            <w:sz w:val="16"/>
+                            <w:szCs w:val="16"/>
                           </w:rPr>
                         </w:pPr>
                         <w:r>
                           <w:rPr>
                             <w:noProof/>
+                            <w:sz w:val="16"/>
+                            <w:szCs w:val="16"/>
                           </w:rPr>
                           <w:t xml:space="preserve">[5] </w:t>
                         </w:r>
@@ -7088,33 +6848,33 @@
                           <w:jc w:val="left"/>
                           <w:rPr>
                             <w:noProof/>
-                            <w:sz w:val="18"/>
-                            <w:szCs w:val="18"/>
+                            <w:sz w:val="16"/>
+                            <w:szCs w:val="16"/>
                           </w:rPr>
                         </w:pPr>
                         <w:r>
                           <w:rPr>
                             <w:noProof/>
-                            <w:sz w:val="18"/>
-                            <w:szCs w:val="18"/>
+                            <w:sz w:val="16"/>
+                            <w:szCs w:val="16"/>
                           </w:rPr>
-                          <w:t xml:space="preserve">S. A. J. H. Y. Cui, "Continuous Online Sequence Learning with an Unsupervised Neural Network Model," </w:t>
+                          <w:t xml:space="preserve">Y. Cui, S. Ahmad and J. Hawkins, "Continuous Online Sequence Learning with an Unsupervised Neural Network Model," </w:t>
                         </w:r>
                         <w:r>
                           <w:rPr>
                             <w:i/>
                             <w:iCs/>
                             <w:noProof/>
-                            <w:sz w:val="18"/>
-                            <w:szCs w:val="18"/>
+                            <w:sz w:val="16"/>
+                            <w:szCs w:val="16"/>
                           </w:rPr>
                           <w:t xml:space="preserve">Neural Computation, </w:t>
                         </w:r>
                         <w:r>
                           <w:rPr>
                             <w:noProof/>
-                            <w:sz w:val="18"/>
-                            <w:szCs w:val="18"/>
+                            <w:sz w:val="16"/>
+                            <w:szCs w:val="16"/>
                           </w:rPr>
                           <w:t xml:space="preserve">vol. 28, no. 11, pp. 2474-2504, 2016. </w:t>
                         </w:r>
@@ -7123,7 +6883,7 @@
                   </w:tr>
                   <w:tr>
                     <w:trPr>
-                      <w:divId w:val="275255461"/>
+                      <w:divId w:val="1063681816"/>
                       <w:tblCellSpacing w:w="15" w:type="dxa"/>
                     </w:trPr>
                     <w:tc>
@@ -7134,13 +6894,18 @@
                       <w:p>
                         <w:pPr>
                           <w:pStyle w:val="Bibliography"/>
+                          <w:jc w:val="left"/>
                           <w:rPr>
                             <w:noProof/>
+                            <w:sz w:val="16"/>
+                            <w:szCs w:val="16"/>
                           </w:rPr>
                         </w:pPr>
                         <w:r>
                           <w:rPr>
                             <w:noProof/>
+                            <w:sz w:val="16"/>
+                            <w:szCs w:val="16"/>
                           </w:rPr>
                           <w:t xml:space="preserve">[6] </w:t>
                         </w:r>
@@ -7157,33 +6922,33 @@
                           <w:jc w:val="left"/>
                           <w:rPr>
                             <w:noProof/>
-                            <w:sz w:val="18"/>
-                            <w:szCs w:val="18"/>
+                            <w:sz w:val="16"/>
+                            <w:szCs w:val="16"/>
                           </w:rPr>
                         </w:pPr>
                         <w:r>
                           <w:rPr>
                             <w:noProof/>
-                            <w:sz w:val="18"/>
-                            <w:szCs w:val="18"/>
+                            <w:sz w:val="16"/>
+                            <w:szCs w:val="16"/>
                           </w:rPr>
-                          <w:t xml:space="preserve">A. S. J. H. M. Yavuz, "A Framework for Intelligence and Cortical Function Based on Grid Cells in the Neocortex," </w:t>
+                          <w:t xml:space="preserve">J. Hawkins, M. Lewis, M. Klukas, S. Purdy and S. Ahmad, "A Framework for Intelligence and Cortical Function Based on Grid Cells in the Neocortex," </w:t>
                         </w:r>
                         <w:r>
                           <w:rPr>
                             <w:i/>
                             <w:iCs/>
                             <w:noProof/>
-                            <w:sz w:val="18"/>
-                            <w:szCs w:val="18"/>
+                            <w:sz w:val="16"/>
+                            <w:szCs w:val="16"/>
                           </w:rPr>
                           <w:t xml:space="preserve">Frontiers in Neural Circuits, </w:t>
                         </w:r>
                         <w:r>
                           <w:rPr>
                             <w:noProof/>
-                            <w:sz w:val="18"/>
-                            <w:szCs w:val="18"/>
+                            <w:sz w:val="16"/>
+                            <w:szCs w:val="16"/>
                           </w:rPr>
                           <w:t xml:space="preserve">vol. 12, no. 10, pp. 1-22, 2018. </w:t>
                         </w:r>
@@ -7192,7 +6957,7 @@
                   </w:tr>
                   <w:tr>
                     <w:trPr>
-                      <w:divId w:val="275255461"/>
+                      <w:divId w:val="1063681816"/>
                       <w:tblCellSpacing w:w="15" w:type="dxa"/>
                     </w:trPr>
                     <w:tc>
@@ -7203,13 +6968,18 @@
                       <w:p>
                         <w:pPr>
                           <w:pStyle w:val="Bibliography"/>
+                          <w:jc w:val="left"/>
                           <w:rPr>
                             <w:noProof/>
+                            <w:sz w:val="16"/>
+                            <w:szCs w:val="16"/>
                           </w:rPr>
                         </w:pPr>
                         <w:r>
                           <w:rPr>
                             <w:noProof/>
+                            <w:sz w:val="16"/>
+                            <w:szCs w:val="16"/>
                           </w:rPr>
                           <w:t xml:space="preserve">[7] </w:t>
                         </w:r>
@@ -7226,33 +6996,33 @@
                           <w:jc w:val="left"/>
                           <w:rPr>
                             <w:noProof/>
-                            <w:sz w:val="18"/>
-                            <w:szCs w:val="18"/>
+                            <w:sz w:val="16"/>
+                            <w:szCs w:val="16"/>
                           </w:rPr>
                         </w:pPr>
                         <w:r>
                           <w:rPr>
                             <w:noProof/>
-                            <w:sz w:val="18"/>
-                            <w:szCs w:val="18"/>
+                            <w:sz w:val="16"/>
+                            <w:szCs w:val="16"/>
                           </w:rPr>
-                          <w:t xml:space="preserve">T. R. J. L. M. Lewis, "Cortical Mini-columns and HTM: A Comparative Study," </w:t>
+                          <w:t xml:space="preserve">T. Richards, J. Lee and J. L. R. Lewis, "Cortical Mini-columns and HTM: A Comparative Study," </w:t>
                         </w:r>
                         <w:r>
                           <w:rPr>
                             <w:i/>
                             <w:iCs/>
                             <w:noProof/>
-                            <w:sz w:val="18"/>
-                            <w:szCs w:val="18"/>
+                            <w:sz w:val="16"/>
+                            <w:szCs w:val="16"/>
                           </w:rPr>
                           <w:t xml:space="preserve">Cognitive Science Journal, </w:t>
                         </w:r>
                         <w:r>
                           <w:rPr>
                             <w:noProof/>
-                            <w:sz w:val="18"/>
-                            <w:szCs w:val="18"/>
+                            <w:sz w:val="16"/>
+                            <w:szCs w:val="16"/>
                           </w:rPr>
                           <w:t xml:space="preserve">vol. 45, no. 3, pp. 553-568, 2020. </w:t>
                         </w:r>
@@ -7261,7 +7031,7 @@
                   </w:tr>
                   <w:tr>
                     <w:trPr>
-                      <w:divId w:val="275255461"/>
+                      <w:divId w:val="1063681816"/>
                       <w:tblCellSpacing w:w="15" w:type="dxa"/>
                     </w:trPr>
                     <w:tc>
@@ -7272,13 +7042,18 @@
                       <w:p>
                         <w:pPr>
                           <w:pStyle w:val="Bibliography"/>
+                          <w:jc w:val="left"/>
                           <w:rPr>
                             <w:noProof/>
+                            <w:sz w:val="16"/>
+                            <w:szCs w:val="16"/>
                           </w:rPr>
                         </w:pPr>
                         <w:r>
                           <w:rPr>
                             <w:noProof/>
+                            <w:sz w:val="16"/>
+                            <w:szCs w:val="16"/>
                           </w:rPr>
                           <w:t xml:space="preserve">[8] </w:t>
                         </w:r>
@@ -7295,42 +7070,42 @@
                           <w:jc w:val="left"/>
                           <w:rPr>
                             <w:noProof/>
-                            <w:sz w:val="18"/>
-                            <w:szCs w:val="18"/>
+                            <w:sz w:val="16"/>
+                            <w:szCs w:val="16"/>
                           </w:rPr>
                         </w:pPr>
                         <w:r>
                           <w:rPr>
                             <w:noProof/>
-                            <w:sz w:val="18"/>
-                            <w:szCs w:val="18"/>
+                            <w:sz w:val="16"/>
+                            <w:szCs w:val="16"/>
                           </w:rPr>
-                          <w:t xml:space="preserve">G. K. R. T. P. Mhatre, "Modeling Grid Cells with HTM: A Sparse Representation Approach to Spatial Mapping," </w:t>
+                          <w:t xml:space="preserve">J. Mnatzaganian, E. Fokoué and D. Kudi, "A Mathematical Formalization of Hierarchical Temporal Memory’s Spatial Pooler," </w:t>
                         </w:r>
                         <w:r>
                           <w:rPr>
                             <w:i/>
                             <w:iCs/>
                             <w:noProof/>
-                            <w:sz w:val="18"/>
-                            <w:szCs w:val="18"/>
+                            <w:sz w:val="16"/>
+                            <w:szCs w:val="16"/>
                           </w:rPr>
-                          <w:t xml:space="preserve">IEEE Robotics and Automation Letters, </w:t>
+                          <w:t xml:space="preserve">Frontiers in Robotics and AI, </w:t>
                         </w:r>
                         <w:r>
                           <w:rPr>
                             <w:noProof/>
-                            <w:sz w:val="18"/>
-                            <w:szCs w:val="18"/>
+                            <w:sz w:val="16"/>
+                            <w:szCs w:val="16"/>
                           </w:rPr>
-                          <w:t xml:space="preserve">vol. 6, no. 2, pp. 1345-1352, 2021. </w:t>
+                          <w:t xml:space="preserve">vol. 3, pp. 1345-1352, 2017. </w:t>
                         </w:r>
                       </w:p>
                     </w:tc>
                   </w:tr>
                   <w:tr>
                     <w:trPr>
-                      <w:divId w:val="275255461"/>
+                      <w:divId w:val="1063681816"/>
                       <w:tblCellSpacing w:w="15" w:type="dxa"/>
                     </w:trPr>
                     <w:tc>
@@ -7341,13 +7116,18 @@
                       <w:p>
                         <w:pPr>
                           <w:pStyle w:val="Bibliography"/>
+                          <w:jc w:val="left"/>
                           <w:rPr>
                             <w:noProof/>
+                            <w:sz w:val="16"/>
+                            <w:szCs w:val="16"/>
                           </w:rPr>
                         </w:pPr>
                         <w:r>
                           <w:rPr>
                             <w:noProof/>
+                            <w:sz w:val="16"/>
+                            <w:szCs w:val="16"/>
                           </w:rPr>
                           <w:t xml:space="preserve">[9] </w:t>
                         </w:r>
@@ -7364,104 +7144,35 @@
                           <w:jc w:val="left"/>
                           <w:rPr>
                             <w:noProof/>
-                            <w:sz w:val="18"/>
-                            <w:szCs w:val="18"/>
+                            <w:sz w:val="16"/>
+                            <w:szCs w:val="16"/>
                           </w:rPr>
                         </w:pPr>
                         <w:r>
                           <w:rPr>
                             <w:noProof/>
-                            <w:sz w:val="18"/>
-                            <w:szCs w:val="18"/>
+                            <w:sz w:val="16"/>
+                            <w:szCs w:val="16"/>
                           </w:rPr>
-                          <w:t xml:space="preserve">A. G. L. P. R. Vetrivel, "HTM for Adaptive Anomaly Detection in Streaming Data," </w:t>
+                          <w:t xml:space="preserve">E.-H. Han, G. Karypis and V. Kumar, "Similarity Measures for Text Document Clustering," in </w:t>
                         </w:r>
                         <w:r>
                           <w:rPr>
                             <w:i/>
                             <w:iCs/>
                             <w:noProof/>
-                            <w:sz w:val="18"/>
-                            <w:szCs w:val="18"/>
+                            <w:sz w:val="16"/>
+                            <w:szCs w:val="16"/>
                           </w:rPr>
-                          <w:t xml:space="preserve">IEEE Access, </w:t>
+                          <w:t>Proceedings of the ACM SIGKDD International Conference on Knowledge Discovery and Data Mining (KDD)</w:t>
                         </w:r>
                         <w:r>
                           <w:rPr>
                             <w:noProof/>
-                            <w:sz w:val="18"/>
-                            <w:szCs w:val="18"/>
+                            <w:sz w:val="16"/>
+                            <w:szCs w:val="16"/>
                           </w:rPr>
-                          <w:t xml:space="preserve">vol. 9, pp. 123456-123469, 2023. </w:t>
-                        </w:r>
-                      </w:p>
-                    </w:tc>
-                  </w:tr>
-                  <w:tr>
-                    <w:trPr>
-                      <w:divId w:val="275255461"/>
-                      <w:tblCellSpacing w:w="15" w:type="dxa"/>
-                    </w:trPr>
-                    <w:tc>
-                      <w:tcPr>
-                        <w:tcW w:w="50" w:type="pct"/>
-                        <w:hideMark/>
-                      </w:tcPr>
-                      <w:p>
-                        <w:pPr>
-                          <w:pStyle w:val="Bibliography"/>
-                          <w:rPr>
-                            <w:noProof/>
-                          </w:rPr>
-                        </w:pPr>
-                        <w:r>
-                          <w:rPr>
-                            <w:noProof/>
-                          </w:rPr>
-                          <w:t xml:space="preserve">[10] </w:t>
-                        </w:r>
-                      </w:p>
-                    </w:tc>
-                    <w:tc>
-                      <w:tcPr>
-                        <w:tcW w:w="0" w:type="auto"/>
-                        <w:hideMark/>
-                      </w:tcPr>
-                      <w:p>
-                        <w:pPr>
-                          <w:pStyle w:val="Bibliography"/>
-                          <w:jc w:val="left"/>
-                          <w:rPr>
-                            <w:noProof/>
-                            <w:sz w:val="18"/>
-                            <w:szCs w:val="18"/>
-                          </w:rPr>
-                        </w:pPr>
-                        <w:r>
-                          <w:rPr>
-                            <w:noProof/>
-                            <w:sz w:val="18"/>
-                            <w:szCs w:val="18"/>
-                          </w:rPr>
-                          <w:t xml:space="preserve">C. Z. S. A. M. Dubey, "Boosting Strategies in HTM Spatial Pooler: Enhancing Learning and Generalization," </w:t>
-                        </w:r>
-                        <w:r>
-                          <w:rPr>
-                            <w:i/>
-                            <w:iCs/>
-                            <w:noProof/>
-                            <w:sz w:val="18"/>
-                            <w:szCs w:val="18"/>
-                          </w:rPr>
-                          <w:t xml:space="preserve">Neural Processing Letters, </w:t>
-                        </w:r>
-                        <w:r>
-                          <w:rPr>
-                            <w:noProof/>
-                            <w:sz w:val="18"/>
-                            <w:szCs w:val="18"/>
-                          </w:rPr>
-                          <w:t xml:space="preserve">vol. 55, no. 4, pp. 1321-1345, 2022. </w:t>
+                          <w:t xml:space="preserve">, 2000. </w:t>
                         </w:r>
                       </w:p>
                     </w:tc>
@@ -7469,10 +7180,13 @@
                 </w:tbl>
                 <w:p>
                   <w:pPr>
-                    <w:divId w:val="275255461"/>
+                    <w:jc w:val="left"/>
+                    <w:divId w:val="1063681816"/>
                     <w:rPr>
                       <w:rFonts w:eastAsia="Times New Roman"/>
                       <w:noProof/>
+                      <w:sz w:val="16"/>
+                      <w:szCs w:val="16"/>
                     </w:rPr>
                   </w:pPr>
                 </w:p>
@@ -7490,7 +7204,25 @@
             </w:sdt>
           </w:sdtContent>
         </w:sdt>
+        <w:p>
+          <w:pPr>
+            <w:jc w:val="both"/>
+          </w:pPr>
+        </w:p>
         <w:p/>
+        <w:p>
+          <w:pPr>
+            <w:jc w:val="left"/>
+          </w:pPr>
+        </w:p>
+        <w:p>
+          <w:pPr>
+            <w:rPr>
+              <w:sz w:val="16"/>
+              <w:szCs w:val="16"/>
+            </w:rPr>
+          </w:pPr>
+        </w:p>
         <w:p/>
         <w:p>
           <w:pPr>
@@ -8572,6 +8304,92 @@
     </w:lvl>
   </w:abstractNum>
   <w:abstractNum w:abstractNumId="15" w15:restartNumberingAfterBreak="0">
+    <w:nsid w:val="2AF24520"/>
+    <w:multiLevelType w:val="hybridMultilevel"/>
+    <w:tmpl w:val="43F8F43A"/>
+    <w:lvl w:ilvl="0" w:tplc="0409001B">
+      <w:start w:val="1"/>
+      <w:numFmt w:val="lowerRoman"/>
+      <w:lvlText w:val="%1."/>
+      <w:lvlJc w:val="right"/>
+      <w:pPr>
+        <w:ind w:left="648" w:hanging="360"/>
+      </w:pPr>
+    </w:lvl>
+    <w:lvl w:ilvl="1" w:tplc="04090019" w:tentative="1">
+      <w:start w:val="1"/>
+      <w:numFmt w:val="lowerLetter"/>
+      <w:lvlText w:val="%2."/>
+      <w:lvlJc w:val="left"/>
+      <w:pPr>
+        <w:ind w:left="1368" w:hanging="360"/>
+      </w:pPr>
+    </w:lvl>
+    <w:lvl w:ilvl="2" w:tplc="0409001B" w:tentative="1">
+      <w:start w:val="1"/>
+      <w:numFmt w:val="lowerRoman"/>
+      <w:lvlText w:val="%3."/>
+      <w:lvlJc w:val="right"/>
+      <w:pPr>
+        <w:ind w:left="2088" w:hanging="180"/>
+      </w:pPr>
+    </w:lvl>
+    <w:lvl w:ilvl="3" w:tplc="0409000F" w:tentative="1">
+      <w:start w:val="1"/>
+      <w:numFmt w:val="decimal"/>
+      <w:lvlText w:val="%4."/>
+      <w:lvlJc w:val="left"/>
+      <w:pPr>
+        <w:ind w:left="2808" w:hanging="360"/>
+      </w:pPr>
+    </w:lvl>
+    <w:lvl w:ilvl="4" w:tplc="04090019" w:tentative="1">
+      <w:start w:val="1"/>
+      <w:numFmt w:val="lowerLetter"/>
+      <w:lvlText w:val="%5."/>
+      <w:lvlJc w:val="left"/>
+      <w:pPr>
+        <w:ind w:left="3528" w:hanging="360"/>
+      </w:pPr>
+    </w:lvl>
+    <w:lvl w:ilvl="5" w:tplc="0409001B" w:tentative="1">
+      <w:start w:val="1"/>
+      <w:numFmt w:val="lowerRoman"/>
+      <w:lvlText w:val="%6."/>
+      <w:lvlJc w:val="right"/>
+      <w:pPr>
+        <w:ind w:left="4248" w:hanging="180"/>
+      </w:pPr>
+    </w:lvl>
+    <w:lvl w:ilvl="6" w:tplc="0409000F" w:tentative="1">
+      <w:start w:val="1"/>
+      <w:numFmt w:val="decimal"/>
+      <w:lvlText w:val="%7."/>
+      <w:lvlJc w:val="left"/>
+      <w:pPr>
+        <w:ind w:left="4968" w:hanging="360"/>
+      </w:pPr>
+    </w:lvl>
+    <w:lvl w:ilvl="7" w:tplc="04090019" w:tentative="1">
+      <w:start w:val="1"/>
+      <w:numFmt w:val="lowerLetter"/>
+      <w:lvlText w:val="%8."/>
+      <w:lvlJc w:val="left"/>
+      <w:pPr>
+        <w:ind w:left="5688" w:hanging="360"/>
+      </w:pPr>
+    </w:lvl>
+    <w:lvl w:ilvl="8" w:tplc="0409001B" w:tentative="1">
+      <w:start w:val="1"/>
+      <w:numFmt w:val="lowerRoman"/>
+      <w:lvlText w:val="%9."/>
+      <w:lvlJc w:val="right"/>
+      <w:pPr>
+        <w:ind w:left="6408" w:hanging="180"/>
+      </w:pPr>
+    </w:lvl>
+  </w:abstractNum>
+  <w:abstractNum w:abstractNumId="16" w15:restartNumberingAfterBreak="0">
     <w:nsid w:val="32BB70B7"/>
     <w:multiLevelType w:val="hybridMultilevel"/>
     <w:tmpl w:val="EB6AF83A"/>
@@ -8684,7 +8502,7 @@
       </w:rPr>
     </w:lvl>
   </w:abstractNum>
-  <w:abstractNum w:abstractNumId="16" w15:restartNumberingAfterBreak="0">
+  <w:abstractNum w:abstractNumId="17" w15:restartNumberingAfterBreak="0">
     <w:nsid w:val="37660336"/>
     <w:multiLevelType w:val="hybridMultilevel"/>
     <w:tmpl w:val="754EAC84"/>
@@ -8825,7 +8643,7 @@
       </w:rPr>
     </w:lvl>
   </w:abstractNum>
-  <w:abstractNum w:abstractNumId="17" w15:restartNumberingAfterBreak="0">
+  <w:abstractNum w:abstractNumId="18" w15:restartNumberingAfterBreak="0">
     <w:nsid w:val="39E54FC6"/>
     <w:multiLevelType w:val="singleLevel"/>
     <w:tmpl w:val="5B7288D4"/>
@@ -8845,7 +8663,7 @@
       </w:rPr>
     </w:lvl>
   </w:abstractNum>
-  <w:abstractNum w:abstractNumId="18" w15:restartNumberingAfterBreak="0">
+  <w:abstractNum w:abstractNumId="19" w15:restartNumberingAfterBreak="0">
     <w:nsid w:val="3B944C34"/>
     <w:multiLevelType w:val="hybridMultilevel"/>
     <w:tmpl w:val="479ED170"/>
@@ -8958,7 +8776,7 @@
       </w:rPr>
     </w:lvl>
   </w:abstractNum>
-  <w:abstractNum w:abstractNumId="19" w15:restartNumberingAfterBreak="0">
+  <w:abstractNum w:abstractNumId="20" w15:restartNumberingAfterBreak="0">
     <w:nsid w:val="3DCC76FC"/>
     <w:multiLevelType w:val="hybridMultilevel"/>
     <w:tmpl w:val="A95A712E"/>
@@ -9071,7 +8889,7 @@
       </w:rPr>
     </w:lvl>
   </w:abstractNum>
-  <w:abstractNum w:abstractNumId="20" w15:restartNumberingAfterBreak="0">
+  <w:abstractNum w:abstractNumId="21" w15:restartNumberingAfterBreak="0">
     <w:nsid w:val="4189603E"/>
     <w:multiLevelType w:val="multilevel"/>
     <w:tmpl w:val="0AB06E12"/>
@@ -9278,7 +9096,7 @@
       </w:rPr>
     </w:lvl>
   </w:abstractNum>
-  <w:abstractNum w:abstractNumId="21" w15:restartNumberingAfterBreak="0">
+  <w:abstractNum w:abstractNumId="22" w15:restartNumberingAfterBreak="0">
     <w:nsid w:val="493C3F76"/>
     <w:multiLevelType w:val="hybridMultilevel"/>
     <w:tmpl w:val="9A9E418C"/>
@@ -9389,7 +9207,7 @@
       </w:pPr>
     </w:lvl>
   </w:abstractNum>
-  <w:abstractNum w:abstractNumId="22" w15:restartNumberingAfterBreak="0">
+  <w:abstractNum w:abstractNumId="23" w15:restartNumberingAfterBreak="0">
     <w:nsid w:val="52CA544A"/>
     <w:multiLevelType w:val="singleLevel"/>
     <w:tmpl w:val="AED6D67E"/>
@@ -9416,7 +9234,7 @@
       </w:rPr>
     </w:lvl>
   </w:abstractNum>
-  <w:abstractNum w:abstractNumId="23" w15:restartNumberingAfterBreak="0">
+  <w:abstractNum w:abstractNumId="24" w15:restartNumberingAfterBreak="0">
     <w:nsid w:val="55211C6B"/>
     <w:multiLevelType w:val="hybridMultilevel"/>
     <w:tmpl w:val="E65E2992"/>
@@ -9529,7 +9347,7 @@
       </w:rPr>
     </w:lvl>
   </w:abstractNum>
-  <w:abstractNum w:abstractNumId="24" w15:restartNumberingAfterBreak="0">
+  <w:abstractNum w:abstractNumId="25" w15:restartNumberingAfterBreak="0">
     <w:nsid w:val="598C277D"/>
     <w:multiLevelType w:val="hybridMultilevel"/>
     <w:tmpl w:val="22AEE95A"/>
@@ -9642,7 +9460,7 @@
       </w:rPr>
     </w:lvl>
   </w:abstractNum>
-  <w:abstractNum w:abstractNumId="25" w15:restartNumberingAfterBreak="0">
+  <w:abstractNum w:abstractNumId="26" w15:restartNumberingAfterBreak="0">
     <w:nsid w:val="5CC10FB9"/>
     <w:multiLevelType w:val="hybridMultilevel"/>
     <w:tmpl w:val="B336C0EC"/>
@@ -9755,7 +9573,7 @@
       </w:rPr>
     </w:lvl>
   </w:abstractNum>
-  <w:abstractNum w:abstractNumId="26" w15:restartNumberingAfterBreak="0">
+  <w:abstractNum w:abstractNumId="27" w15:restartNumberingAfterBreak="0">
     <w:nsid w:val="66382C6F"/>
     <w:multiLevelType w:val="hybridMultilevel"/>
     <w:tmpl w:val="A8BCC1D2"/>
@@ -9868,7 +9686,7 @@
       </w:rPr>
     </w:lvl>
   </w:abstractNum>
-  <w:abstractNum w:abstractNumId="27" w15:restartNumberingAfterBreak="0">
+  <w:abstractNum w:abstractNumId="28" w15:restartNumberingAfterBreak="0">
     <w:nsid w:val="67991541"/>
     <w:multiLevelType w:val="hybridMultilevel"/>
     <w:tmpl w:val="80303740"/>
@@ -9957,7 +9775,7 @@
       </w:pPr>
     </w:lvl>
   </w:abstractNum>
-  <w:abstractNum w:abstractNumId="28" w15:restartNumberingAfterBreak="0">
+  <w:abstractNum w:abstractNumId="29" w15:restartNumberingAfterBreak="0">
     <w:nsid w:val="69EB2C3D"/>
     <w:multiLevelType w:val="hybridMultilevel"/>
     <w:tmpl w:val="D24059AA"/>
@@ -10070,7 +9888,7 @@
       </w:rPr>
     </w:lvl>
   </w:abstractNum>
-  <w:abstractNum w:abstractNumId="29" w15:restartNumberingAfterBreak="0">
+  <w:abstractNum w:abstractNumId="30" w15:restartNumberingAfterBreak="0">
     <w:nsid w:val="6C402C58"/>
     <w:multiLevelType w:val="hybridMultilevel"/>
     <w:tmpl w:val="9A1CA078"/>
@@ -10215,7 +10033,7 @@
       </w:rPr>
     </w:lvl>
   </w:abstractNum>
-  <w:abstractNum w:abstractNumId="30" w15:restartNumberingAfterBreak="0">
+  <w:abstractNum w:abstractNumId="31" w15:restartNumberingAfterBreak="0">
     <w:nsid w:val="6CD32DA8"/>
     <w:multiLevelType w:val="singleLevel"/>
     <w:tmpl w:val="166470C2"/>
@@ -10241,7 +10059,7 @@
       </w:rPr>
     </w:lvl>
   </w:abstractNum>
-  <w:abstractNum w:abstractNumId="31" w15:restartNumberingAfterBreak="0">
+  <w:abstractNum w:abstractNumId="32" w15:restartNumberingAfterBreak="0">
     <w:nsid w:val="70E31349"/>
     <w:multiLevelType w:val="hybridMultilevel"/>
     <w:tmpl w:val="6EBEE2F4"/>
@@ -10330,7 +10148,7 @@
       </w:pPr>
     </w:lvl>
   </w:abstractNum>
-  <w:abstractNum w:abstractNumId="32" w15:restartNumberingAfterBreak="0">
+  <w:abstractNum w:abstractNumId="33" w15:restartNumberingAfterBreak="0">
     <w:nsid w:val="7DBB30F1"/>
     <w:multiLevelType w:val="multilevel"/>
     <w:tmpl w:val="ABE87714"/>
@@ -10444,34 +10262,34 @@
     </w:lvl>
   </w:abstractNum>
   <w:num w:numId="1" w16cid:durableId="985889300">
-    <w:abstractNumId w:val="16"/>
+    <w:abstractNumId w:val="17"/>
   </w:num>
   <w:num w:numId="2" w16cid:durableId="462238331">
-    <w:abstractNumId w:val="29"/>
+    <w:abstractNumId w:val="30"/>
   </w:num>
   <w:num w:numId="3" w16cid:durableId="575211950">
     <w:abstractNumId w:val="14"/>
   </w:num>
   <w:num w:numId="4" w16cid:durableId="160974090">
-    <w:abstractNumId w:val="20"/>
+    <w:abstractNumId w:val="21"/>
   </w:num>
   <w:num w:numId="5" w16cid:durableId="1303343312">
-    <w:abstractNumId w:val="20"/>
+    <w:abstractNumId w:val="21"/>
   </w:num>
   <w:num w:numId="6" w16cid:durableId="1327048401">
-    <w:abstractNumId w:val="20"/>
+    <w:abstractNumId w:val="21"/>
   </w:num>
   <w:num w:numId="7" w16cid:durableId="934095710">
-    <w:abstractNumId w:val="20"/>
+    <w:abstractNumId w:val="21"/>
   </w:num>
   <w:num w:numId="8" w16cid:durableId="215699697">
-    <w:abstractNumId w:val="22"/>
+    <w:abstractNumId w:val="23"/>
   </w:num>
   <w:num w:numId="9" w16cid:durableId="1684936739">
-    <w:abstractNumId w:val="30"/>
+    <w:abstractNumId w:val="31"/>
   </w:num>
   <w:num w:numId="10" w16cid:durableId="843325644">
-    <w:abstractNumId w:val="17"/>
+    <w:abstractNumId w:val="18"/>
   </w:num>
   <w:num w:numId="11" w16cid:durableId="672800271">
     <w:abstractNumId w:val="13"/>
@@ -10513,67 +10331,67 @@
     <w:abstractNumId w:val="1"/>
   </w:num>
   <w:num w:numId="24" w16cid:durableId="1414471882">
+    <w:abstractNumId w:val="22"/>
+  </w:num>
+  <w:num w:numId="25" w16cid:durableId="350033508">
     <w:abstractNumId w:val="21"/>
   </w:num>
-  <w:num w:numId="25" w16cid:durableId="350033508">
-    <w:abstractNumId w:val="20"/>
-  </w:num>
   <w:num w:numId="26" w16cid:durableId="834029572">
-    <w:abstractNumId w:val="20"/>
+    <w:abstractNumId w:val="21"/>
   </w:num>
   <w:num w:numId="27" w16cid:durableId="1956253988">
-    <w:abstractNumId w:val="20"/>
+    <w:abstractNumId w:val="21"/>
   </w:num>
   <w:num w:numId="28" w16cid:durableId="314647817">
-    <w:abstractNumId w:val="16"/>
+    <w:abstractNumId w:val="17"/>
   </w:num>
   <w:num w:numId="29" w16cid:durableId="1665551691">
-    <w:abstractNumId w:val="16"/>
+    <w:abstractNumId w:val="17"/>
   </w:num>
   <w:num w:numId="30" w16cid:durableId="1530021658">
-    <w:abstractNumId w:val="20"/>
+    <w:abstractNumId w:val="21"/>
   </w:num>
   <w:num w:numId="31" w16cid:durableId="2144999405">
     <w:abstractNumId w:val="11"/>
   </w:num>
   <w:num w:numId="32" w16cid:durableId="1985768090">
+    <w:abstractNumId w:val="26"/>
+  </w:num>
+  <w:num w:numId="33" w16cid:durableId="1430928795">
+    <w:abstractNumId w:val="16"/>
+  </w:num>
+  <w:num w:numId="34" w16cid:durableId="1219366855">
+    <w:abstractNumId w:val="29"/>
+  </w:num>
+  <w:num w:numId="35" w16cid:durableId="1064065329">
+    <w:abstractNumId w:val="27"/>
+  </w:num>
+  <w:num w:numId="36" w16cid:durableId="1197428238">
+    <w:abstractNumId w:val="19"/>
+  </w:num>
+  <w:num w:numId="37" w16cid:durableId="83457027">
+    <w:abstractNumId w:val="24"/>
+  </w:num>
+  <w:num w:numId="38" w16cid:durableId="505945697">
+    <w:abstractNumId w:val="21"/>
+  </w:num>
+  <w:num w:numId="39" w16cid:durableId="1138956735">
+    <w:abstractNumId w:val="21"/>
+  </w:num>
+  <w:num w:numId="40" w16cid:durableId="62143263">
+    <w:abstractNumId w:val="21"/>
+  </w:num>
+  <w:num w:numId="41" w16cid:durableId="1864660901">
+    <w:abstractNumId w:val="21"/>
+  </w:num>
+  <w:num w:numId="42" w16cid:durableId="1003701741">
     <w:abstractNumId w:val="25"/>
   </w:num>
-  <w:num w:numId="33" w16cid:durableId="1430928795">
-    <w:abstractNumId w:val="15"/>
-  </w:num>
-  <w:num w:numId="34" w16cid:durableId="1219366855">
-    <w:abstractNumId w:val="28"/>
-  </w:num>
-  <w:num w:numId="35" w16cid:durableId="1064065329">
-    <w:abstractNumId w:val="26"/>
-  </w:num>
-  <w:num w:numId="36" w16cid:durableId="1197428238">
-    <w:abstractNumId w:val="18"/>
-  </w:num>
-  <w:num w:numId="37" w16cid:durableId="83457027">
-    <w:abstractNumId w:val="23"/>
-  </w:num>
-  <w:num w:numId="38" w16cid:durableId="505945697">
+  <w:num w:numId="43" w16cid:durableId="2143109813">
     <w:abstractNumId w:val="20"/>
   </w:num>
-  <w:num w:numId="39" w16cid:durableId="1138956735">
-    <w:abstractNumId w:val="20"/>
-  </w:num>
-  <w:num w:numId="40" w16cid:durableId="62143263">
-    <w:abstractNumId w:val="20"/>
-  </w:num>
-  <w:num w:numId="41" w16cid:durableId="1864660901">
-    <w:abstractNumId w:val="20"/>
-  </w:num>
-  <w:num w:numId="42" w16cid:durableId="1003701741">
-    <w:abstractNumId w:val="24"/>
-  </w:num>
-  <w:num w:numId="43" w16cid:durableId="2143109813">
-    <w:abstractNumId w:val="19"/>
-  </w:num>
   <w:num w:numId="44" w16cid:durableId="2125877357">
-    <w:abstractNumId w:val="20"/>
+    <w:abstractNumId w:val="21"/>
   </w:num>
   <w:num w:numId="45" w16cid:durableId="269092468">
     <w:abstractNumId w:val="11"/>
@@ -10606,13 +10424,16 @@
     </w:lvlOverride>
   </w:num>
   <w:num w:numId="46" w16cid:durableId="1714495429">
+    <w:abstractNumId w:val="33"/>
+  </w:num>
+  <w:num w:numId="47" w16cid:durableId="609776638">
     <w:abstractNumId w:val="32"/>
   </w:num>
-  <w:num w:numId="47" w16cid:durableId="609776638">
-    <w:abstractNumId w:val="31"/>
+  <w:num w:numId="48" w16cid:durableId="198320237">
+    <w:abstractNumId w:val="28"/>
   </w:num>
-  <w:num w:numId="48" w16cid:durableId="198320237">
-    <w:abstractNumId w:val="27"/>
+  <w:num w:numId="49" w16cid:durableId="2083595930">
+    <w:abstractNumId w:val="15"/>
   </w:num>
 </w:numbering>
 </file>
@@ -11868,7 +11689,7 @@
   <b:Source>
     <b:Tag>DGe05</b:Tag>
     <b:SourceType>ConferenceProceedings</b:SourceType>
-    <b:Guid>{F5114B06-F794-42B6-8547-29A6DE12BA5A}</b:Guid>
+    <b:Guid>{E86B35B2-49C8-4CCD-AFDE-87AE24EF04A5}</b:Guid>
     <b:Title>A Hierarchical Bayesian Model of the Visual Cortex</b:Title>
     <b:Year>2005</b:Year>
     <b:Publisher>IEEE</b:Publisher>
@@ -11876,9 +11697,12 @@
       <b:Author>
         <b:NameList>
           <b:Person>
-            <b:Last>D. George</b:Last>
-            <b:First>J.</b:First>
-            <b:Middle>Hawkins</b:Middle>
+            <b:Last>Hawkins</b:Last>
+            <b:First>Jeff</b:First>
+          </b:Person>
+          <b:Person>
+            <b:Last>George</b:Last>
+            <b:First> Dileep</b:First>
           </b:Person>
         </b:NameList>
       </b:Author>
@@ -11890,16 +11714,23 @@
   <b:Source>
     <b:Tag>JHa11</b:Tag>
     <b:SourceType>Report</b:SourceType>
-    <b:Guid>{C1C6D41C-4726-408E-9470-B26B8A251411}</b:Guid>
+    <b:Guid>{46873199-4B00-4168-9956-BDE433D905D9}</b:Guid>
     <b:Title>Hierarchical Temporal Memory Including HTM Cortical Learning Algorithms</b:Title>
     <b:Year>2011</b:Year>
     <b:Author>
       <b:Author>
         <b:NameList>
           <b:Person>
-            <b:Last>J. Hawkins</b:Last>
-            <b:First>S.</b:First>
-            <b:Middle>Ahmad, D. Dubinsky</b:Middle>
+            <b:Last>Hawkins</b:Last>
+            <b:First>Jeff</b:First>
+          </b:Person>
+          <b:Person>
+            <b:Last>Ahmad</b:Last>
+            <b:First>Subutai</b:First>
+          </b:Person>
+          <b:Person>
+            <b:Last>Dubinsky</b:Last>
+            <b:First>Donna </b:First>
           </b:Person>
         </b:NameList>
       </b:Author>
@@ -11911,16 +11742,19 @@
   <b:Source>
     <b:Tag>SAh15</b:Tag>
     <b:SourceType>JournalArticle</b:SourceType>
-    <b:Guid>{1C27A02E-BE95-4663-9B5F-4B5E29646B32}</b:Guid>
+    <b:Guid>{1A031249-70CE-4793-BF24-7C7666D3763B}</b:Guid>
     <b:Title>Properties of Sparse Distributed Representations and Their Application to Hierarchical Temporal Memory</b:Title>
     <b:Year>2015</b:Year>
     <b:Author>
       <b:Author>
         <b:NameList>
           <b:Person>
-            <b:Last>S. Ahmad</b:Last>
-            <b:First>J.</b:First>
-            <b:Middle>Hawkins</b:Middle>
+            <b:Last>Hawkins</b:Last>
+            <b:First>Jeff</b:First>
+          </b:Person>
+          <b:Person>
+            <b:Last>Ahmad</b:Last>
+            <b:First>Subutai</b:First>
           </b:Person>
         </b:NameList>
       </b:Author>
@@ -11934,16 +11768,16 @@
   <b:Source>
     <b:Tag>Ped20</b:Tag>
     <b:SourceType>Report</b:SourceType>
-    <b:Guid>{917CB154-9205-497C-A432-124CC6762422}</b:Guid>
-    <b:Title>Sparse Distributed Representations in Neural Networks</b:Title>
-    <b:Year>2020</b:Year>
+    <b:Guid>{0B799FB4-0FA3-4A43-BFA3-84CB4DA54310}</b:Guid>
+    <b:Title>Sparse Distributed Representations</b:Title>
+    <b:Year>2024</b:Year>
     <b:Pages>1-12</b:Pages>
     <b:Author>
       <b:Author>
         <b:NameList>
           <b:Person>
             <b:Last>Pedersen</b:Last>
-            <b:First>S.</b:First>
+            <b:First>Sean</b:First>
           </b:Person>
         </b:NameList>
       </b:Author>
@@ -11954,16 +11788,23 @@
   <b:Source>
     <b:Tag>YCu16</b:Tag>
     <b:SourceType>JournalArticle</b:SourceType>
-    <b:Guid>{55E0217D-B516-4CF0-AAA6-73A45B1395B9}</b:Guid>
+    <b:Guid>{B3F5C1DD-FC5F-441A-B0CD-CF2FCC437764}</b:Guid>
     <b:Title>Continuous Online Sequence Learning with an Unsupervised Neural Network Model</b:Title>
     <b:Year>2016</b:Year>
     <b:Author>
       <b:Author>
         <b:NameList>
           <b:Person>
-            <b:Last>Y. Cui</b:Last>
-            <b:First>S.</b:First>
-            <b:Middle>Ahmad, J. Hawkins</b:Middle>
+            <b:Last>Cui</b:Last>
+            <b:First>Yuwei</b:First>
+          </b:Person>
+          <b:Person>
+            <b:Last>Ahmad</b:Last>
+            <b:First>Subutai</b:First>
+          </b:Person>
+          <b:Person>
+            <b:Last>Hawkins</b:Last>
+            <b:First>Jeff</b:First>
           </b:Person>
         </b:NameList>
       </b:Author>
@@ -11977,14 +11818,29 @@
   <b:Source>
     <b:Tag>MYa18</b:Tag>
     <b:SourceType>JournalArticle</b:SourceType>
-    <b:Guid>{3A1186BA-5723-4A9A-9EAF-753BDE5583AD}</b:Guid>
+    <b:Guid>{3FD09113-66C6-4B67-BBA7-102E7551E28A}</b:Guid>
     <b:Author>
       <b:Author>
         <b:NameList>
           <b:Person>
-            <b:Last>M. Yavuz</b:Last>
-            <b:First>A.</b:First>
-            <b:Middle>Subutai, J. Hawkins</b:Middle>
+            <b:Last>Hawkins</b:Last>
+            <b:First>Jeff</b:First>
+          </b:Person>
+          <b:Person>
+            <b:Last>Lewis</b:Last>
+            <b:First>Marcus</b:First>
+          </b:Person>
+          <b:Person>
+            <b:Last>Klukas</b:Last>
+            <b:First>Mirko</b:First>
+          </b:Person>
+          <b:Person>
+            <b:Last>Purdy</b:Last>
+            <b:First>Scott</b:First>
+          </b:Person>
+          <b:Person>
+            <b:Last>Ahmad</b:Last>
+            <b:First>Subutai</b:First>
           </b:Person>
         </b:NameList>
       </b:Author>
@@ -12000,14 +11856,22 @@
   <b:Source>
     <b:Tag>MLe20</b:Tag>
     <b:SourceType>JournalArticle</b:SourceType>
-    <b:Guid>{D5B86482-5E4B-4450-826C-9CF2509B7A04}</b:Guid>
+    <b:Guid>{A9CB4356-14AE-4286-80B5-C7D3DAD35A4B}</b:Guid>
     <b:Author>
       <b:Author>
         <b:NameList>
           <b:Person>
-            <b:Last>M. Lewis</b:Last>
-            <b:First>T.</b:First>
-            <b:Middle>Richards, J. Lee</b:Middle>
+            <b:Last>Richards</b:Last>
+            <b:First>Timothy</b:First>
+          </b:Person>
+          <b:Person>
+            <b:Last>Lee</b:Last>
+            <b:First>James</b:First>
+          </b:Person>
+          <b:Person>
+            <b:Last>Lewis</b:Last>
+            <b:Middle>Richard</b:Middle>
+            <b:First>J. Lewis</b:First>
           </b:Person>
         </b:NameList>
       </b:Author>
@@ -12023,76 +11887,67 @@
   <b:Source>
     <b:Tag>PMh21</b:Tag>
     <b:SourceType>JournalArticle</b:SourceType>
-    <b:Guid>{17228D47-86A9-482F-A530-D366A166FACB}</b:Guid>
+    <b:Guid>{306A9999-3EAF-44BC-9983-D05DBAC3C144}</b:Guid>
     <b:Author>
       <b:Author>
         <b:NameList>
           <b:Person>
-            <b:Last>P. Mhatre</b:Last>
-            <b:First>G.</b:First>
-            <b:Middle>Kuo, R. Thompson</b:Middle>
+            <b:Last>Mnatzaganian</b:Last>
+            <b:First>James</b:First>
+          </b:Person>
+          <b:Person>
+            <b:Last>Fokoué</b:Last>
+            <b:First>Ernest</b:First>
+          </b:Person>
+          <b:Person>
+            <b:Last>Kudi</b:Last>
+            <b:First>Dhireesha</b:First>
           </b:Person>
         </b:NameList>
       </b:Author>
     </b:Author>
-    <b:Title>Modeling Grid Cells with HTM: A Sparse Representation Approach to Spatial Mapping</b:Title>
-    <b:JournalName>IEEE Robotics and Automation Letters</b:JournalName>
-    <b:Year>2021</b:Year>
+    <b:Title>A Mathematical Formalization of Hierarchical Temporal Memory’s Spatial Pooler</b:Title>
+    <b:JournalName>Frontiers in Robotics and AI</b:JournalName>
+    <b:Year>2017</b:Year>
     <b:Pages>1345-1352</b:Pages>
-    <b:Volume>6</b:Volume>
-    <b:Issue>2</b:Issue>
+    <b:Volume>3</b:Volume>
     <b:RefOrder>8</b:RefOrder>
   </b:Source>
   <b:Source>
-    <b:Tag>RVe23</b:Tag>
-    <b:SourceType>JournalArticle</b:SourceType>
-    <b:Guid>{2DC116FF-A50A-4378-991C-600D7DE5008B}</b:Guid>
+    <b:Tag>MDu22</b:Tag>
+    <b:SourceType>ConferenceProceedings</b:SourceType>
+    <b:Guid>{29085E99-2699-405F-A866-306848E1C04A}</b:Guid>
     <b:Author>
       <b:Author>
         <b:NameList>
           <b:Person>
-            <b:Last>R. Vetrivel</b:Last>
-            <b:First>A.</b:First>
-            <b:Middle>Gomez, L. Park</b:Middle>
+            <b:Last>Han</b:Last>
+            <b:First>Eui-Hong</b:First>
+          </b:Person>
+          <b:Person>
+            <b:Last>Karypis</b:Last>
+            <b:First>George</b:First>
+          </b:Person>
+          <b:Person>
+            <b:Last>Kumar</b:Last>
+            <b:First>Vipin</b:First>
           </b:Person>
         </b:NameList>
       </b:Author>
     </b:Author>
-    <b:Title>HTM for Adaptive Anomaly Detection in Streaming Data</b:Title>
-    <b:JournalName>IEEE Access</b:JournalName>
-    <b:Year>2023</b:Year>
-    <b:Pages>123456-123469</b:Pages>
-    <b:Volume>9</b:Volume>
+    <b:Title>Similarity Measures for Text Document Clustering</b:Title>
+    <b:JournalName>Neural Processing Letters</b:JournalName>
+    <b:Year>2000</b:Year>
+    <b:Pages>48-57</b:Pages>
+    <b:Issue>4</b:Issue>
+    <b:ConferenceName>Proceedings of the ACM SIGKDD International Conference on Knowledge Discovery and Data Mining (KDD)</b:ConferenceName>
     <b:RefOrder>9</b:RefOrder>
-  </b:Source>
-  <b:Source>
-    <b:Tag>MDu22</b:Tag>
-    <b:SourceType>JournalArticle</b:SourceType>
-    <b:Guid>{DCE7181A-0119-4A86-A3CB-F9CDBC4F5150}</b:Guid>
-    <b:Author>
-      <b:Author>
-        <b:NameList>
-          <b:Person>
-            <b:Last>M. Dubey</b:Last>
-            <b:First>C.</b:First>
-            <b:Middle>Zhao, S. Ahmad</b:Middle>
-          </b:Person>
-        </b:NameList>
-      </b:Author>
-    </b:Author>
-    <b:Title>Boosting Strategies in HTM Spatial Pooler: Enhancing Learning and Generalization</b:Title>
-    <b:JournalName>Neural Processing Letters</b:JournalName>
-    <b:Year>2022</b:Year>
-    <b:Pages>1321-1345</b:Pages>
-    <b:Volume>55</b:Volume>
-    <b:Issue>4</b:Issue>
-    <b:RefOrder>10</b:RefOrder>
   </b:Source>
 </b:Sources>
 </file>
 
 <file path=customXml/itemProps1.xml><?xml version="1.0" encoding="utf-8"?>
-<ds:datastoreItem xmlns:ds="http://schemas.openxmlformats.org/officeDocument/2006/customXml" ds:itemID="{FFD1214D-9886-499E-BF61-9E8F49188323}">
+<ds:datastoreItem xmlns:ds="http://schemas.openxmlformats.org/officeDocument/2006/customXml" ds:itemID="{B3003C0F-C682-4163-9A82-7B9656D7116B}">
   <ds:schemaRefs>
     <ds:schemaRef ds:uri="http://schemas.openxmlformats.org/officeDocument/2006/bibliography"/>
   </ds:schemaRefs>
